--- a/Reports/word/ИУ8-105_Шекунов_л3.docx
+++ b/Reports/word/ИУ8-105_Шекунов_л3.docx
@@ -1312,84 +1312,7 @@
           <w:rFonts w:cs="Times New Roman"/>
           <w:szCs w:val="28"/>
         </w:rPr>
-        <w:t>И</w:t>
-      </w:r>
-      <w:r>
-        <w:rPr>
-          <w:rFonts w:cs="Times New Roman"/>
-          <w:szCs w:val="28"/>
-        </w:rPr>
-        <w:t>зучить критерии выбора стратегий в неантагонистической бескоалиционной игре двух игроков на основе</w:t>
-      </w:r>
-      <w:r>
-        <w:rPr>
-          <w:rFonts w:cs="Times New Roman"/>
-          <w:szCs w:val="28"/>
-        </w:rPr>
-        <w:t xml:space="preserve"> </w:t>
-      </w:r>
-      <w:r>
-        <w:rPr>
-          <w:rFonts w:cs="Times New Roman"/>
-          <w:szCs w:val="28"/>
-        </w:rPr>
-        <w:t xml:space="preserve">равновесия Нэша и оптимальности по Парето. Проверить </w:t>
-      </w:r>
-      <w:r>
-        <w:rPr>
-          <w:rFonts w:cs="Times New Roman"/>
-          <w:szCs w:val="28"/>
-        </w:rPr>
-        <w:t xml:space="preserve">эти </w:t>
-      </w:r>
-      <w:r>
-        <w:rPr>
-          <w:rFonts w:cs="Times New Roman"/>
-          <w:szCs w:val="28"/>
-        </w:rPr>
-        <w:t>критерии на примере классических игр. Исследовать</w:t>
-      </w:r>
-      <w:r>
-        <w:rPr>
-          <w:rFonts w:cs="Times New Roman"/>
-          <w:szCs w:val="28"/>
-        </w:rPr>
-        <w:t xml:space="preserve"> </w:t>
-      </w:r>
-      <w:r>
-        <w:rPr>
-          <w:rFonts w:cs="Times New Roman"/>
-          <w:szCs w:val="28"/>
-        </w:rPr>
-        <w:t xml:space="preserve">свойства оптимальных решений неантагонистических бескоалиционных игр на примере биматричных </w:t>
-      </w:r>
-      <w:r>
-        <w:rPr>
-          <w:rFonts w:cs="Times New Roman"/>
-          <w:szCs w:val="28"/>
-        </w:rPr>
-        <w:t>(</w:t>
-      </w:r>
-      <w:r>
-        <w:rPr>
-          <w:rFonts w:cs="Times New Roman"/>
-          <w:szCs w:val="28"/>
-        </w:rPr>
-        <w:t>2×2</w:t>
-      </w:r>
-      <w:r>
-        <w:rPr>
-          <w:rFonts w:cs="Times New Roman"/>
-          <w:szCs w:val="28"/>
-        </w:rPr>
-        <w:t>)</w:t>
-      </w:r>
-      <w:r>
-        <w:rPr>
-          <w:rFonts w:cs="Times New Roman"/>
-          <w:szCs w:val="28"/>
-        </w:rPr>
-        <w:t>-игр.</w:t>
+        <w:t>Изучить критерии выбора стратегий в неантагонистической бескоалиционной игре двух игроков на основе равновесия Нэша и оптимальности по Парето. Проверить эти критерии на примере классических игр. Исследовать свойства оптимальных решений неантагонистических бескоалиционных игр на примере биматричных (2×2)-игр.</w:t>
       </w:r>
     </w:p>
     <w:p>
@@ -1426,136 +1349,24 @@
           <w:rFonts w:cs="Times New Roman"/>
           <w:szCs w:val="28"/>
         </w:rPr>
-        <w:t>1. С</w:t>
-      </w:r>
-      <w:r>
+        <w:t>1. Сгенерировать случайную биматричную игру (10 x 10). Найти ситуации, равновесные по Нэшу и оптимальные по Парето, а также пересечение множеств этих ситуаций. Выполнить проверку реализованных алгоритмов на примере трех известных игр: «Семейный спор», «Перекресток», «Дилемма заключенного».</w:t>
+      </w:r>
+    </w:p>
+    <w:p>
+      <w:pPr>
+        <w:spacing w:before="0" w:beforeAutospacing="0" w:after="0" w:afterAutospacing="0"/>
+        <w:jc w:val="both"/>
         <w:rPr>
           <w:rFonts w:cs="Times New Roman"/>
           <w:szCs w:val="28"/>
         </w:rPr>
-        <w:t>г</w:t>
-      </w:r>
+      </w:pPr>
       <w:r>
         <w:rPr>
           <w:rFonts w:cs="Times New Roman"/>
           <w:szCs w:val="28"/>
         </w:rPr>
-        <w:t>енерировать случайную биматричную игру (10 x 10).</w:t>
-      </w:r>
-      <w:r>
-        <w:rPr>
-          <w:rFonts w:cs="Times New Roman"/>
-          <w:szCs w:val="28"/>
-        </w:rPr>
-        <w:t xml:space="preserve"> </w:t>
-      </w:r>
-      <w:r>
-        <w:rPr>
-          <w:rFonts w:cs="Times New Roman"/>
-          <w:szCs w:val="28"/>
-        </w:rPr>
-        <w:t>Найти ситуации, равновесные по Нэшу и оптимальные по Парето, а также пересечение множеств этих ситуаций. Выполнить</w:t>
-      </w:r>
-      <w:r>
-        <w:rPr>
-          <w:rFonts w:cs="Times New Roman"/>
-          <w:szCs w:val="28"/>
-        </w:rPr>
-        <w:t xml:space="preserve"> </w:t>
-      </w:r>
-      <w:r>
-        <w:rPr>
-          <w:rFonts w:cs="Times New Roman"/>
-          <w:szCs w:val="28"/>
-        </w:rPr>
-        <w:t>проверку реализованных алгоритмов на примере трех известных</w:t>
-      </w:r>
-      <w:r>
-        <w:rPr>
-          <w:rFonts w:cs="Times New Roman"/>
-          <w:szCs w:val="28"/>
-        </w:rPr>
-        <w:t xml:space="preserve"> </w:t>
-      </w:r>
-      <w:r>
-        <w:rPr>
-          <w:rFonts w:cs="Times New Roman"/>
-          <w:szCs w:val="28"/>
-        </w:rPr>
-        <w:t>игр: «Семейный спор», «Перекресток», «Дилемма заключенного».</w:t>
-      </w:r>
-    </w:p>
-    <w:p>
-      <w:pPr>
-        <w:spacing w:before="0" w:beforeAutospacing="0" w:after="0" w:afterAutospacing="0"/>
-        <w:jc w:val="both"/>
-        <w:rPr>
-          <w:rFonts w:cs="Times New Roman"/>
-          <w:szCs w:val="28"/>
-        </w:rPr>
-      </w:pPr>
-      <w:r>
-        <w:rPr>
-          <w:rFonts w:cs="Times New Roman"/>
-          <w:szCs w:val="28"/>
-        </w:rPr>
-        <w:t>2. Для заданной биматричной (2 x 2)-игр</w:t>
-      </w:r>
-      <w:r>
-        <w:rPr>
-          <w:rFonts w:cs="Times New Roman"/>
-          <w:szCs w:val="28"/>
-        </w:rPr>
-        <w:t>ы</w:t>
-      </w:r>
-      <w:r>
-        <w:rPr>
-          <w:rFonts w:cs="Times New Roman"/>
-          <w:szCs w:val="28"/>
-        </w:rPr>
-        <w:t>, пользуясь</w:t>
-      </w:r>
-      <w:r>
-        <w:rPr>
-          <w:rFonts w:cs="Times New Roman"/>
-          <w:szCs w:val="28"/>
-        </w:rPr>
-        <w:t xml:space="preserve"> </w:t>
-      </w:r>
-      <w:r>
-        <w:rPr>
-          <w:rFonts w:cs="Times New Roman"/>
-          <w:szCs w:val="28"/>
-        </w:rPr>
-        <w:t>теоремами о свойствах оптимальных решений, найти ситуации,</w:t>
-      </w:r>
-      <w:r>
-        <w:rPr>
-          <w:rFonts w:cs="Times New Roman"/>
-          <w:szCs w:val="28"/>
-        </w:rPr>
-        <w:t xml:space="preserve"> </w:t>
-      </w:r>
-      <w:r>
-        <w:rPr>
-          <w:rFonts w:cs="Times New Roman"/>
-          <w:szCs w:val="28"/>
-        </w:rPr>
-        <w:t>равновесные по Нэшу, для исходной игры и для ее смешанного</w:t>
-      </w:r>
-      <w:r>
-        <w:rPr>
-          <w:rFonts w:cs="Times New Roman"/>
-          <w:szCs w:val="28"/>
-        </w:rPr>
-        <w:t xml:space="preserve"> </w:t>
-      </w:r>
-      <w:r>
-        <w:rPr>
-          <w:rFonts w:cs="Times New Roman"/>
-          <w:szCs w:val="28"/>
-        </w:rPr>
-        <w:t>расширения.</w:t>
+        <w:t>2. Для заданной биматричной (2 x 2)-игры, пользуясь теоремами о свойствах оптимальных решений, найти ситуации, равновесные по Нэшу, для исходной игры и для ее смешанного расширения.</w:t>
       </w:r>
     </w:p>
     <w:p>
@@ -1703,14 +1514,7 @@
                         <w:rFonts w:ascii="Cambria Math" w:hAnsi="Cambria Math" w:cs="Times New Roman"/>
                         <w:szCs w:val="28"/>
                       </w:rPr>
-                      <m:t>(</m:t>
-                    </m:r>
-                    <m:r>
-                      <w:rPr>
-                        <w:rFonts w:ascii="Cambria Math" w:hAnsi="Cambria Math" w:cs="Times New Roman"/>
-                        <w:szCs w:val="28"/>
-                      </w:rPr>
-                      <m:t>4,1)</m:t>
+                      <m:t>(4,1)</m:t>
                     </m:r>
                   </m:e>
                   <m:e>
@@ -1719,14 +1523,7 @@
                         <w:rFonts w:ascii="Cambria Math" w:hAnsi="Cambria Math" w:cs="Times New Roman"/>
                         <w:szCs w:val="28"/>
                       </w:rPr>
-                      <m:t>(</m:t>
-                    </m:r>
-                    <m:r>
-                      <w:rPr>
-                        <w:rFonts w:ascii="Cambria Math" w:hAnsi="Cambria Math" w:cs="Times New Roman"/>
-                        <w:szCs w:val="28"/>
-                      </w:rPr>
-                      <m:t>6,2)</m:t>
+                      <m:t>(6,2)</m:t>
                     </m:r>
                   </m:e>
                 </m:mr>
@@ -1737,14 +1534,7 @@
                         <w:rFonts w:ascii="Cambria Math" w:hAnsi="Cambria Math" w:cs="Times New Roman"/>
                         <w:szCs w:val="28"/>
                       </w:rPr>
-                      <m:t>(</m:t>
-                    </m:r>
-                    <m:r>
-                      <w:rPr>
-                        <w:rFonts w:ascii="Cambria Math" w:hAnsi="Cambria Math" w:cs="Times New Roman"/>
-                        <w:szCs w:val="28"/>
-                      </w:rPr>
-                      <m:t>11,7)</m:t>
+                      <m:t>(11,7)</m:t>
                     </m:r>
                   </m:e>
                   <m:e>
@@ -1753,14 +1543,7 @@
                         <w:rFonts w:ascii="Cambria Math" w:hAnsi="Cambria Math" w:cs="Times New Roman"/>
                         <w:szCs w:val="28"/>
                       </w:rPr>
-                      <m:t>(</m:t>
-                    </m:r>
-                    <m:r>
-                      <w:rPr>
-                        <w:rFonts w:ascii="Cambria Math" w:hAnsi="Cambria Math" w:cs="Times New Roman"/>
-                        <w:szCs w:val="28"/>
-                      </w:rPr>
-                      <m:t>0,5)</m:t>
+                      <m:t>(0,5)</m:t>
                     </m:r>
                   </m:e>
                 </m:mr>
@@ -2138,14 +1921,7 @@
               <w:rFonts w:ascii="Cambria Math" w:hAnsi="Cambria Math" w:cs="Times New Roman"/>
               <w:szCs w:val="28"/>
             </w:rPr>
-            <m:t>​</m:t>
-          </m:r>
-          <m:r>
-            <w:rPr>
-              <w:rFonts w:ascii="Cambria Math" w:hAnsi="Cambria Math" w:cs="Times New Roman"/>
-              <w:szCs w:val="28"/>
-            </w:rPr>
-            <m:t>​=</m:t>
+            <m:t>​​=</m:t>
           </m:r>
           <m:f>
             <m:fPr>
@@ -2262,14 +2038,7 @@
               <w:rFonts w:ascii="Cambria Math" w:hAnsi="Cambria Math" w:cs="Times New Roman"/>
               <w:szCs w:val="28"/>
             </w:rPr>
-            <m:t>​</m:t>
-          </m:r>
-          <m:r>
-            <w:rPr>
-              <w:rFonts w:ascii="Cambria Math" w:hAnsi="Cambria Math" w:cs="Times New Roman"/>
-              <w:szCs w:val="28"/>
-            </w:rPr>
-            <m:t>=</m:t>
+            <m:t>​=</m:t>
           </m:r>
           <m:f>
             <m:fPr>
@@ -2505,42 +2274,29 @@
           <w:rFonts w:cs="Times New Roman"/>
           <w:szCs w:val="28"/>
         </w:rPr>
-        <w:t xml:space="preserve">Для удобного отображения на рисунках ситуации </w:t>
+        <w:t xml:space="preserve">Для удобного отображения на рисунках ситуации равновесные по Нэшу, оптимальные по Парето и их пересечения </w:t>
       </w:r>
       <w:r>
         <w:rPr>
           <w:rFonts w:cs="Times New Roman"/>
           <w:szCs w:val="28"/>
         </w:rPr>
-        <w:t>равновесные по Нэшу</w:t>
-      </w:r>
-      <w:r>
+        <w:t>обозначены различными цветами.</w:t>
+      </w:r>
+    </w:p>
+    <w:p>
+      <w:pPr>
+        <w:spacing w:before="0" w:beforeAutospacing="0" w:after="0" w:afterAutospacing="0"/>
+        <w:jc w:val="center"/>
         <w:rPr>
           <w:rFonts w:cs="Times New Roman"/>
           <w:szCs w:val="28"/>
         </w:rPr>
-        <w:t xml:space="preserve">, оптимальные по Парето и их пересечения </w:t>
-      </w:r>
+      </w:pPr>
       <w:r>
         <w:rPr>
           <w:rFonts w:cs="Times New Roman"/>
-          <w:szCs w:val="28"/>
-        </w:rPr>
-        <w:t>обозначены различными цветами.</w:t>
-      </w:r>
-    </w:p>
-    <w:p>
-      <w:pPr>
-        <w:spacing w:before="0" w:beforeAutospacing="0" w:after="0" w:afterAutospacing="0"/>
-        <w:jc w:val="center"/>
-        <w:rPr>
-          <w:rFonts w:cs="Times New Roman"/>
-          <w:szCs w:val="28"/>
-        </w:rPr>
-      </w:pPr>
-      <w:r>
-        <w:rPr>
-          <w:rFonts w:cs="Times New Roman"/>
+          <w:noProof/>
           <w:szCs w:val="28"/>
         </w:rPr>
         <w:drawing>
@@ -2697,6 +2453,7 @@
       <w:r>
         <w:rPr>
           <w:rFonts w:cs="Times New Roman"/>
+          <w:noProof/>
           <w:szCs w:val="28"/>
         </w:rPr>
         <w:drawing>
@@ -2763,25 +2520,7 @@
           <w:iCs/>
           <w:szCs w:val="28"/>
         </w:rPr>
-        <w:t xml:space="preserve">Рисунок </w:t>
-      </w:r>
-      <w:r>
-        <w:rPr>
-          <w:rFonts w:cs="Times New Roman"/>
-          <w:i/>
-          <w:iCs/>
-          <w:szCs w:val="28"/>
-        </w:rPr>
-        <w:t>2</w:t>
-      </w:r>
-      <w:r>
-        <w:rPr>
-          <w:rFonts w:cs="Times New Roman"/>
-          <w:i/>
-          <w:iCs/>
-          <w:szCs w:val="28"/>
-        </w:rPr>
-        <w:t xml:space="preserve"> – Дилемма заключённого</w:t>
+        <w:t>Рисунок 2 – Дилемма заключённого</w:t>
       </w:r>
     </w:p>
     <w:p>
@@ -2822,7 +2561,7 @@
           <w:rFonts w:cs="Times New Roman"/>
           <w:szCs w:val="28"/>
         </w:rPr>
-        <w:t>Для смешанных стратегий программа вполне смешанной равновесной ситуации не существует, поскольку у обоих игроков имеется строго доминирующая стратегия «Говорить».</w:t>
+        <w:t>Для смешанных стратегий вполне смешанной равновесной ситуации не существует, поскольку у обоих игроков имеется строго доминирующая стратегия «Говорить».</w:t>
       </w:r>
     </w:p>
     <w:p>
@@ -2952,6 +2691,7 @@
       <w:r>
         <w:rPr>
           <w:rFonts w:cs="Times New Roman"/>
+          <w:noProof/>
           <w:szCs w:val="28"/>
         </w:rPr>
         <w:drawing>
@@ -3155,70 +2895,7 @@
               <w:rFonts w:ascii="Cambria Math" w:hAnsi="Cambria Math" w:cs="Times New Roman"/>
               <w:szCs w:val="28"/>
             </w:rPr>
-            <m:t>x=</m:t>
-          </m:r>
-          <m:r>
-            <w:rPr>
-              <w:rFonts w:ascii="Cambria Math" w:hAnsi="Cambria Math" w:cs="Times New Roman"/>
-              <w:szCs w:val="28"/>
-            </w:rPr>
-            <m:t>[</m:t>
-          </m:r>
-          <m:r>
-            <w:rPr>
-              <w:rFonts w:ascii="Cambria Math" w:hAnsi="Cambria Math" w:cs="Times New Roman"/>
-              <w:szCs w:val="28"/>
-            </w:rPr>
-            <m:t>0.8;0.2</m:t>
-          </m:r>
-          <m:r>
-            <w:rPr>
-              <w:rFonts w:ascii="Cambria Math" w:hAnsi="Cambria Math" w:cs="Times New Roman"/>
-              <w:szCs w:val="28"/>
-            </w:rPr>
-            <m:t>]</m:t>
-          </m:r>
-          <m:r>
-            <w:rPr>
-              <w:rFonts w:ascii="Cambria Math" w:hAnsi="Cambria Math" w:cs="Times New Roman"/>
-              <w:szCs w:val="28"/>
-            </w:rPr>
-            <m:t>,</m:t>
-          </m:r>
-          <m:r>
-            <w:rPr>
-              <w:rFonts w:ascii="Cambria Math" w:hAnsi="Cambria Math" w:cs="Times New Roman"/>
-              <w:szCs w:val="28"/>
-            </w:rPr>
-            <m:t xml:space="preserve">  </m:t>
-          </m:r>
-          <m:r>
-            <w:rPr>
-              <w:rFonts w:ascii="Cambria Math" w:hAnsi="Cambria Math" w:cs="Times New Roman"/>
-              <w:szCs w:val="28"/>
-            </w:rPr>
-            <m:t>y=</m:t>
-          </m:r>
-          <m:r>
-            <w:rPr>
-              <w:rFonts w:ascii="Cambria Math" w:hAnsi="Cambria Math" w:cs="Times New Roman"/>
-              <w:szCs w:val="28"/>
-            </w:rPr>
-            <m:t>[</m:t>
-          </m:r>
-          <m:r>
-            <w:rPr>
-              <w:rFonts w:ascii="Cambria Math" w:hAnsi="Cambria Math" w:cs="Times New Roman"/>
-              <w:szCs w:val="28"/>
-            </w:rPr>
-            <m:t>0.2;0.8</m:t>
-          </m:r>
-          <m:r>
-            <w:rPr>
-              <w:rFonts w:ascii="Cambria Math" w:hAnsi="Cambria Math" w:cs="Times New Roman"/>
-              <w:szCs w:val="28"/>
-            </w:rPr>
-            <m:t>]</m:t>
+            <m:t>x=[0.8;0.2],  y=[0.2;0.8]</m:t>
           </m:r>
         </m:oMath>
       </m:oMathPara>
@@ -3258,21 +2935,7 @@
               <w:rFonts w:ascii="Cambria Math" w:hAnsi="Cambria Math" w:cs="Times New Roman"/>
               <w:szCs w:val="28"/>
             </w:rPr>
-            <m:t>v1=0.8,</m:t>
-          </m:r>
-          <m:r>
-            <w:rPr>
-              <w:rFonts w:ascii="Cambria Math" w:hAnsi="Cambria Math" w:cs="Times New Roman"/>
-              <w:szCs w:val="28"/>
-            </w:rPr>
-            <m:t xml:space="preserve">  </m:t>
-          </m:r>
-          <m:r>
-            <w:rPr>
-              <w:rFonts w:ascii="Cambria Math" w:hAnsi="Cambria Math" w:cs="Times New Roman"/>
-              <w:szCs w:val="28"/>
-            </w:rPr>
-            <m:t>v2=0.8.</m:t>
+            <m:t>v1=0.8,  v2=0.8.</m:t>
           </m:r>
         </m:oMath>
       </m:oMathPara>
@@ -3324,6 +2987,7 @@
       <w:r>
         <w:rPr>
           <w:rFonts w:cs="Times New Roman"/>
+          <w:noProof/>
           <w:szCs w:val="28"/>
         </w:rPr>
         <w:drawing>
@@ -3534,63 +3198,7 @@
               <w:rFonts w:ascii="Cambria Math" w:hAnsi="Cambria Math" w:cs="Times New Roman"/>
               <w:szCs w:val="28"/>
             </w:rPr>
-            <m:t>x=[0.926</m:t>
-          </m:r>
-          <m:r>
-            <w:rPr>
-              <w:rFonts w:ascii="Cambria Math" w:hAnsi="Cambria Math" w:cs="Times New Roman"/>
-              <w:szCs w:val="28"/>
-            </w:rPr>
-            <m:t>;</m:t>
-          </m:r>
-          <m:r>
-            <w:rPr>
-              <w:rFonts w:ascii="Cambria Math" w:hAnsi="Cambria Math" w:cs="Times New Roman"/>
-              <w:szCs w:val="28"/>
-            </w:rPr>
-            <m:t>0.074]</m:t>
-          </m:r>
-          <m:r>
-            <w:rPr>
-              <w:rFonts w:ascii="Cambria Math" w:hAnsi="Cambria Math" w:cs="Times New Roman"/>
-              <w:szCs w:val="28"/>
-            </w:rPr>
-            <m:t>,</m:t>
-          </m:r>
-          <m:r>
-            <w:rPr>
-              <w:rFonts w:ascii="Cambria Math" w:hAnsi="Cambria Math" w:cs="Times New Roman"/>
-              <w:szCs w:val="28"/>
-            </w:rPr>
-            <m:t xml:space="preserve">  </m:t>
-          </m:r>
-          <m:r>
-            <w:rPr>
-              <w:rFonts w:ascii="Cambria Math" w:hAnsi="Cambria Math" w:cs="Times New Roman"/>
-              <w:szCs w:val="28"/>
-            </w:rPr>
-            <m:t>y=[0.73</m:t>
-          </m:r>
-          <m:r>
-            <w:rPr>
-              <w:rFonts w:ascii="Cambria Math" w:hAnsi="Cambria Math" w:cs="Times New Roman"/>
-              <w:szCs w:val="28"/>
-            </w:rPr>
-            <m:t>;</m:t>
-          </m:r>
-          <m:r>
-            <w:rPr>
-              <w:rFonts w:ascii="Cambria Math" w:hAnsi="Cambria Math" w:cs="Times New Roman"/>
-              <w:szCs w:val="28"/>
-            </w:rPr>
-            <m:t>0.27]</m:t>
-          </m:r>
-          <m:r>
-            <w:rPr>
-              <w:rFonts w:ascii="Cambria Math" w:hAnsi="Cambria Math" w:cs="Times New Roman"/>
-              <w:szCs w:val="28"/>
-            </w:rPr>
-            <m:t>,</m:t>
+            <m:t>x=[0.926;0.074],  y=[0.73;0.27],</m:t>
           </m:r>
         </m:oMath>
       </m:oMathPara>
@@ -3611,21 +3219,7 @@
               <w:rFonts w:ascii="Cambria Math" w:hAnsi="Cambria Math" w:cs="Times New Roman"/>
               <w:szCs w:val="28"/>
             </w:rPr>
-            <m:t>v1​=0.919,</m:t>
-          </m:r>
-          <m:r>
-            <w:rPr>
-              <w:rFonts w:ascii="Cambria Math" w:hAnsi="Cambria Math" w:cs="Times New Roman"/>
-              <w:szCs w:val="28"/>
-            </w:rPr>
-            <m:t xml:space="preserve">  </m:t>
-          </m:r>
-          <m:r>
-            <w:rPr>
-              <w:rFonts w:ascii="Cambria Math" w:hAnsi="Cambria Math" w:cs="Times New Roman"/>
-              <w:szCs w:val="28"/>
-            </w:rPr>
-            <m:t>v2​=0.963.</m:t>
+            <m:t>v1​=0.919,  v2​=0.963.</m:t>
           </m:r>
         </m:oMath>
       </m:oMathPara>
@@ -3648,15 +3242,7 @@
           <w:u w:val="single"/>
         </w:rPr>
         <w:lastRenderedPageBreak/>
-        <w:t>Случайная биматричная игра 10×</w:t>
-      </w:r>
-      <w:r>
-        <w:rPr>
-          <w:rFonts w:cs="Times New Roman"/>
-          <w:szCs w:val="28"/>
-          <w:u w:val="single"/>
-        </w:rPr>
-        <w:t>10</w:t>
+        <w:t>Случайная биматричная игра 10×10</w:t>
       </w:r>
     </w:p>
     <w:bookmarkEnd w:id="0"/>
@@ -3674,6 +3260,7 @@
       <w:r>
         <w:rPr>
           <w:rFonts w:cs="Times New Roman"/>
+          <w:noProof/>
           <w:szCs w:val="28"/>
         </w:rPr>
         <w:drawing>
@@ -3861,14 +3448,7 @@
               <w:rFonts w:ascii="Cambria Math" w:hAnsi="Cambria Math" w:cs="Times New Roman"/>
               <w:szCs w:val="28"/>
             </w:rPr>
-            <m:t>(A5,B6)=(31,37</m:t>
-          </m:r>
-          <m:r>
-            <w:rPr>
-              <w:rFonts w:ascii="Cambria Math" w:hAnsi="Cambria Math" w:cs="Times New Roman"/>
-              <w:szCs w:val="28"/>
-            </w:rPr>
-            <m:t xml:space="preserve">),  </m:t>
+            <m:t xml:space="preserve">(A5,B6)=(31,37),  </m:t>
           </m:r>
         </m:oMath>
       </m:oMathPara>
@@ -3953,14 +3533,7 @@
               <w:rFonts w:ascii="Cambria Math" w:hAnsi="Cambria Math" w:cs="Times New Roman"/>
               <w:szCs w:val="28"/>
             </w:rPr>
-            <m:t>,</m:t>
-          </m:r>
-          <m:r>
-            <w:rPr>
-              <w:rFonts w:ascii="Cambria Math" w:hAnsi="Cambria Math" w:cs="Times New Roman"/>
-              <w:szCs w:val="28"/>
-            </w:rPr>
-            <m:t xml:space="preserve">  </m:t>
+            <m:t xml:space="preserve">,  </m:t>
           </m:r>
         </m:oMath>
       </m:oMathPara>
@@ -4049,14 +3622,7 @@
               <w:rFonts w:ascii="Cambria Math" w:hAnsi="Cambria Math" w:cs="Times New Roman"/>
               <w:szCs w:val="28"/>
             </w:rPr>
-            <m:t>(</m:t>
-          </m:r>
-          <m:r>
-            <w:rPr>
-              <w:rFonts w:ascii="Cambria Math" w:hAnsi="Cambria Math" w:cs="Times New Roman"/>
-              <w:szCs w:val="28"/>
-            </w:rPr>
-            <m:t>A10,B3)=(50,26)</m:t>
+            <m:t>(A10,B3)=(50,26)</m:t>
           </m:r>
         </m:oMath>
       </m:oMathPara>
@@ -4129,84 +3695,7 @@
               <w:rFonts w:ascii="Cambria Math" w:hAnsi="Cambria Math" w:cs="Times New Roman"/>
               <w:szCs w:val="28"/>
             </w:rPr>
-            <m:t>(</m:t>
-          </m:r>
-          <m:r>
-            <w:rPr>
-              <w:rFonts w:ascii="Cambria Math" w:hAnsi="Cambria Math" w:cs="Times New Roman"/>
-              <w:szCs w:val="28"/>
-            </w:rPr>
-            <m:t>A7</m:t>
-          </m:r>
-          <m:r>
-            <w:rPr>
-              <w:rFonts w:ascii="Cambria Math" w:hAnsi="Cambria Math" w:cs="Times New Roman"/>
-              <w:szCs w:val="28"/>
-            </w:rPr>
-            <m:t>,</m:t>
-          </m:r>
-          <m:r>
-            <w:rPr>
-              <w:rFonts w:ascii="Cambria Math" w:hAnsi="Cambria Math" w:cs="Times New Roman"/>
-              <w:szCs w:val="28"/>
-            </w:rPr>
-            <m:t>B8</m:t>
-          </m:r>
-          <m:r>
-            <w:rPr>
-              <w:rFonts w:ascii="Cambria Math" w:hAnsi="Cambria Math" w:cs="Times New Roman"/>
-              <w:szCs w:val="28"/>
-            </w:rPr>
-            <m:t>)</m:t>
-          </m:r>
-          <m:r>
-            <w:rPr>
-              <w:rFonts w:ascii="Cambria Math" w:hAnsi="Cambria Math" w:cs="Times New Roman"/>
-              <w:szCs w:val="28"/>
-            </w:rPr>
-            <m:t>=</m:t>
-          </m:r>
-          <m:r>
-            <w:rPr>
-              <w:rFonts w:ascii="Cambria Math" w:hAnsi="Cambria Math" w:cs="Times New Roman"/>
-              <w:szCs w:val="28"/>
-            </w:rPr>
-            <m:t>(</m:t>
-          </m:r>
-          <m:r>
-            <w:rPr>
-              <w:rFonts w:ascii="Cambria Math" w:hAnsi="Cambria Math" w:cs="Times New Roman"/>
-              <w:szCs w:val="28"/>
-            </w:rPr>
-            <m:t>43</m:t>
-          </m:r>
-          <m:r>
-            <w:rPr>
-              <w:rFonts w:ascii="Cambria Math" w:hAnsi="Cambria Math" w:cs="Times New Roman"/>
-              <w:szCs w:val="28"/>
-            </w:rPr>
-            <m:t>,</m:t>
-          </m:r>
-          <m:r>
-            <w:rPr>
-              <w:rFonts w:ascii="Cambria Math" w:hAnsi="Cambria Math" w:cs="Times New Roman"/>
-              <w:szCs w:val="28"/>
-            </w:rPr>
-            <m:t>44</m:t>
-          </m:r>
-          <m:r>
-            <w:rPr>
-              <w:rFonts w:ascii="Cambria Math" w:hAnsi="Cambria Math" w:cs="Times New Roman"/>
-              <w:szCs w:val="28"/>
-            </w:rPr>
-            <m:t>)</m:t>
-          </m:r>
-          <m:r>
-            <w:rPr>
-              <w:rFonts w:ascii="Cambria Math" w:hAnsi="Cambria Math" w:cs="Times New Roman"/>
-              <w:szCs w:val="28"/>
-            </w:rPr>
-            <m:t>.</m:t>
+            <m:t>(A7,B8)=(43,44).</m:t>
           </m:r>
         </m:oMath>
       </m:oMathPara>
@@ -4333,6 +3822,7 @@
       <w:r>
         <w:rPr>
           <w:rFonts w:cs="Times New Roman"/>
+          <w:noProof/>
           <w:szCs w:val="28"/>
         </w:rPr>
         <w:drawing>
@@ -4434,7 +3924,21 @@
           <w:rFonts w:cs="Times New Roman"/>
           <w:szCs w:val="28"/>
         </w:rPr>
-        <w:t>По результатам программы найдены две равновесные ситуации:</w:t>
+        <w:t>И</w:t>
+      </w:r>
+      <w:r>
+        <w:rPr>
+          <w:rFonts w:cs="Times New Roman"/>
+          <w:szCs w:val="28"/>
+        </w:rPr>
+        <w:t>гра имеет два равновесия по Нэшу в чистых стратегиях</w:t>
+      </w:r>
+      <w:r>
+        <w:rPr>
+          <w:rFonts w:cs="Times New Roman"/>
+          <w:szCs w:val="28"/>
+        </w:rPr>
+        <w:t>:</w:t>
       </w:r>
     </w:p>
     <w:p>
@@ -4453,77 +3957,7 @@
               <w:rFonts w:ascii="Cambria Math" w:hAnsi="Cambria Math" w:cs="Times New Roman"/>
               <w:szCs w:val="28"/>
             </w:rPr>
-            <m:t>(</m:t>
-          </m:r>
-          <m:r>
-            <w:rPr>
-              <w:rFonts w:ascii="Cambria Math" w:hAnsi="Cambria Math" w:cs="Times New Roman"/>
-              <w:szCs w:val="28"/>
-            </w:rPr>
-            <m:t>α1</m:t>
-          </m:r>
-          <m:r>
-            <w:rPr>
-              <w:rFonts w:ascii="Cambria Math" w:hAnsi="Cambria Math" w:cs="Times New Roman"/>
-              <w:szCs w:val="28"/>
-            </w:rPr>
-            <m:t>​,</m:t>
-          </m:r>
-          <m:r>
-            <w:rPr>
-              <w:rFonts w:ascii="Cambria Math" w:hAnsi="Cambria Math" w:cs="Times New Roman"/>
-              <w:szCs w:val="28"/>
-            </w:rPr>
-            <m:t>β2</m:t>
-          </m:r>
-          <m:r>
-            <w:rPr>
-              <w:rFonts w:ascii="Cambria Math" w:hAnsi="Cambria Math" w:cs="Times New Roman"/>
-              <w:szCs w:val="28"/>
-            </w:rPr>
-            <m:t>​)</m:t>
-          </m:r>
-          <m:r>
-            <w:rPr>
-              <w:rFonts w:ascii="Cambria Math" w:hAnsi="Cambria Math" w:cs="Times New Roman"/>
-              <w:szCs w:val="28"/>
-            </w:rPr>
-            <m:t>=</m:t>
-          </m:r>
-          <m:r>
-            <w:rPr>
-              <w:rFonts w:ascii="Cambria Math" w:hAnsi="Cambria Math" w:cs="Times New Roman"/>
-              <w:szCs w:val="28"/>
-            </w:rPr>
-            <m:t>(</m:t>
-          </m:r>
-          <m:r>
-            <w:rPr>
-              <w:rFonts w:ascii="Cambria Math" w:hAnsi="Cambria Math" w:cs="Times New Roman"/>
-              <w:szCs w:val="28"/>
-            </w:rPr>
-            <m:t>6</m:t>
-          </m:r>
-          <m:r>
-            <w:rPr>
-              <w:rFonts w:ascii="Cambria Math" w:hAnsi="Cambria Math" w:cs="Times New Roman"/>
-              <w:szCs w:val="28"/>
-            </w:rPr>
-            <m:t>,</m:t>
-          </m:r>
-          <m:r>
-            <w:rPr>
-              <w:rFonts w:ascii="Cambria Math" w:hAnsi="Cambria Math" w:cs="Times New Roman"/>
-              <w:szCs w:val="28"/>
-            </w:rPr>
-            <m:t>2</m:t>
-          </m:r>
-          <m:r>
-            <w:rPr>
-              <w:rFonts w:ascii="Cambria Math" w:hAnsi="Cambria Math" w:cs="Times New Roman"/>
-              <w:szCs w:val="28"/>
-            </w:rPr>
-            <m:t>)</m:t>
+            <m:t>(α1​,β2​)=(6,2)</m:t>
           </m:r>
         </m:oMath>
       </m:oMathPara>
@@ -4544,104 +3978,10 @@
               <w:rFonts w:ascii="Cambria Math" w:hAnsi="Cambria Math" w:cs="Times New Roman"/>
               <w:szCs w:val="28"/>
             </w:rPr>
-            <m:t>(</m:t>
-          </m:r>
-          <m:r>
-            <w:rPr>
-              <w:rFonts w:ascii="Cambria Math" w:hAnsi="Cambria Math" w:cs="Times New Roman"/>
-              <w:szCs w:val="28"/>
-            </w:rPr>
-            <m:t>α2</m:t>
-          </m:r>
-          <m:r>
-            <w:rPr>
-              <w:rFonts w:ascii="Cambria Math" w:hAnsi="Cambria Math" w:cs="Times New Roman"/>
-              <w:szCs w:val="28"/>
-            </w:rPr>
-            <m:t>​,</m:t>
-          </m:r>
-          <m:r>
-            <w:rPr>
-              <w:rFonts w:ascii="Cambria Math" w:hAnsi="Cambria Math" w:cs="Times New Roman"/>
-              <w:szCs w:val="28"/>
-            </w:rPr>
-            <m:t>β1</m:t>
-          </m:r>
-          <m:r>
-            <w:rPr>
-              <w:rFonts w:ascii="Cambria Math" w:hAnsi="Cambria Math" w:cs="Times New Roman"/>
-              <w:szCs w:val="28"/>
-            </w:rPr>
-            <m:t>​)</m:t>
-          </m:r>
-          <m:r>
-            <w:rPr>
-              <w:rFonts w:ascii="Cambria Math" w:hAnsi="Cambria Math" w:cs="Times New Roman"/>
-              <w:szCs w:val="28"/>
-            </w:rPr>
-            <m:t>=</m:t>
-          </m:r>
-          <m:r>
-            <w:rPr>
-              <w:rFonts w:ascii="Cambria Math" w:hAnsi="Cambria Math" w:cs="Times New Roman"/>
-              <w:szCs w:val="28"/>
-            </w:rPr>
-            <m:t>(</m:t>
-          </m:r>
-          <m:r>
-            <w:rPr>
-              <w:rFonts w:ascii="Cambria Math" w:hAnsi="Cambria Math" w:cs="Times New Roman"/>
-              <w:szCs w:val="28"/>
-            </w:rPr>
-            <m:t>11</m:t>
-          </m:r>
-          <m:r>
-            <w:rPr>
-              <w:rFonts w:ascii="Cambria Math" w:hAnsi="Cambria Math" w:cs="Times New Roman"/>
-              <w:szCs w:val="28"/>
-            </w:rPr>
-            <m:t>,</m:t>
-          </m:r>
-          <m:r>
-            <w:rPr>
-              <w:rFonts w:ascii="Cambria Math" w:hAnsi="Cambria Math" w:cs="Times New Roman"/>
-              <w:szCs w:val="28"/>
-            </w:rPr>
-            <m:t>7</m:t>
-          </m:r>
-          <m:r>
-            <w:rPr>
-              <w:rFonts w:ascii="Cambria Math" w:hAnsi="Cambria Math" w:cs="Times New Roman"/>
-              <w:szCs w:val="28"/>
-            </w:rPr>
-            <m:t>)</m:t>
+            <m:t>(α2​,β1​)=(11,7)</m:t>
           </m:r>
         </m:oMath>
       </m:oMathPara>
-    </w:p>
-    <w:p>
-      <w:pPr>
-        <w:spacing w:before="0" w:beforeAutospacing="0" w:after="0" w:afterAutospacing="0"/>
-        <w:jc w:val="both"/>
-        <w:rPr>
-          <w:rFonts w:cs="Times New Roman"/>
-          <w:szCs w:val="28"/>
-        </w:rPr>
-      </w:pPr>
-      <w:r>
-        <w:rPr>
-          <w:rFonts w:cs="Times New Roman"/>
-          <w:szCs w:val="28"/>
-        </w:rPr>
-        <w:t>То есть и</w:t>
-      </w:r>
-      <w:r>
-        <w:rPr>
-          <w:rFonts w:cs="Times New Roman"/>
-          <w:szCs w:val="28"/>
-        </w:rPr>
-        <w:t>гра имеет два равновесия по Нэшу в чистых стратегиях.</w:t>
-      </w:r>
     </w:p>
     <w:p>
       <w:pPr>
@@ -4676,77 +4016,7 @@
               <w:rFonts w:ascii="Cambria Math" w:hAnsi="Cambria Math" w:cs="Times New Roman"/>
               <w:szCs w:val="28"/>
             </w:rPr>
-            <m:t>(</m:t>
-          </m:r>
-          <m:r>
-            <w:rPr>
-              <w:rFonts w:ascii="Cambria Math" w:hAnsi="Cambria Math" w:cs="Times New Roman"/>
-              <w:szCs w:val="28"/>
-            </w:rPr>
-            <m:t>α2</m:t>
-          </m:r>
-          <m:r>
-            <w:rPr>
-              <w:rFonts w:ascii="Cambria Math" w:hAnsi="Cambria Math" w:cs="Times New Roman"/>
-              <w:szCs w:val="28"/>
-            </w:rPr>
-            <m:t>​,</m:t>
-          </m:r>
-          <m:r>
-            <w:rPr>
-              <w:rFonts w:ascii="Cambria Math" w:hAnsi="Cambria Math" w:cs="Times New Roman"/>
-              <w:szCs w:val="28"/>
-            </w:rPr>
-            <m:t>β1</m:t>
-          </m:r>
-          <m:r>
-            <w:rPr>
-              <w:rFonts w:ascii="Cambria Math" w:hAnsi="Cambria Math" w:cs="Times New Roman"/>
-              <w:szCs w:val="28"/>
-            </w:rPr>
-            <m:t>​)</m:t>
-          </m:r>
-          <m:r>
-            <w:rPr>
-              <w:rFonts w:ascii="Cambria Math" w:hAnsi="Cambria Math" w:cs="Times New Roman"/>
-              <w:szCs w:val="28"/>
-            </w:rPr>
-            <m:t>=</m:t>
-          </m:r>
-          <m:r>
-            <w:rPr>
-              <w:rFonts w:ascii="Cambria Math" w:hAnsi="Cambria Math" w:cs="Times New Roman"/>
-              <w:szCs w:val="28"/>
-            </w:rPr>
-            <m:t>(</m:t>
-          </m:r>
-          <m:r>
-            <w:rPr>
-              <w:rFonts w:ascii="Cambria Math" w:hAnsi="Cambria Math" w:cs="Times New Roman"/>
-              <w:szCs w:val="28"/>
-            </w:rPr>
-            <m:t>11</m:t>
-          </m:r>
-          <m:r>
-            <w:rPr>
-              <w:rFonts w:ascii="Cambria Math" w:hAnsi="Cambria Math" w:cs="Times New Roman"/>
-              <w:szCs w:val="28"/>
-            </w:rPr>
-            <m:t>,</m:t>
-          </m:r>
-          <m:r>
-            <w:rPr>
-              <w:rFonts w:ascii="Cambria Math" w:hAnsi="Cambria Math" w:cs="Times New Roman"/>
-              <w:szCs w:val="28"/>
-            </w:rPr>
-            <m:t>7</m:t>
-          </m:r>
-          <m:r>
-            <w:rPr>
-              <w:rFonts w:ascii="Cambria Math" w:hAnsi="Cambria Math" w:cs="Times New Roman"/>
-              <w:szCs w:val="28"/>
-            </w:rPr>
-            <m:t>)</m:t>
+            <m:t>(α2​,β1​)=(11,7)</m:t>
           </m:r>
         </m:oMath>
       </m:oMathPara>
@@ -4850,49 +4120,7 @@
               <w:rFonts w:ascii="Cambria Math" w:hAnsi="Cambria Math" w:cs="Times New Roman"/>
               <w:szCs w:val="28"/>
             </w:rPr>
-            <m:t>x=[0.667</m:t>
-          </m:r>
-          <m:r>
-            <w:rPr>
-              <w:rFonts w:ascii="Cambria Math" w:hAnsi="Cambria Math" w:cs="Times New Roman"/>
-              <w:szCs w:val="28"/>
-            </w:rPr>
-            <m:t>;</m:t>
-          </m:r>
-          <m:r>
-            <w:rPr>
-              <w:rFonts w:ascii="Cambria Math" w:hAnsi="Cambria Math" w:cs="Times New Roman"/>
-              <w:szCs w:val="28"/>
-            </w:rPr>
-            <m:t>0.333]</m:t>
-          </m:r>
-          <m:r>
-            <w:rPr>
-              <w:rFonts w:ascii="Cambria Math" w:hAnsi="Cambria Math" w:cs="Times New Roman"/>
-              <w:szCs w:val="28"/>
-            </w:rPr>
-            <m:t>,</m:t>
-          </m:r>
-          <m:r>
-            <w:rPr>
-              <w:rFonts w:ascii="Cambria Math" w:hAnsi="Cambria Math" w:cs="Times New Roman"/>
-              <w:szCs w:val="28"/>
-            </w:rPr>
-            <m:t>y=[0.462</m:t>
-          </m:r>
-          <m:r>
-            <w:rPr>
-              <w:rFonts w:ascii="Cambria Math" w:hAnsi="Cambria Math" w:cs="Times New Roman"/>
-              <w:szCs w:val="28"/>
-            </w:rPr>
-            <m:t>;</m:t>
-          </m:r>
-          <m:r>
-            <w:rPr>
-              <w:rFonts w:ascii="Cambria Math" w:hAnsi="Cambria Math" w:cs="Times New Roman"/>
-              <w:szCs w:val="28"/>
-            </w:rPr>
-            <m:t>0.538].</m:t>
+            <m:t>x=[0.667;0.333],y=[0.462;0.538].</m:t>
           </m:r>
         </m:oMath>
       </m:oMathPara>
@@ -4930,21 +4158,7 @@
               <w:rFonts w:ascii="Cambria Math" w:hAnsi="Cambria Math" w:cs="Times New Roman"/>
               <w:szCs w:val="28"/>
             </w:rPr>
-            <m:t>v1​=5.077,</m:t>
-          </m:r>
-          <m:r>
-            <w:rPr>
-              <w:rFonts w:ascii="Cambria Math" w:hAnsi="Cambria Math" w:cs="Times New Roman"/>
-              <w:szCs w:val="28"/>
-            </w:rPr>
-            <m:t xml:space="preserve">  </m:t>
-          </m:r>
-          <m:r>
-            <w:rPr>
-              <w:rFonts w:ascii="Cambria Math" w:hAnsi="Cambria Math" w:cs="Times New Roman"/>
-              <w:szCs w:val="28"/>
-            </w:rPr>
-            <m:t>v2​=3.</m:t>
+            <m:t>v1​=5.077,  v2​=3.</m:t>
           </m:r>
         </m:oMath>
       </m:oMathPara>
@@ -5116,84 +4330,7 @@
               <w:rFonts w:ascii="Cambria Math" w:hAnsi="Cambria Math" w:cs="Times New Roman"/>
               <w:szCs w:val="28"/>
             </w:rPr>
-            <m:t>(</m:t>
-          </m:r>
-          <m:r>
-            <w:rPr>
-              <w:rFonts w:ascii="Cambria Math" w:hAnsi="Cambria Math" w:cs="Times New Roman"/>
-              <w:szCs w:val="28"/>
-            </w:rPr>
-            <m:t>A7</m:t>
-          </m:r>
-          <m:r>
-            <w:rPr>
-              <w:rFonts w:ascii="Cambria Math" w:hAnsi="Cambria Math" w:cs="Times New Roman"/>
-              <w:szCs w:val="28"/>
-            </w:rPr>
-            <m:t>,</m:t>
-          </m:r>
-          <m:r>
-            <w:rPr>
-              <w:rFonts w:ascii="Cambria Math" w:hAnsi="Cambria Math" w:cs="Times New Roman"/>
-              <w:szCs w:val="28"/>
-            </w:rPr>
-            <m:t>B8</m:t>
-          </m:r>
-          <m:r>
-            <w:rPr>
-              <w:rFonts w:ascii="Cambria Math" w:hAnsi="Cambria Math" w:cs="Times New Roman"/>
-              <w:szCs w:val="28"/>
-            </w:rPr>
-            <m:t>)</m:t>
-          </m:r>
-          <m:r>
-            <w:rPr>
-              <w:rFonts w:ascii="Cambria Math" w:hAnsi="Cambria Math" w:cs="Times New Roman"/>
-              <w:szCs w:val="28"/>
-            </w:rPr>
-            <m:t>=</m:t>
-          </m:r>
-          <m:r>
-            <w:rPr>
-              <w:rFonts w:ascii="Cambria Math" w:hAnsi="Cambria Math" w:cs="Times New Roman"/>
-              <w:szCs w:val="28"/>
-            </w:rPr>
-            <m:t>(</m:t>
-          </m:r>
-          <m:r>
-            <w:rPr>
-              <w:rFonts w:ascii="Cambria Math" w:hAnsi="Cambria Math" w:cs="Times New Roman"/>
-              <w:szCs w:val="28"/>
-            </w:rPr>
-            <m:t>43</m:t>
-          </m:r>
-          <m:r>
-            <w:rPr>
-              <w:rFonts w:ascii="Cambria Math" w:hAnsi="Cambria Math" w:cs="Times New Roman"/>
-              <w:szCs w:val="28"/>
-            </w:rPr>
-            <m:t>,</m:t>
-          </m:r>
-          <m:r>
-            <w:rPr>
-              <w:rFonts w:ascii="Cambria Math" w:hAnsi="Cambria Math" w:cs="Times New Roman"/>
-              <w:szCs w:val="28"/>
-            </w:rPr>
-            <m:t>44</m:t>
-          </m:r>
-          <m:r>
-            <w:rPr>
-              <w:rFonts w:ascii="Cambria Math" w:hAnsi="Cambria Math" w:cs="Times New Roman"/>
-              <w:szCs w:val="28"/>
-            </w:rPr>
-            <m:t>)</m:t>
-          </m:r>
-          <m:r>
-            <w:rPr>
-              <w:rFonts w:ascii="Cambria Math" w:hAnsi="Cambria Math" w:cs="Times New Roman"/>
-              <w:szCs w:val="28"/>
-            </w:rPr>
-            <m:t>.</m:t>
+            <m:t>(A7,B8)=(43,44).</m:t>
           </m:r>
         </m:oMath>
       </m:oMathPara>
@@ -5213,7 +4350,21 @@
           <w:rFonts w:cs="Times New Roman"/>
           <w:szCs w:val="28"/>
         </w:rPr>
-        <w:t xml:space="preserve">Для игры варианта 13 найдены: </w:t>
+        <w:t xml:space="preserve">Для игры </w:t>
+      </w:r>
+      <w:r>
+        <w:rPr>
+          <w:rFonts w:cs="Times New Roman"/>
+          <w:szCs w:val="28"/>
+        </w:rPr>
+        <w:t xml:space="preserve">из </w:t>
+      </w:r>
+      <w:r>
+        <w:rPr>
+          <w:rFonts w:cs="Times New Roman"/>
+          <w:szCs w:val="28"/>
+        </w:rPr>
+        <w:t xml:space="preserve">варианта найдены: </w:t>
       </w:r>
     </w:p>
     <w:p>
@@ -5253,161 +4404,7 @@
               <w:rFonts w:ascii="Cambria Math" w:hAnsi="Cambria Math" w:cs="Times New Roman"/>
               <w:szCs w:val="28"/>
             </w:rPr>
-            <m:t>(</m:t>
-          </m:r>
-          <m:r>
-            <w:rPr>
-              <w:rFonts w:ascii="Cambria Math" w:hAnsi="Cambria Math" w:cs="Times New Roman"/>
-              <w:szCs w:val="28"/>
-            </w:rPr>
-            <m:t>α1</m:t>
-          </m:r>
-          <m:r>
-            <w:rPr>
-              <w:rFonts w:ascii="Cambria Math" w:hAnsi="Cambria Math" w:cs="Times New Roman"/>
-              <w:szCs w:val="28"/>
-            </w:rPr>
-            <m:t>​,</m:t>
-          </m:r>
-          <m:r>
-            <w:rPr>
-              <w:rFonts w:ascii="Cambria Math" w:hAnsi="Cambria Math" w:cs="Times New Roman"/>
-              <w:szCs w:val="28"/>
-            </w:rPr>
-            <m:t>β2</m:t>
-          </m:r>
-          <m:r>
-            <w:rPr>
-              <w:rFonts w:ascii="Cambria Math" w:hAnsi="Cambria Math" w:cs="Times New Roman"/>
-              <w:szCs w:val="28"/>
-            </w:rPr>
-            <m:t>​)</m:t>
-          </m:r>
-          <m:r>
-            <w:rPr>
-              <w:rFonts w:ascii="Cambria Math" w:hAnsi="Cambria Math" w:cs="Times New Roman"/>
-              <w:szCs w:val="28"/>
-            </w:rPr>
-            <m:t>=</m:t>
-          </m:r>
-          <m:r>
-            <w:rPr>
-              <w:rFonts w:ascii="Cambria Math" w:hAnsi="Cambria Math" w:cs="Times New Roman"/>
-              <w:szCs w:val="28"/>
-            </w:rPr>
-            <m:t>(</m:t>
-          </m:r>
-          <m:r>
-            <w:rPr>
-              <w:rFonts w:ascii="Cambria Math" w:hAnsi="Cambria Math" w:cs="Times New Roman"/>
-              <w:szCs w:val="28"/>
-            </w:rPr>
-            <m:t>6</m:t>
-          </m:r>
-          <m:r>
-            <w:rPr>
-              <w:rFonts w:ascii="Cambria Math" w:hAnsi="Cambria Math" w:cs="Times New Roman"/>
-              <w:szCs w:val="28"/>
-            </w:rPr>
-            <m:t>,</m:t>
-          </m:r>
-          <m:r>
-            <w:rPr>
-              <w:rFonts w:ascii="Cambria Math" w:hAnsi="Cambria Math" w:cs="Times New Roman"/>
-              <w:szCs w:val="28"/>
-            </w:rPr>
-            <m:t>2</m:t>
-          </m:r>
-          <m:r>
-            <w:rPr>
-              <w:rFonts w:ascii="Cambria Math" w:hAnsi="Cambria Math" w:cs="Times New Roman"/>
-              <w:szCs w:val="28"/>
-            </w:rPr>
-            <m:t>),</m:t>
-          </m:r>
-          <m:r>
-            <w:rPr>
-              <w:rFonts w:ascii="Cambria Math" w:hAnsi="Cambria Math" w:cs="Times New Roman"/>
-              <w:szCs w:val="28"/>
-            </w:rPr>
-            <m:t xml:space="preserve">  </m:t>
-          </m:r>
-          <m:r>
-            <w:rPr>
-              <w:rFonts w:ascii="Cambria Math" w:hAnsi="Cambria Math" w:cs="Times New Roman"/>
-              <w:szCs w:val="28"/>
-            </w:rPr>
-            <m:t>(</m:t>
-          </m:r>
-          <m:r>
-            <w:rPr>
-              <w:rFonts w:ascii="Cambria Math" w:hAnsi="Cambria Math" w:cs="Times New Roman"/>
-              <w:szCs w:val="28"/>
-            </w:rPr>
-            <m:t>α2</m:t>
-          </m:r>
-          <m:r>
-            <w:rPr>
-              <w:rFonts w:ascii="Cambria Math" w:hAnsi="Cambria Math" w:cs="Times New Roman"/>
-              <w:szCs w:val="28"/>
-            </w:rPr>
-            <m:t>​,</m:t>
-          </m:r>
-          <m:r>
-            <w:rPr>
-              <w:rFonts w:ascii="Cambria Math" w:hAnsi="Cambria Math" w:cs="Times New Roman"/>
-              <w:szCs w:val="28"/>
-            </w:rPr>
-            <m:t>β1</m:t>
-          </m:r>
-          <m:r>
-            <w:rPr>
-              <w:rFonts w:ascii="Cambria Math" w:hAnsi="Cambria Math" w:cs="Times New Roman"/>
-              <w:szCs w:val="28"/>
-            </w:rPr>
-            <m:t>​)</m:t>
-          </m:r>
-          <m:r>
-            <w:rPr>
-              <w:rFonts w:ascii="Cambria Math" w:hAnsi="Cambria Math" w:cs="Times New Roman"/>
-              <w:szCs w:val="28"/>
-            </w:rPr>
-            <m:t>=</m:t>
-          </m:r>
-          <m:r>
-            <w:rPr>
-              <w:rFonts w:ascii="Cambria Math" w:hAnsi="Cambria Math" w:cs="Times New Roman"/>
-              <w:szCs w:val="28"/>
-            </w:rPr>
-            <m:t>(</m:t>
-          </m:r>
-          <m:r>
-            <w:rPr>
-              <w:rFonts w:ascii="Cambria Math" w:hAnsi="Cambria Math" w:cs="Times New Roman"/>
-              <w:szCs w:val="28"/>
-            </w:rPr>
-            <m:t>11</m:t>
-          </m:r>
-          <m:r>
-            <w:rPr>
-              <w:rFonts w:ascii="Cambria Math" w:hAnsi="Cambria Math" w:cs="Times New Roman"/>
-              <w:szCs w:val="28"/>
-            </w:rPr>
-            <m:t>,</m:t>
-          </m:r>
-          <m:r>
-            <w:rPr>
-              <w:rFonts w:ascii="Cambria Math" w:hAnsi="Cambria Math" w:cs="Times New Roman"/>
-              <w:szCs w:val="28"/>
-            </w:rPr>
-            <m:t>7</m:t>
-          </m:r>
-          <m:r>
-            <w:rPr>
-              <w:rFonts w:ascii="Cambria Math" w:hAnsi="Cambria Math" w:cs="Times New Roman"/>
-              <w:szCs w:val="28"/>
-            </w:rPr>
-            <m:t>);</m:t>
+            <m:t>(α1​,β2​)=(6,2),  (α2​,β1​)=(11,7);</m:t>
           </m:r>
         </m:oMath>
       </m:oMathPara>
@@ -5451,77 +4448,7 @@
               <w:szCs w:val="28"/>
             </w:rPr>
             <w:lastRenderedPageBreak/>
-            <m:t>(</m:t>
-          </m:r>
-          <m:r>
-            <w:rPr>
-              <w:rFonts w:ascii="Cambria Math" w:hAnsi="Cambria Math" w:cs="Times New Roman"/>
-              <w:szCs w:val="28"/>
-            </w:rPr>
-            <m:t>α2</m:t>
-          </m:r>
-          <m:r>
-            <w:rPr>
-              <w:rFonts w:ascii="Cambria Math" w:hAnsi="Cambria Math" w:cs="Times New Roman"/>
-              <w:szCs w:val="28"/>
-            </w:rPr>
-            <m:t>​,</m:t>
-          </m:r>
-          <m:r>
-            <w:rPr>
-              <w:rFonts w:ascii="Cambria Math" w:hAnsi="Cambria Math" w:cs="Times New Roman"/>
-              <w:szCs w:val="28"/>
-            </w:rPr>
-            <m:t>β1</m:t>
-          </m:r>
-          <m:r>
-            <w:rPr>
-              <w:rFonts w:ascii="Cambria Math" w:hAnsi="Cambria Math" w:cs="Times New Roman"/>
-              <w:szCs w:val="28"/>
-            </w:rPr>
-            <m:t>​)</m:t>
-          </m:r>
-          <m:r>
-            <w:rPr>
-              <w:rFonts w:ascii="Cambria Math" w:hAnsi="Cambria Math" w:cs="Times New Roman"/>
-              <w:szCs w:val="28"/>
-            </w:rPr>
-            <m:t>=</m:t>
-          </m:r>
-          <m:r>
-            <w:rPr>
-              <w:rFonts w:ascii="Cambria Math" w:hAnsi="Cambria Math" w:cs="Times New Roman"/>
-              <w:szCs w:val="28"/>
-            </w:rPr>
-            <m:t>(</m:t>
-          </m:r>
-          <m:r>
-            <w:rPr>
-              <w:rFonts w:ascii="Cambria Math" w:hAnsi="Cambria Math" w:cs="Times New Roman"/>
-              <w:szCs w:val="28"/>
-            </w:rPr>
-            <m:t>11</m:t>
-          </m:r>
-          <m:r>
-            <w:rPr>
-              <w:rFonts w:ascii="Cambria Math" w:hAnsi="Cambria Math" w:cs="Times New Roman"/>
-              <w:szCs w:val="28"/>
-            </w:rPr>
-            <m:t>,</m:t>
-          </m:r>
-          <m:r>
-            <w:rPr>
-              <w:rFonts w:ascii="Cambria Math" w:hAnsi="Cambria Math" w:cs="Times New Roman"/>
-              <w:szCs w:val="28"/>
-            </w:rPr>
-            <m:t>7</m:t>
-          </m:r>
-          <m:r>
-            <w:rPr>
-              <w:rFonts w:ascii="Cambria Math" w:hAnsi="Cambria Math" w:cs="Times New Roman"/>
-              <w:szCs w:val="28"/>
-            </w:rPr>
-            <m:t>);</m:t>
+            <m:t>(α2​,β1​)=(11,7);</m:t>
           </m:r>
         </m:oMath>
       </m:oMathPara>
@@ -5563,84 +4490,7 @@
               <w:rFonts w:ascii="Cambria Math" w:hAnsi="Cambria Math" w:cs="Times New Roman"/>
               <w:szCs w:val="28"/>
             </w:rPr>
-            <m:t>(</m:t>
-          </m:r>
-          <m:r>
-            <w:rPr>
-              <w:rFonts w:ascii="Cambria Math" w:hAnsi="Cambria Math" w:cs="Times New Roman"/>
-              <w:szCs w:val="28"/>
-            </w:rPr>
-            <m:t>α2</m:t>
-          </m:r>
-          <m:r>
-            <w:rPr>
-              <w:rFonts w:ascii="Cambria Math" w:hAnsi="Cambria Math" w:cs="Times New Roman"/>
-              <w:szCs w:val="28"/>
-            </w:rPr>
-            <m:t>​,</m:t>
-          </m:r>
-          <m:r>
-            <w:rPr>
-              <w:rFonts w:ascii="Cambria Math" w:hAnsi="Cambria Math" w:cs="Times New Roman"/>
-              <w:szCs w:val="28"/>
-            </w:rPr>
-            <m:t>β1</m:t>
-          </m:r>
-          <m:r>
-            <w:rPr>
-              <w:rFonts w:ascii="Cambria Math" w:hAnsi="Cambria Math" w:cs="Times New Roman"/>
-              <w:szCs w:val="28"/>
-            </w:rPr>
-            <m:t>​)</m:t>
-          </m:r>
-          <m:r>
-            <w:rPr>
-              <w:rFonts w:ascii="Cambria Math" w:hAnsi="Cambria Math" w:cs="Times New Roman"/>
-              <w:szCs w:val="28"/>
-            </w:rPr>
-            <m:t>=</m:t>
-          </m:r>
-          <m:r>
-            <w:rPr>
-              <w:rFonts w:ascii="Cambria Math" w:hAnsi="Cambria Math" w:cs="Times New Roman"/>
-              <w:szCs w:val="28"/>
-            </w:rPr>
-            <m:t>(</m:t>
-          </m:r>
-          <m:r>
-            <w:rPr>
-              <w:rFonts w:ascii="Cambria Math" w:hAnsi="Cambria Math" w:cs="Times New Roman"/>
-              <w:szCs w:val="28"/>
-            </w:rPr>
-            <m:t>11</m:t>
-          </m:r>
-          <m:r>
-            <w:rPr>
-              <w:rFonts w:ascii="Cambria Math" w:hAnsi="Cambria Math" w:cs="Times New Roman"/>
-              <w:szCs w:val="28"/>
-            </w:rPr>
-            <m:t>,</m:t>
-          </m:r>
-          <m:r>
-            <w:rPr>
-              <w:rFonts w:ascii="Cambria Math" w:hAnsi="Cambria Math" w:cs="Times New Roman"/>
-              <w:szCs w:val="28"/>
-            </w:rPr>
-            <m:t>7</m:t>
-          </m:r>
-          <m:r>
-            <w:rPr>
-              <w:rFonts w:ascii="Cambria Math" w:hAnsi="Cambria Math" w:cs="Times New Roman"/>
-              <w:szCs w:val="28"/>
-            </w:rPr>
-            <m:t>)</m:t>
-          </m:r>
-          <m:r>
-            <w:rPr>
-              <w:rFonts w:ascii="Cambria Math" w:hAnsi="Cambria Math" w:cs="Times New Roman"/>
-              <w:szCs w:val="28"/>
-            </w:rPr>
-            <m:t>.</m:t>
+            <m:t>(α2​,β1​)=(11,7).</m:t>
           </m:r>
         </m:oMath>
       </m:oMathPara>
@@ -5678,63 +4528,7 @@
               <w:rFonts w:ascii="Cambria Math" w:hAnsi="Cambria Math" w:cs="Times New Roman"/>
               <w:szCs w:val="28"/>
             </w:rPr>
-            <m:t>x=[0.667</m:t>
-          </m:r>
-          <m:r>
-            <w:rPr>
-              <w:rFonts w:ascii="Cambria Math" w:hAnsi="Cambria Math" w:cs="Times New Roman"/>
-              <w:szCs w:val="28"/>
-            </w:rPr>
-            <m:t>;</m:t>
-          </m:r>
-          <m:r>
-            <w:rPr>
-              <w:rFonts w:ascii="Cambria Math" w:hAnsi="Cambria Math" w:cs="Times New Roman"/>
-              <w:szCs w:val="28"/>
-            </w:rPr>
-            <m:t>0.333]</m:t>
-          </m:r>
-          <m:r>
-            <w:rPr>
-              <w:rFonts w:ascii="Cambria Math" w:hAnsi="Cambria Math" w:cs="Times New Roman"/>
-              <w:szCs w:val="28"/>
-            </w:rPr>
-            <m:t>,</m:t>
-          </m:r>
-          <m:r>
-            <w:rPr>
-              <w:rFonts w:ascii="Cambria Math" w:hAnsi="Cambria Math" w:cs="Times New Roman"/>
-              <w:szCs w:val="28"/>
-            </w:rPr>
-            <m:t xml:space="preserve">  </m:t>
-          </m:r>
-          <m:r>
-            <w:rPr>
-              <w:rFonts w:ascii="Cambria Math" w:hAnsi="Cambria Math" w:cs="Times New Roman"/>
-              <w:szCs w:val="28"/>
-            </w:rPr>
-            <m:t>y=[0.462</m:t>
-          </m:r>
-          <m:r>
-            <w:rPr>
-              <w:rFonts w:ascii="Cambria Math" w:hAnsi="Cambria Math" w:cs="Times New Roman"/>
-              <w:szCs w:val="28"/>
-            </w:rPr>
-            <m:t>;</m:t>
-          </m:r>
-          <m:r>
-            <w:rPr>
-              <w:rFonts w:ascii="Cambria Math" w:hAnsi="Cambria Math" w:cs="Times New Roman"/>
-              <w:szCs w:val="28"/>
-            </w:rPr>
-            <m:t>0.538]</m:t>
-          </m:r>
-          <m:r>
-            <w:rPr>
-              <w:rFonts w:ascii="Cambria Math" w:hAnsi="Cambria Math" w:cs="Times New Roman"/>
-              <w:szCs w:val="28"/>
-            </w:rPr>
-            <m:t>,</m:t>
+            <m:t>x=[0.667;0.333],  y=[0.462;0.538],</m:t>
           </m:r>
         </m:oMath>
       </m:oMathPara>
@@ -5772,21 +4566,7 @@
               <w:rFonts w:ascii="Cambria Math" w:hAnsi="Cambria Math" w:cs="Times New Roman"/>
               <w:szCs w:val="28"/>
             </w:rPr>
-            <m:t>v1​=5.077,</m:t>
-          </m:r>
-          <m:r>
-            <w:rPr>
-              <w:rFonts w:ascii="Cambria Math" w:hAnsi="Cambria Math" w:cs="Times New Roman"/>
-              <w:szCs w:val="28"/>
-            </w:rPr>
-            <m:t xml:space="preserve">  </m:t>
-          </m:r>
-          <m:r>
-            <w:rPr>
-              <w:rFonts w:ascii="Cambria Math" w:hAnsi="Cambria Math" w:cs="Times New Roman"/>
-              <w:szCs w:val="28"/>
-            </w:rPr>
-            <m:t>v2​=3.</m:t>
+            <m:t>v1​=5.077,  v2​=3.</m:t>
           </m:r>
         </m:oMath>
       </m:oMathPara>
@@ -8795,29 +7575,7 @@
           <w:szCs w:val="16"/>
           <w:lang w:val="en-US"/>
         </w:rPr>
-        <w:t xml:space="preserve"> = all(a[i][j] &gt; a[k][j] </w:t>
-      </w:r>
-      <w:proofErr w:type="spellStart"/>
-      <w:r>
-        <w:rPr>
-          <w:rFonts w:ascii="Courier New" w:eastAsia="Times New Roman" w:hAnsi="Courier New"/>
-          <w:color w:val="auto"/>
-          <w:sz w:val="16"/>
-          <w:szCs w:val="16"/>
-          <w:lang w:val="en-US"/>
-        </w:rPr>
-        <w:t>for k</w:t>
-      </w:r>
-      <w:proofErr w:type="spellEnd"/>
-      <w:r>
-        <w:rPr>
-          <w:rFonts w:ascii="Courier New" w:eastAsia="Times New Roman" w:hAnsi="Courier New"/>
-          <w:color w:val="auto"/>
-          <w:sz w:val="16"/>
-          <w:szCs w:val="16"/>
-          <w:lang w:val="en-US"/>
-        </w:rPr>
-        <w:t xml:space="preserve"> in range(m) if k != i)</w:t>
+        <w:t xml:space="preserve"> = all(a[i][j] &gt; a[k][j] for k in range(m) if k != i)</w:t>
       </w:r>
       <w:r>
         <w:rPr>
@@ -8894,29 +7652,7 @@
           <w:szCs w:val="16"/>
           <w:lang w:val="en-US"/>
         </w:rPr>
-        <w:t xml:space="preserve"> = all(a[i][j] &gt;= a[k][j] </w:t>
-      </w:r>
-      <w:proofErr w:type="spellStart"/>
-      <w:r>
-        <w:rPr>
-          <w:rFonts w:ascii="Courier New" w:eastAsia="Times New Roman" w:hAnsi="Courier New"/>
-          <w:color w:val="auto"/>
-          <w:sz w:val="16"/>
-          <w:szCs w:val="16"/>
-          <w:lang w:val="en-US"/>
-        </w:rPr>
-        <w:t>for k</w:t>
-      </w:r>
-      <w:proofErr w:type="spellEnd"/>
-      <w:r>
-        <w:rPr>
-          <w:rFonts w:ascii="Courier New" w:eastAsia="Times New Roman" w:hAnsi="Courier New"/>
-          <w:color w:val="auto"/>
-          <w:sz w:val="16"/>
-          <w:szCs w:val="16"/>
-          <w:lang w:val="en-US"/>
-        </w:rPr>
-        <w:t xml:space="preserve"> in range(m) if k != i)</w:t>
+        <w:t xml:space="preserve"> = all(a[i][j] &gt;= a[k][j] for k in range(m) if k != i)</w:t>
       </w:r>
       <w:r>
         <w:rPr>
@@ -17444,7 +16180,27 @@
           <w:szCs w:val="16"/>
           <w:lang w:val="en-US"/>
         </w:rPr>
-        <w:t>(f"</w:t>
+        <w:t>(</w:t>
+      </w:r>
+      <w:r>
+        <w:rPr>
+          <w:rFonts w:ascii="Courier New" w:eastAsia="Times New Roman" w:hAnsi="Courier New"/>
+          <w:color w:val="auto"/>
+          <w:sz w:val="16"/>
+          <w:szCs w:val="16"/>
+          <w:lang w:val="en-US"/>
+        </w:rPr>
+        <w:t>f</w:t>
+      </w:r>
+      <w:r>
+        <w:rPr>
+          <w:rFonts w:ascii="Courier New" w:eastAsia="Times New Roman" w:hAnsi="Courier New"/>
+          <w:color w:val="auto"/>
+          <w:sz w:val="16"/>
+          <w:szCs w:val="16"/>
+          <w:lang w:val="en-US"/>
+        </w:rPr>
+        <w:t>"</w:t>
       </w:r>
       <w:r>
         <w:rPr>
@@ -17482,7 +16238,27 @@
           <w:szCs w:val="16"/>
           <w:lang w:val="en-US"/>
         </w:rPr>
-        <w:t xml:space="preserve"> q: {</w:t>
+        <w:t xml:space="preserve"> </w:t>
+      </w:r>
+      <w:r>
+        <w:rPr>
+          <w:rFonts w:ascii="Courier New" w:eastAsia="Times New Roman" w:hAnsi="Courier New"/>
+          <w:color w:val="auto"/>
+          <w:sz w:val="16"/>
+          <w:szCs w:val="16"/>
+          <w:lang w:val="en-US"/>
+        </w:rPr>
+        <w:t>q</w:t>
+      </w:r>
+      <w:r>
+        <w:rPr>
+          <w:rFonts w:ascii="Courier New" w:eastAsia="Times New Roman" w:hAnsi="Courier New"/>
+          <w:color w:val="auto"/>
+          <w:sz w:val="16"/>
+          <w:szCs w:val="16"/>
+          <w:lang w:val="en-US"/>
+        </w:rPr>
+        <w:t>: {</w:t>
       </w:r>
       <w:proofErr w:type="spellStart"/>
       <w:r>
@@ -17504,18 +16280,58 @@
           <w:szCs w:val="16"/>
           <w:lang w:val="en-US"/>
         </w:rPr>
-        <w:t>(mix['</w:t>
-      </w:r>
-      <w:proofErr w:type="spellStart"/>
-      <w:r>
-        <w:rPr>
-          <w:rFonts w:ascii="Courier New" w:eastAsia="Times New Roman" w:hAnsi="Courier New"/>
-          <w:color w:val="auto"/>
-          <w:sz w:val="16"/>
-          <w:szCs w:val="16"/>
-          <w:lang w:val="en-US"/>
-        </w:rPr>
-        <w:t>denom_q</w:t>
+        <w:t>(</w:t>
+      </w:r>
+      <w:r>
+        <w:rPr>
+          <w:rFonts w:ascii="Courier New" w:eastAsia="Times New Roman" w:hAnsi="Courier New"/>
+          <w:color w:val="auto"/>
+          <w:sz w:val="16"/>
+          <w:szCs w:val="16"/>
+          <w:lang w:val="en-US"/>
+        </w:rPr>
+        <w:t>mix</w:t>
+      </w:r>
+      <w:r>
+        <w:rPr>
+          <w:rFonts w:ascii="Courier New" w:eastAsia="Times New Roman" w:hAnsi="Courier New"/>
+          <w:color w:val="auto"/>
+          <w:sz w:val="16"/>
+          <w:szCs w:val="16"/>
+          <w:lang w:val="en-US"/>
+        </w:rPr>
+        <w:t>['</w:t>
+      </w:r>
+      <w:proofErr w:type="spellStart"/>
+      <w:r>
+        <w:rPr>
+          <w:rFonts w:ascii="Courier New" w:eastAsia="Times New Roman" w:hAnsi="Courier New"/>
+          <w:color w:val="auto"/>
+          <w:sz w:val="16"/>
+          <w:szCs w:val="16"/>
+          <w:lang w:val="en-US"/>
+        </w:rPr>
+        <w:t>denom</w:t>
+      </w:r>
+      <w:r>
+        <w:rPr>
+          <w:rFonts w:ascii="Courier New" w:eastAsia="Times New Roman" w:hAnsi="Courier New"/>
+          <w:color w:val="auto"/>
+          <w:sz w:val="16"/>
+          <w:szCs w:val="16"/>
+          <w:lang w:val="en-US"/>
+        </w:rPr>
+        <w:t>_</w:t>
+      </w:r>
+      <w:r>
+        <w:rPr>
+          <w:rFonts w:ascii="Courier New" w:eastAsia="Times New Roman" w:hAnsi="Courier New"/>
+          <w:color w:val="auto"/>
+          <w:sz w:val="16"/>
+          <w:szCs w:val="16"/>
+          <w:lang w:val="en-US"/>
+        </w:rPr>
+        <w:t>q</w:t>
       </w:r>
       <w:proofErr w:type="spellEnd"/>
       <w:r>
@@ -17537,7 +16353,47 @@
           <w:lang w:val="en-US"/>
         </w:rPr>
         <w:br/>
-        <w:t xml:space="preserve">    print(f"</w:t>
+        <w:t xml:space="preserve">    </w:t>
+      </w:r>
+      <w:r>
+        <w:rPr>
+          <w:rFonts w:ascii="Courier New" w:eastAsia="Times New Roman" w:hAnsi="Courier New"/>
+          <w:color w:val="auto"/>
+          <w:sz w:val="16"/>
+          <w:szCs w:val="16"/>
+          <w:lang w:val="en-US"/>
+        </w:rPr>
+        <w:t>print</w:t>
+      </w:r>
+      <w:r>
+        <w:rPr>
+          <w:rFonts w:ascii="Courier New" w:eastAsia="Times New Roman" w:hAnsi="Courier New"/>
+          <w:color w:val="auto"/>
+          <w:sz w:val="16"/>
+          <w:szCs w:val="16"/>
+          <w:lang w:val="en-US"/>
+        </w:rPr>
+        <w:t>(</w:t>
+      </w:r>
+      <w:r>
+        <w:rPr>
+          <w:rFonts w:ascii="Courier New" w:eastAsia="Times New Roman" w:hAnsi="Courier New"/>
+          <w:color w:val="auto"/>
+          <w:sz w:val="16"/>
+          <w:szCs w:val="16"/>
+          <w:lang w:val="en-US"/>
+        </w:rPr>
+        <w:t>f</w:t>
+      </w:r>
+      <w:r>
+        <w:rPr>
+          <w:rFonts w:ascii="Courier New" w:eastAsia="Times New Roman" w:hAnsi="Courier New"/>
+          <w:color w:val="auto"/>
+          <w:sz w:val="16"/>
+          <w:szCs w:val="16"/>
+          <w:lang w:val="en-US"/>
+        </w:rPr>
+        <w:t>"</w:t>
       </w:r>
       <w:r>
         <w:rPr>
@@ -17575,7 +16431,27 @@
           <w:szCs w:val="16"/>
           <w:lang w:val="en-US"/>
         </w:rPr>
-        <w:t xml:space="preserve"> p: {</w:t>
+        <w:t xml:space="preserve"> </w:t>
+      </w:r>
+      <w:r>
+        <w:rPr>
+          <w:rFonts w:ascii="Courier New" w:eastAsia="Times New Roman" w:hAnsi="Courier New"/>
+          <w:color w:val="auto"/>
+          <w:sz w:val="16"/>
+          <w:szCs w:val="16"/>
+          <w:lang w:val="en-US"/>
+        </w:rPr>
+        <w:t>p</w:t>
+      </w:r>
+      <w:r>
+        <w:rPr>
+          <w:rFonts w:ascii="Courier New" w:eastAsia="Times New Roman" w:hAnsi="Courier New"/>
+          <w:color w:val="auto"/>
+          <w:sz w:val="16"/>
+          <w:szCs w:val="16"/>
+          <w:lang w:val="en-US"/>
+        </w:rPr>
+        <w:t>: {</w:t>
       </w:r>
       <w:proofErr w:type="spellStart"/>
       <w:r>
@@ -17597,18 +16473,58 @@
           <w:szCs w:val="16"/>
           <w:lang w:val="en-US"/>
         </w:rPr>
-        <w:t>(mix['</w:t>
-      </w:r>
-      <w:proofErr w:type="spellStart"/>
-      <w:r>
-        <w:rPr>
-          <w:rFonts w:ascii="Courier New" w:eastAsia="Times New Roman" w:hAnsi="Courier New"/>
-          <w:color w:val="auto"/>
-          <w:sz w:val="16"/>
-          <w:szCs w:val="16"/>
-          <w:lang w:val="en-US"/>
-        </w:rPr>
-        <w:t>denom_p</w:t>
+        <w:t>(</w:t>
+      </w:r>
+      <w:r>
+        <w:rPr>
+          <w:rFonts w:ascii="Courier New" w:eastAsia="Times New Roman" w:hAnsi="Courier New"/>
+          <w:color w:val="auto"/>
+          <w:sz w:val="16"/>
+          <w:szCs w:val="16"/>
+          <w:lang w:val="en-US"/>
+        </w:rPr>
+        <w:t>mix</w:t>
+      </w:r>
+      <w:r>
+        <w:rPr>
+          <w:rFonts w:ascii="Courier New" w:eastAsia="Times New Roman" w:hAnsi="Courier New"/>
+          <w:color w:val="auto"/>
+          <w:sz w:val="16"/>
+          <w:szCs w:val="16"/>
+          <w:lang w:val="en-US"/>
+        </w:rPr>
+        <w:t>['</w:t>
+      </w:r>
+      <w:proofErr w:type="spellStart"/>
+      <w:r>
+        <w:rPr>
+          <w:rFonts w:ascii="Courier New" w:eastAsia="Times New Roman" w:hAnsi="Courier New"/>
+          <w:color w:val="auto"/>
+          <w:sz w:val="16"/>
+          <w:szCs w:val="16"/>
+          <w:lang w:val="en-US"/>
+        </w:rPr>
+        <w:t>denom</w:t>
+      </w:r>
+      <w:r>
+        <w:rPr>
+          <w:rFonts w:ascii="Courier New" w:eastAsia="Times New Roman" w:hAnsi="Courier New"/>
+          <w:color w:val="auto"/>
+          <w:sz w:val="16"/>
+          <w:szCs w:val="16"/>
+          <w:lang w:val="en-US"/>
+        </w:rPr>
+        <w:t>_</w:t>
+      </w:r>
+      <w:r>
+        <w:rPr>
+          <w:rFonts w:ascii="Courier New" w:eastAsia="Times New Roman" w:hAnsi="Courier New"/>
+          <w:color w:val="auto"/>
+          <w:sz w:val="16"/>
+          <w:szCs w:val="16"/>
+          <w:lang w:val="en-US"/>
+        </w:rPr>
+        <w:t>p</w:t>
       </w:r>
       <w:proofErr w:type="spellEnd"/>
       <w:r>
@@ -17630,7 +16546,27 @@
           <w:lang w:val="en-US"/>
         </w:rPr>
         <w:br/>
-        <w:t xml:space="preserve">    print(</w:t>
+        <w:t xml:space="preserve">    </w:t>
+      </w:r>
+      <w:r>
+        <w:rPr>
+          <w:rFonts w:ascii="Courier New" w:eastAsia="Times New Roman" w:hAnsi="Courier New"/>
+          <w:color w:val="auto"/>
+          <w:sz w:val="16"/>
+          <w:szCs w:val="16"/>
+          <w:lang w:val="en-US"/>
+        </w:rPr>
+        <w:t>print</w:t>
+      </w:r>
+      <w:r>
+        <w:rPr>
+          <w:rFonts w:ascii="Courier New" w:eastAsia="Times New Roman" w:hAnsi="Courier New"/>
+          <w:color w:val="auto"/>
+          <w:sz w:val="16"/>
+          <w:szCs w:val="16"/>
+          <w:lang w:val="en-US"/>
+        </w:rPr>
+        <w:t>(</w:t>
       </w:r>
       <w:r>
         <w:rPr>
@@ -17652,18 +16588,78 @@
           <w:szCs w:val="16"/>
           <w:lang w:val="en-US"/>
         </w:rPr>
-        <w:t>f"x</w:t>
-      </w:r>
-      <w:proofErr w:type="spellEnd"/>
-      <w:r>
-        <w:rPr>
-          <w:rFonts w:ascii="Courier New" w:eastAsia="Times New Roman" w:hAnsi="Courier New"/>
-          <w:color w:val="auto"/>
-          <w:sz w:val="16"/>
-          <w:szCs w:val="16"/>
-          <w:lang w:val="en-US"/>
-        </w:rPr>
-        <w:t xml:space="preserve"> = [p, 1-p] = [{</w:t>
+        <w:t>f</w:t>
+      </w:r>
+      <w:r>
+        <w:rPr>
+          <w:rFonts w:ascii="Courier New" w:eastAsia="Times New Roman" w:hAnsi="Courier New"/>
+          <w:color w:val="auto"/>
+          <w:sz w:val="16"/>
+          <w:szCs w:val="16"/>
+          <w:lang w:val="en-US"/>
+        </w:rPr>
+        <w:t>"</w:t>
+      </w:r>
+      <w:r>
+        <w:rPr>
+          <w:rFonts w:ascii="Courier New" w:eastAsia="Times New Roman" w:hAnsi="Courier New"/>
+          <w:color w:val="auto"/>
+          <w:sz w:val="16"/>
+          <w:szCs w:val="16"/>
+          <w:lang w:val="en-US"/>
+        </w:rPr>
+        <w:t>x</w:t>
+      </w:r>
+      <w:proofErr w:type="spellEnd"/>
+      <w:r>
+        <w:rPr>
+          <w:rFonts w:ascii="Courier New" w:eastAsia="Times New Roman" w:hAnsi="Courier New"/>
+          <w:color w:val="auto"/>
+          <w:sz w:val="16"/>
+          <w:szCs w:val="16"/>
+          <w:lang w:val="en-US"/>
+        </w:rPr>
+        <w:t xml:space="preserve"> = [</w:t>
+      </w:r>
+      <w:r>
+        <w:rPr>
+          <w:rFonts w:ascii="Courier New" w:eastAsia="Times New Roman" w:hAnsi="Courier New"/>
+          <w:color w:val="auto"/>
+          <w:sz w:val="16"/>
+          <w:szCs w:val="16"/>
+          <w:lang w:val="en-US"/>
+        </w:rPr>
+        <w:t>p</w:t>
+      </w:r>
+      <w:r>
+        <w:rPr>
+          <w:rFonts w:ascii="Courier New" w:eastAsia="Times New Roman" w:hAnsi="Courier New"/>
+          <w:color w:val="auto"/>
+          <w:sz w:val="16"/>
+          <w:szCs w:val="16"/>
+          <w:lang w:val="en-US"/>
+        </w:rPr>
+        <w:t>, 1-</w:t>
+      </w:r>
+      <w:r>
+        <w:rPr>
+          <w:rFonts w:ascii="Courier New" w:eastAsia="Times New Roman" w:hAnsi="Courier New"/>
+          <w:color w:val="auto"/>
+          <w:sz w:val="16"/>
+          <w:szCs w:val="16"/>
+          <w:lang w:val="en-US"/>
+        </w:rPr>
+        <w:t>p</w:t>
+      </w:r>
+      <w:r>
+        <w:rPr>
+          <w:rFonts w:ascii="Courier New" w:eastAsia="Times New Roman" w:hAnsi="Courier New"/>
+          <w:color w:val="auto"/>
+          <w:sz w:val="16"/>
+          <w:szCs w:val="16"/>
+          <w:lang w:val="en-US"/>
+        </w:rPr>
+        <w:t>] = [{</w:t>
       </w:r>
       <w:proofErr w:type="spellStart"/>
       <w:r>
@@ -17685,7 +16681,47 @@
           <w:szCs w:val="16"/>
           <w:lang w:val="en-US"/>
         </w:rPr>
-        <w:t>(mix['x'][0])}, {</w:t>
+        <w:t>(</w:t>
+      </w:r>
+      <w:r>
+        <w:rPr>
+          <w:rFonts w:ascii="Courier New" w:eastAsia="Times New Roman" w:hAnsi="Courier New"/>
+          <w:color w:val="auto"/>
+          <w:sz w:val="16"/>
+          <w:szCs w:val="16"/>
+          <w:lang w:val="en-US"/>
+        </w:rPr>
+        <w:t>mix</w:t>
+      </w:r>
+      <w:r>
+        <w:rPr>
+          <w:rFonts w:ascii="Courier New" w:eastAsia="Times New Roman" w:hAnsi="Courier New"/>
+          <w:color w:val="auto"/>
+          <w:sz w:val="16"/>
+          <w:szCs w:val="16"/>
+          <w:lang w:val="en-US"/>
+        </w:rPr>
+        <w:t>['</w:t>
+      </w:r>
+      <w:r>
+        <w:rPr>
+          <w:rFonts w:ascii="Courier New" w:eastAsia="Times New Roman" w:hAnsi="Courier New"/>
+          <w:color w:val="auto"/>
+          <w:sz w:val="16"/>
+          <w:szCs w:val="16"/>
+          <w:lang w:val="en-US"/>
+        </w:rPr>
+        <w:t>x</w:t>
+      </w:r>
+      <w:r>
+        <w:rPr>
+          <w:rFonts w:ascii="Courier New" w:eastAsia="Times New Roman" w:hAnsi="Courier New"/>
+          <w:color w:val="auto"/>
+          <w:sz w:val="16"/>
+          <w:szCs w:val="16"/>
+          <w:lang w:val="en-US"/>
+        </w:rPr>
+        <w:t>'][0])}, {</w:t>
       </w:r>
       <w:proofErr w:type="spellStart"/>
       <w:r>
@@ -17707,7 +16743,47 @@
           <w:szCs w:val="16"/>
           <w:lang w:val="en-US"/>
         </w:rPr>
-        <w:t>(mix['x'][1])}], "</w:t>
+        <w:t>(</w:t>
+      </w:r>
+      <w:r>
+        <w:rPr>
+          <w:rFonts w:ascii="Courier New" w:eastAsia="Times New Roman" w:hAnsi="Courier New"/>
+          <w:color w:val="auto"/>
+          <w:sz w:val="16"/>
+          <w:szCs w:val="16"/>
+          <w:lang w:val="en-US"/>
+        </w:rPr>
+        <w:t>mix</w:t>
+      </w:r>
+      <w:r>
+        <w:rPr>
+          <w:rFonts w:ascii="Courier New" w:eastAsia="Times New Roman" w:hAnsi="Courier New"/>
+          <w:color w:val="auto"/>
+          <w:sz w:val="16"/>
+          <w:szCs w:val="16"/>
+          <w:lang w:val="en-US"/>
+        </w:rPr>
+        <w:t>['</w:t>
+      </w:r>
+      <w:r>
+        <w:rPr>
+          <w:rFonts w:ascii="Courier New" w:eastAsia="Times New Roman" w:hAnsi="Courier New"/>
+          <w:color w:val="auto"/>
+          <w:sz w:val="16"/>
+          <w:szCs w:val="16"/>
+          <w:lang w:val="en-US"/>
+        </w:rPr>
+        <w:t>x</w:t>
+      </w:r>
+      <w:r>
+        <w:rPr>
+          <w:rFonts w:ascii="Courier New" w:eastAsia="Times New Roman" w:hAnsi="Courier New"/>
+          <w:color w:val="auto"/>
+          <w:sz w:val="16"/>
+          <w:szCs w:val="16"/>
+          <w:lang w:val="en-US"/>
+        </w:rPr>
+        <w:t>'][1])}], "</w:t>
       </w:r>
       <w:r>
         <w:rPr>
@@ -17729,18 +16805,78 @@
           <w:szCs w:val="16"/>
           <w:lang w:val="en-US"/>
         </w:rPr>
-        <w:t>f"y</w:t>
-      </w:r>
-      <w:proofErr w:type="spellEnd"/>
-      <w:r>
-        <w:rPr>
-          <w:rFonts w:ascii="Courier New" w:eastAsia="Times New Roman" w:hAnsi="Courier New"/>
-          <w:color w:val="auto"/>
-          <w:sz w:val="16"/>
-          <w:szCs w:val="16"/>
-          <w:lang w:val="en-US"/>
-        </w:rPr>
-        <w:t xml:space="preserve"> = [q, 1-q] = [{</w:t>
+        <w:t>f</w:t>
+      </w:r>
+      <w:r>
+        <w:rPr>
+          <w:rFonts w:ascii="Courier New" w:eastAsia="Times New Roman" w:hAnsi="Courier New"/>
+          <w:color w:val="auto"/>
+          <w:sz w:val="16"/>
+          <w:szCs w:val="16"/>
+          <w:lang w:val="en-US"/>
+        </w:rPr>
+        <w:t>"</w:t>
+      </w:r>
+      <w:r>
+        <w:rPr>
+          <w:rFonts w:ascii="Courier New" w:eastAsia="Times New Roman" w:hAnsi="Courier New"/>
+          <w:color w:val="auto"/>
+          <w:sz w:val="16"/>
+          <w:szCs w:val="16"/>
+          <w:lang w:val="en-US"/>
+        </w:rPr>
+        <w:t>y</w:t>
+      </w:r>
+      <w:proofErr w:type="spellEnd"/>
+      <w:r>
+        <w:rPr>
+          <w:rFonts w:ascii="Courier New" w:eastAsia="Times New Roman" w:hAnsi="Courier New"/>
+          <w:color w:val="auto"/>
+          <w:sz w:val="16"/>
+          <w:szCs w:val="16"/>
+          <w:lang w:val="en-US"/>
+        </w:rPr>
+        <w:t xml:space="preserve"> = [</w:t>
+      </w:r>
+      <w:r>
+        <w:rPr>
+          <w:rFonts w:ascii="Courier New" w:eastAsia="Times New Roman" w:hAnsi="Courier New"/>
+          <w:color w:val="auto"/>
+          <w:sz w:val="16"/>
+          <w:szCs w:val="16"/>
+          <w:lang w:val="en-US"/>
+        </w:rPr>
+        <w:t>q</w:t>
+      </w:r>
+      <w:r>
+        <w:rPr>
+          <w:rFonts w:ascii="Courier New" w:eastAsia="Times New Roman" w:hAnsi="Courier New"/>
+          <w:color w:val="auto"/>
+          <w:sz w:val="16"/>
+          <w:szCs w:val="16"/>
+          <w:lang w:val="en-US"/>
+        </w:rPr>
+        <w:t>, 1-</w:t>
+      </w:r>
+      <w:r>
+        <w:rPr>
+          <w:rFonts w:ascii="Courier New" w:eastAsia="Times New Roman" w:hAnsi="Courier New"/>
+          <w:color w:val="auto"/>
+          <w:sz w:val="16"/>
+          <w:szCs w:val="16"/>
+          <w:lang w:val="en-US"/>
+        </w:rPr>
+        <w:t>q</w:t>
+      </w:r>
+      <w:r>
+        <w:rPr>
+          <w:rFonts w:ascii="Courier New" w:eastAsia="Times New Roman" w:hAnsi="Courier New"/>
+          <w:color w:val="auto"/>
+          <w:sz w:val="16"/>
+          <w:szCs w:val="16"/>
+          <w:lang w:val="en-US"/>
+        </w:rPr>
+        <w:t>] = [{</w:t>
       </w:r>
       <w:proofErr w:type="spellStart"/>
       <w:r>
@@ -17762,7 +16898,47 @@
           <w:szCs w:val="16"/>
           <w:lang w:val="en-US"/>
         </w:rPr>
-        <w:t>(mix['y'][0])}, {</w:t>
+        <w:t>(</w:t>
+      </w:r>
+      <w:r>
+        <w:rPr>
+          <w:rFonts w:ascii="Courier New" w:eastAsia="Times New Roman" w:hAnsi="Courier New"/>
+          <w:color w:val="auto"/>
+          <w:sz w:val="16"/>
+          <w:szCs w:val="16"/>
+          <w:lang w:val="en-US"/>
+        </w:rPr>
+        <w:t>mix</w:t>
+      </w:r>
+      <w:r>
+        <w:rPr>
+          <w:rFonts w:ascii="Courier New" w:eastAsia="Times New Roman" w:hAnsi="Courier New"/>
+          <w:color w:val="auto"/>
+          <w:sz w:val="16"/>
+          <w:szCs w:val="16"/>
+          <w:lang w:val="en-US"/>
+        </w:rPr>
+        <w:t>['</w:t>
+      </w:r>
+      <w:r>
+        <w:rPr>
+          <w:rFonts w:ascii="Courier New" w:eastAsia="Times New Roman" w:hAnsi="Courier New"/>
+          <w:color w:val="auto"/>
+          <w:sz w:val="16"/>
+          <w:szCs w:val="16"/>
+          <w:lang w:val="en-US"/>
+        </w:rPr>
+        <w:t>y</w:t>
+      </w:r>
+      <w:r>
+        <w:rPr>
+          <w:rFonts w:ascii="Courier New" w:eastAsia="Times New Roman" w:hAnsi="Courier New"/>
+          <w:color w:val="auto"/>
+          <w:sz w:val="16"/>
+          <w:szCs w:val="16"/>
+          <w:lang w:val="en-US"/>
+        </w:rPr>
+        <w:t>'][0])}, {</w:t>
       </w:r>
       <w:proofErr w:type="spellStart"/>
       <w:r>
@@ -17784,7 +16960,47 @@
           <w:szCs w:val="16"/>
           <w:lang w:val="en-US"/>
         </w:rPr>
-        <w:t>(mix['y'][1])}]"</w:t>
+        <w:t>(</w:t>
+      </w:r>
+      <w:r>
+        <w:rPr>
+          <w:rFonts w:ascii="Courier New" w:eastAsia="Times New Roman" w:hAnsi="Courier New"/>
+          <w:color w:val="auto"/>
+          <w:sz w:val="16"/>
+          <w:szCs w:val="16"/>
+          <w:lang w:val="en-US"/>
+        </w:rPr>
+        <w:t>mix</w:t>
+      </w:r>
+      <w:r>
+        <w:rPr>
+          <w:rFonts w:ascii="Courier New" w:eastAsia="Times New Roman" w:hAnsi="Courier New"/>
+          <w:color w:val="auto"/>
+          <w:sz w:val="16"/>
+          <w:szCs w:val="16"/>
+          <w:lang w:val="en-US"/>
+        </w:rPr>
+        <w:t>['</w:t>
+      </w:r>
+      <w:r>
+        <w:rPr>
+          <w:rFonts w:ascii="Courier New" w:eastAsia="Times New Roman" w:hAnsi="Courier New"/>
+          <w:color w:val="auto"/>
+          <w:sz w:val="16"/>
+          <w:szCs w:val="16"/>
+          <w:lang w:val="en-US"/>
+        </w:rPr>
+        <w:t>y</w:t>
+      </w:r>
+      <w:r>
+        <w:rPr>
+          <w:rFonts w:ascii="Courier New" w:eastAsia="Times New Roman" w:hAnsi="Courier New"/>
+          <w:color w:val="auto"/>
+          <w:sz w:val="16"/>
+          <w:szCs w:val="16"/>
+          <w:lang w:val="en-US"/>
+        </w:rPr>
+        <w:t>'][1])}]"</w:t>
       </w:r>
       <w:r>
         <w:rPr>
@@ -17806,18 +17022,58 @@
           <w:lang w:val="en-US"/>
         </w:rPr>
         <w:br/>
-        <w:t xml:space="preserve">    print(</w:t>
-      </w:r>
-      <w:r>
-        <w:rPr>
-          <w:rFonts w:ascii="Courier New" w:eastAsia="Times New Roman" w:hAnsi="Courier New"/>
-          <w:color w:val="auto"/>
-          <w:sz w:val="16"/>
-          <w:szCs w:val="16"/>
-          <w:lang w:val="en-US"/>
-        </w:rPr>
-        <w:br/>
-        <w:t xml:space="preserve">        f"</w:t>
+        <w:t xml:space="preserve">    </w:t>
+      </w:r>
+      <w:r>
+        <w:rPr>
+          <w:rFonts w:ascii="Courier New" w:eastAsia="Times New Roman" w:hAnsi="Courier New"/>
+          <w:color w:val="auto"/>
+          <w:sz w:val="16"/>
+          <w:szCs w:val="16"/>
+          <w:lang w:val="en-US"/>
+        </w:rPr>
+        <w:t>print</w:t>
+      </w:r>
+      <w:r>
+        <w:rPr>
+          <w:rFonts w:ascii="Courier New" w:eastAsia="Times New Roman" w:hAnsi="Courier New"/>
+          <w:color w:val="auto"/>
+          <w:sz w:val="16"/>
+          <w:szCs w:val="16"/>
+          <w:lang w:val="en-US"/>
+        </w:rPr>
+        <w:t>(</w:t>
+      </w:r>
+      <w:r>
+        <w:rPr>
+          <w:rFonts w:ascii="Courier New" w:eastAsia="Times New Roman" w:hAnsi="Courier New"/>
+          <w:color w:val="auto"/>
+          <w:sz w:val="16"/>
+          <w:szCs w:val="16"/>
+          <w:lang w:val="en-US"/>
+        </w:rPr>
+        <w:br/>
+        <w:t xml:space="preserve">        </w:t>
+      </w:r>
+      <w:r>
+        <w:rPr>
+          <w:rFonts w:ascii="Courier New" w:eastAsia="Times New Roman" w:hAnsi="Courier New"/>
+          <w:color w:val="auto"/>
+          <w:sz w:val="16"/>
+          <w:szCs w:val="16"/>
+          <w:lang w:val="en-US"/>
+        </w:rPr>
+        <w:t>f</w:t>
+      </w:r>
+      <w:r>
+        <w:rPr>
+          <w:rFonts w:ascii="Courier New" w:eastAsia="Times New Roman" w:hAnsi="Courier New"/>
+          <w:color w:val="auto"/>
+          <w:sz w:val="16"/>
+          <w:szCs w:val="16"/>
+          <w:lang w:val="en-US"/>
+        </w:rPr>
+        <w:t>"</w:t>
       </w:r>
       <w:r>
         <w:rPr>
@@ -17855,7 +17111,47 @@
           <w:szCs w:val="16"/>
           <w:lang w:val="en-US"/>
         </w:rPr>
-        <w:t xml:space="preserve"> 1: v1(row1) = {</w:t>
+        <w:t xml:space="preserve"> 1: </w:t>
+      </w:r>
+      <w:r>
+        <w:rPr>
+          <w:rFonts w:ascii="Courier New" w:eastAsia="Times New Roman" w:hAnsi="Courier New"/>
+          <w:color w:val="auto"/>
+          <w:sz w:val="16"/>
+          <w:szCs w:val="16"/>
+          <w:lang w:val="en-US"/>
+        </w:rPr>
+        <w:t>v</w:t>
+      </w:r>
+      <w:r>
+        <w:rPr>
+          <w:rFonts w:ascii="Courier New" w:eastAsia="Times New Roman" w:hAnsi="Courier New"/>
+          <w:color w:val="auto"/>
+          <w:sz w:val="16"/>
+          <w:szCs w:val="16"/>
+          <w:lang w:val="en-US"/>
+        </w:rPr>
+        <w:t>1(</w:t>
+      </w:r>
+      <w:r>
+        <w:rPr>
+          <w:rFonts w:ascii="Courier New" w:eastAsia="Times New Roman" w:hAnsi="Courier New"/>
+          <w:color w:val="auto"/>
+          <w:sz w:val="16"/>
+          <w:szCs w:val="16"/>
+          <w:lang w:val="en-US"/>
+        </w:rPr>
+        <w:t>row</w:t>
+      </w:r>
+      <w:r>
+        <w:rPr>
+          <w:rFonts w:ascii="Courier New" w:eastAsia="Times New Roman" w:hAnsi="Courier New"/>
+          <w:color w:val="auto"/>
+          <w:sz w:val="16"/>
+          <w:szCs w:val="16"/>
+          <w:lang w:val="en-US"/>
+        </w:rPr>
+        <w:t>1) = {</w:t>
       </w:r>
       <w:proofErr w:type="spellStart"/>
       <w:r>
@@ -17877,18 +17173,158 @@
           <w:szCs w:val="16"/>
           <w:lang w:val="en-US"/>
         </w:rPr>
-        <w:t>(mix['v1_from_row1'])}, "</w:t>
-      </w:r>
-      <w:r>
-        <w:rPr>
-          <w:rFonts w:ascii="Courier New" w:eastAsia="Times New Roman" w:hAnsi="Courier New"/>
-          <w:color w:val="auto"/>
-          <w:sz w:val="16"/>
-          <w:szCs w:val="16"/>
-          <w:lang w:val="en-US"/>
-        </w:rPr>
-        <w:br/>
-        <w:t xml:space="preserve">        f"v1(row2) = {</w:t>
+        <w:t>(</w:t>
+      </w:r>
+      <w:r>
+        <w:rPr>
+          <w:rFonts w:ascii="Courier New" w:eastAsia="Times New Roman" w:hAnsi="Courier New"/>
+          <w:color w:val="auto"/>
+          <w:sz w:val="16"/>
+          <w:szCs w:val="16"/>
+          <w:lang w:val="en-US"/>
+        </w:rPr>
+        <w:t>mix</w:t>
+      </w:r>
+      <w:r>
+        <w:rPr>
+          <w:rFonts w:ascii="Courier New" w:eastAsia="Times New Roman" w:hAnsi="Courier New"/>
+          <w:color w:val="auto"/>
+          <w:sz w:val="16"/>
+          <w:szCs w:val="16"/>
+          <w:lang w:val="en-US"/>
+        </w:rPr>
+        <w:t>['</w:t>
+      </w:r>
+      <w:r>
+        <w:rPr>
+          <w:rFonts w:ascii="Courier New" w:eastAsia="Times New Roman" w:hAnsi="Courier New"/>
+          <w:color w:val="auto"/>
+          <w:sz w:val="16"/>
+          <w:szCs w:val="16"/>
+          <w:lang w:val="en-US"/>
+        </w:rPr>
+        <w:t>v</w:t>
+      </w:r>
+      <w:r>
+        <w:rPr>
+          <w:rFonts w:ascii="Courier New" w:eastAsia="Times New Roman" w:hAnsi="Courier New"/>
+          <w:color w:val="auto"/>
+          <w:sz w:val="16"/>
+          <w:szCs w:val="16"/>
+          <w:lang w:val="en-US"/>
+        </w:rPr>
+        <w:t>1_</w:t>
+      </w:r>
+      <w:r>
+        <w:rPr>
+          <w:rFonts w:ascii="Courier New" w:eastAsia="Times New Roman" w:hAnsi="Courier New"/>
+          <w:color w:val="auto"/>
+          <w:sz w:val="16"/>
+          <w:szCs w:val="16"/>
+          <w:lang w:val="en-US"/>
+        </w:rPr>
+        <w:t>from</w:t>
+      </w:r>
+      <w:r>
+        <w:rPr>
+          <w:rFonts w:ascii="Courier New" w:eastAsia="Times New Roman" w:hAnsi="Courier New"/>
+          <w:color w:val="auto"/>
+          <w:sz w:val="16"/>
+          <w:szCs w:val="16"/>
+          <w:lang w:val="en-US"/>
+        </w:rPr>
+        <w:t>_</w:t>
+      </w:r>
+      <w:r>
+        <w:rPr>
+          <w:rFonts w:ascii="Courier New" w:eastAsia="Times New Roman" w:hAnsi="Courier New"/>
+          <w:color w:val="auto"/>
+          <w:sz w:val="16"/>
+          <w:szCs w:val="16"/>
+          <w:lang w:val="en-US"/>
+        </w:rPr>
+        <w:t>row</w:t>
+      </w:r>
+      <w:r>
+        <w:rPr>
+          <w:rFonts w:ascii="Courier New" w:eastAsia="Times New Roman" w:hAnsi="Courier New"/>
+          <w:color w:val="auto"/>
+          <w:sz w:val="16"/>
+          <w:szCs w:val="16"/>
+          <w:lang w:val="en-US"/>
+        </w:rPr>
+        <w:t>1'])}, "</w:t>
+      </w:r>
+      <w:r>
+        <w:rPr>
+          <w:rFonts w:ascii="Courier New" w:eastAsia="Times New Roman" w:hAnsi="Courier New"/>
+          <w:color w:val="auto"/>
+          <w:sz w:val="16"/>
+          <w:szCs w:val="16"/>
+          <w:lang w:val="en-US"/>
+        </w:rPr>
+        <w:br/>
+        <w:t xml:space="preserve">        </w:t>
+      </w:r>
+      <w:r>
+        <w:rPr>
+          <w:rFonts w:ascii="Courier New" w:eastAsia="Times New Roman" w:hAnsi="Courier New"/>
+          <w:color w:val="auto"/>
+          <w:sz w:val="16"/>
+          <w:szCs w:val="16"/>
+          <w:lang w:val="en-US"/>
+        </w:rPr>
+        <w:t>f</w:t>
+      </w:r>
+      <w:r>
+        <w:rPr>
+          <w:rFonts w:ascii="Courier New" w:eastAsia="Times New Roman" w:hAnsi="Courier New"/>
+          <w:color w:val="auto"/>
+          <w:sz w:val="16"/>
+          <w:szCs w:val="16"/>
+          <w:lang w:val="en-US"/>
+        </w:rPr>
+        <w:t>"</w:t>
+      </w:r>
+      <w:r>
+        <w:rPr>
+          <w:rFonts w:ascii="Courier New" w:eastAsia="Times New Roman" w:hAnsi="Courier New"/>
+          <w:color w:val="auto"/>
+          <w:sz w:val="16"/>
+          <w:szCs w:val="16"/>
+          <w:lang w:val="en-US"/>
+        </w:rPr>
+        <w:t>v</w:t>
+      </w:r>
+      <w:r>
+        <w:rPr>
+          <w:rFonts w:ascii="Courier New" w:eastAsia="Times New Roman" w:hAnsi="Courier New"/>
+          <w:color w:val="auto"/>
+          <w:sz w:val="16"/>
+          <w:szCs w:val="16"/>
+          <w:lang w:val="en-US"/>
+        </w:rPr>
+        <w:t>1(</w:t>
+      </w:r>
+      <w:r>
+        <w:rPr>
+          <w:rFonts w:ascii="Courier New" w:eastAsia="Times New Roman" w:hAnsi="Courier New"/>
+          <w:color w:val="auto"/>
+          <w:sz w:val="16"/>
+          <w:szCs w:val="16"/>
+          <w:lang w:val="en-US"/>
+        </w:rPr>
+        <w:t>row</w:t>
+      </w:r>
+      <w:r>
+        <w:rPr>
+          <w:rFonts w:ascii="Courier New" w:eastAsia="Times New Roman" w:hAnsi="Courier New"/>
+          <w:color w:val="auto"/>
+          <w:sz w:val="16"/>
+          <w:szCs w:val="16"/>
+          <w:lang w:val="en-US"/>
+        </w:rPr>
+        <w:t>2) = {</w:t>
       </w:r>
       <w:proofErr w:type="spellStart"/>
       <w:r>
@@ -17910,7 +17346,87 @@
           <w:szCs w:val="16"/>
           <w:lang w:val="en-US"/>
         </w:rPr>
-        <w:t>(mix['v1_from_row2'])}"</w:t>
+        <w:t>(</w:t>
+      </w:r>
+      <w:r>
+        <w:rPr>
+          <w:rFonts w:ascii="Courier New" w:eastAsia="Times New Roman" w:hAnsi="Courier New"/>
+          <w:color w:val="auto"/>
+          <w:sz w:val="16"/>
+          <w:szCs w:val="16"/>
+          <w:lang w:val="en-US"/>
+        </w:rPr>
+        <w:t>mix</w:t>
+      </w:r>
+      <w:r>
+        <w:rPr>
+          <w:rFonts w:ascii="Courier New" w:eastAsia="Times New Roman" w:hAnsi="Courier New"/>
+          <w:color w:val="auto"/>
+          <w:sz w:val="16"/>
+          <w:szCs w:val="16"/>
+          <w:lang w:val="en-US"/>
+        </w:rPr>
+        <w:t>['</w:t>
+      </w:r>
+      <w:r>
+        <w:rPr>
+          <w:rFonts w:ascii="Courier New" w:eastAsia="Times New Roman" w:hAnsi="Courier New"/>
+          <w:color w:val="auto"/>
+          <w:sz w:val="16"/>
+          <w:szCs w:val="16"/>
+          <w:lang w:val="en-US"/>
+        </w:rPr>
+        <w:t>v</w:t>
+      </w:r>
+      <w:r>
+        <w:rPr>
+          <w:rFonts w:ascii="Courier New" w:eastAsia="Times New Roman" w:hAnsi="Courier New"/>
+          <w:color w:val="auto"/>
+          <w:sz w:val="16"/>
+          <w:szCs w:val="16"/>
+          <w:lang w:val="en-US"/>
+        </w:rPr>
+        <w:t>1_</w:t>
+      </w:r>
+      <w:r>
+        <w:rPr>
+          <w:rFonts w:ascii="Courier New" w:eastAsia="Times New Roman" w:hAnsi="Courier New"/>
+          <w:color w:val="auto"/>
+          <w:sz w:val="16"/>
+          <w:szCs w:val="16"/>
+          <w:lang w:val="en-US"/>
+        </w:rPr>
+        <w:t>from</w:t>
+      </w:r>
+      <w:r>
+        <w:rPr>
+          <w:rFonts w:ascii="Courier New" w:eastAsia="Times New Roman" w:hAnsi="Courier New"/>
+          <w:color w:val="auto"/>
+          <w:sz w:val="16"/>
+          <w:szCs w:val="16"/>
+          <w:lang w:val="en-US"/>
+        </w:rPr>
+        <w:t>_</w:t>
+      </w:r>
+      <w:r>
+        <w:rPr>
+          <w:rFonts w:ascii="Courier New" w:eastAsia="Times New Roman" w:hAnsi="Courier New"/>
+          <w:color w:val="auto"/>
+          <w:sz w:val="16"/>
+          <w:szCs w:val="16"/>
+          <w:lang w:val="en-US"/>
+        </w:rPr>
+        <w:t>row</w:t>
+      </w:r>
+      <w:r>
+        <w:rPr>
+          <w:rFonts w:ascii="Courier New" w:eastAsia="Times New Roman" w:hAnsi="Courier New"/>
+          <w:color w:val="auto"/>
+          <w:sz w:val="16"/>
+          <w:szCs w:val="16"/>
+          <w:lang w:val="en-US"/>
+        </w:rPr>
+        <w:t>2'])}"</w:t>
       </w:r>
       <w:r>
         <w:rPr>
@@ -17932,18 +17448,58 @@
           <w:lang w:val="en-US"/>
         </w:rPr>
         <w:br/>
-        <w:t xml:space="preserve">    print(</w:t>
-      </w:r>
-      <w:r>
-        <w:rPr>
-          <w:rFonts w:ascii="Courier New" w:eastAsia="Times New Roman" w:hAnsi="Courier New"/>
-          <w:color w:val="auto"/>
-          <w:sz w:val="16"/>
-          <w:szCs w:val="16"/>
-          <w:lang w:val="en-US"/>
-        </w:rPr>
-        <w:br/>
-        <w:t xml:space="preserve">        f"</w:t>
+        <w:t xml:space="preserve">    </w:t>
+      </w:r>
+      <w:r>
+        <w:rPr>
+          <w:rFonts w:ascii="Courier New" w:eastAsia="Times New Roman" w:hAnsi="Courier New"/>
+          <w:color w:val="auto"/>
+          <w:sz w:val="16"/>
+          <w:szCs w:val="16"/>
+          <w:lang w:val="en-US"/>
+        </w:rPr>
+        <w:t>print</w:t>
+      </w:r>
+      <w:r>
+        <w:rPr>
+          <w:rFonts w:ascii="Courier New" w:eastAsia="Times New Roman" w:hAnsi="Courier New"/>
+          <w:color w:val="auto"/>
+          <w:sz w:val="16"/>
+          <w:szCs w:val="16"/>
+          <w:lang w:val="en-US"/>
+        </w:rPr>
+        <w:t>(</w:t>
+      </w:r>
+      <w:r>
+        <w:rPr>
+          <w:rFonts w:ascii="Courier New" w:eastAsia="Times New Roman" w:hAnsi="Courier New"/>
+          <w:color w:val="auto"/>
+          <w:sz w:val="16"/>
+          <w:szCs w:val="16"/>
+          <w:lang w:val="en-US"/>
+        </w:rPr>
+        <w:br/>
+        <w:t xml:space="preserve">        </w:t>
+      </w:r>
+      <w:r>
+        <w:rPr>
+          <w:rFonts w:ascii="Courier New" w:eastAsia="Times New Roman" w:hAnsi="Courier New"/>
+          <w:color w:val="auto"/>
+          <w:sz w:val="16"/>
+          <w:szCs w:val="16"/>
+          <w:lang w:val="en-US"/>
+        </w:rPr>
+        <w:t>f</w:t>
+      </w:r>
+      <w:r>
+        <w:rPr>
+          <w:rFonts w:ascii="Courier New" w:eastAsia="Times New Roman" w:hAnsi="Courier New"/>
+          <w:color w:val="auto"/>
+          <w:sz w:val="16"/>
+          <w:szCs w:val="16"/>
+          <w:lang w:val="en-US"/>
+        </w:rPr>
+        <w:t>"</w:t>
       </w:r>
       <w:r>
         <w:rPr>
@@ -17981,7 +17537,47 @@
           <w:szCs w:val="16"/>
           <w:lang w:val="en-US"/>
         </w:rPr>
-        <w:t xml:space="preserve"> 2: v2(col1) = {</w:t>
+        <w:t xml:space="preserve"> 2: </w:t>
+      </w:r>
+      <w:r>
+        <w:rPr>
+          <w:rFonts w:ascii="Courier New" w:eastAsia="Times New Roman" w:hAnsi="Courier New"/>
+          <w:color w:val="auto"/>
+          <w:sz w:val="16"/>
+          <w:szCs w:val="16"/>
+          <w:lang w:val="en-US"/>
+        </w:rPr>
+        <w:t>v</w:t>
+      </w:r>
+      <w:r>
+        <w:rPr>
+          <w:rFonts w:ascii="Courier New" w:eastAsia="Times New Roman" w:hAnsi="Courier New"/>
+          <w:color w:val="auto"/>
+          <w:sz w:val="16"/>
+          <w:szCs w:val="16"/>
+          <w:lang w:val="en-US"/>
+        </w:rPr>
+        <w:t>2(</w:t>
+      </w:r>
+      <w:r>
+        <w:rPr>
+          <w:rFonts w:ascii="Courier New" w:eastAsia="Times New Roman" w:hAnsi="Courier New"/>
+          <w:color w:val="auto"/>
+          <w:sz w:val="16"/>
+          <w:szCs w:val="16"/>
+          <w:lang w:val="en-US"/>
+        </w:rPr>
+        <w:t>col</w:t>
+      </w:r>
+      <w:r>
+        <w:rPr>
+          <w:rFonts w:ascii="Courier New" w:eastAsia="Times New Roman" w:hAnsi="Courier New"/>
+          <w:color w:val="auto"/>
+          <w:sz w:val="16"/>
+          <w:szCs w:val="16"/>
+          <w:lang w:val="en-US"/>
+        </w:rPr>
+        <w:t>1) = {</w:t>
       </w:r>
       <w:proofErr w:type="spellStart"/>
       <w:r>
@@ -18003,18 +17599,158 @@
           <w:szCs w:val="16"/>
           <w:lang w:val="en-US"/>
         </w:rPr>
-        <w:t>(mix['v2_from_col1'])}, "</w:t>
-      </w:r>
-      <w:r>
-        <w:rPr>
-          <w:rFonts w:ascii="Courier New" w:eastAsia="Times New Roman" w:hAnsi="Courier New"/>
-          <w:color w:val="auto"/>
-          <w:sz w:val="16"/>
-          <w:szCs w:val="16"/>
-          <w:lang w:val="en-US"/>
-        </w:rPr>
-        <w:br/>
-        <w:t xml:space="preserve">        f"v2(col2) = {</w:t>
+        <w:t>(</w:t>
+      </w:r>
+      <w:r>
+        <w:rPr>
+          <w:rFonts w:ascii="Courier New" w:eastAsia="Times New Roman" w:hAnsi="Courier New"/>
+          <w:color w:val="auto"/>
+          <w:sz w:val="16"/>
+          <w:szCs w:val="16"/>
+          <w:lang w:val="en-US"/>
+        </w:rPr>
+        <w:t>mix</w:t>
+      </w:r>
+      <w:r>
+        <w:rPr>
+          <w:rFonts w:ascii="Courier New" w:eastAsia="Times New Roman" w:hAnsi="Courier New"/>
+          <w:color w:val="auto"/>
+          <w:sz w:val="16"/>
+          <w:szCs w:val="16"/>
+          <w:lang w:val="en-US"/>
+        </w:rPr>
+        <w:t>['</w:t>
+      </w:r>
+      <w:r>
+        <w:rPr>
+          <w:rFonts w:ascii="Courier New" w:eastAsia="Times New Roman" w:hAnsi="Courier New"/>
+          <w:color w:val="auto"/>
+          <w:sz w:val="16"/>
+          <w:szCs w:val="16"/>
+          <w:lang w:val="en-US"/>
+        </w:rPr>
+        <w:t>v</w:t>
+      </w:r>
+      <w:r>
+        <w:rPr>
+          <w:rFonts w:ascii="Courier New" w:eastAsia="Times New Roman" w:hAnsi="Courier New"/>
+          <w:color w:val="auto"/>
+          <w:sz w:val="16"/>
+          <w:szCs w:val="16"/>
+          <w:lang w:val="en-US"/>
+        </w:rPr>
+        <w:t>2_</w:t>
+      </w:r>
+      <w:r>
+        <w:rPr>
+          <w:rFonts w:ascii="Courier New" w:eastAsia="Times New Roman" w:hAnsi="Courier New"/>
+          <w:color w:val="auto"/>
+          <w:sz w:val="16"/>
+          <w:szCs w:val="16"/>
+          <w:lang w:val="en-US"/>
+        </w:rPr>
+        <w:t>from</w:t>
+      </w:r>
+      <w:r>
+        <w:rPr>
+          <w:rFonts w:ascii="Courier New" w:eastAsia="Times New Roman" w:hAnsi="Courier New"/>
+          <w:color w:val="auto"/>
+          <w:sz w:val="16"/>
+          <w:szCs w:val="16"/>
+          <w:lang w:val="en-US"/>
+        </w:rPr>
+        <w:t>_</w:t>
+      </w:r>
+      <w:r>
+        <w:rPr>
+          <w:rFonts w:ascii="Courier New" w:eastAsia="Times New Roman" w:hAnsi="Courier New"/>
+          <w:color w:val="auto"/>
+          <w:sz w:val="16"/>
+          <w:szCs w:val="16"/>
+          <w:lang w:val="en-US"/>
+        </w:rPr>
+        <w:t>col</w:t>
+      </w:r>
+      <w:r>
+        <w:rPr>
+          <w:rFonts w:ascii="Courier New" w:eastAsia="Times New Roman" w:hAnsi="Courier New"/>
+          <w:color w:val="auto"/>
+          <w:sz w:val="16"/>
+          <w:szCs w:val="16"/>
+          <w:lang w:val="en-US"/>
+        </w:rPr>
+        <w:t>1'])}, "</w:t>
+      </w:r>
+      <w:r>
+        <w:rPr>
+          <w:rFonts w:ascii="Courier New" w:eastAsia="Times New Roman" w:hAnsi="Courier New"/>
+          <w:color w:val="auto"/>
+          <w:sz w:val="16"/>
+          <w:szCs w:val="16"/>
+          <w:lang w:val="en-US"/>
+        </w:rPr>
+        <w:br/>
+        <w:t xml:space="preserve">        </w:t>
+      </w:r>
+      <w:r>
+        <w:rPr>
+          <w:rFonts w:ascii="Courier New" w:eastAsia="Times New Roman" w:hAnsi="Courier New"/>
+          <w:color w:val="auto"/>
+          <w:sz w:val="16"/>
+          <w:szCs w:val="16"/>
+          <w:lang w:val="en-US"/>
+        </w:rPr>
+        <w:t>f</w:t>
+      </w:r>
+      <w:r>
+        <w:rPr>
+          <w:rFonts w:ascii="Courier New" w:eastAsia="Times New Roman" w:hAnsi="Courier New"/>
+          <w:color w:val="auto"/>
+          <w:sz w:val="16"/>
+          <w:szCs w:val="16"/>
+          <w:lang w:val="en-US"/>
+        </w:rPr>
+        <w:t>"</w:t>
+      </w:r>
+      <w:r>
+        <w:rPr>
+          <w:rFonts w:ascii="Courier New" w:eastAsia="Times New Roman" w:hAnsi="Courier New"/>
+          <w:color w:val="auto"/>
+          <w:sz w:val="16"/>
+          <w:szCs w:val="16"/>
+          <w:lang w:val="en-US"/>
+        </w:rPr>
+        <w:t>v</w:t>
+      </w:r>
+      <w:r>
+        <w:rPr>
+          <w:rFonts w:ascii="Courier New" w:eastAsia="Times New Roman" w:hAnsi="Courier New"/>
+          <w:color w:val="auto"/>
+          <w:sz w:val="16"/>
+          <w:szCs w:val="16"/>
+          <w:lang w:val="en-US"/>
+        </w:rPr>
+        <w:t>2(</w:t>
+      </w:r>
+      <w:r>
+        <w:rPr>
+          <w:rFonts w:ascii="Courier New" w:eastAsia="Times New Roman" w:hAnsi="Courier New"/>
+          <w:color w:val="auto"/>
+          <w:sz w:val="16"/>
+          <w:szCs w:val="16"/>
+          <w:lang w:val="en-US"/>
+        </w:rPr>
+        <w:t>col</w:t>
+      </w:r>
+      <w:r>
+        <w:rPr>
+          <w:rFonts w:ascii="Courier New" w:eastAsia="Times New Roman" w:hAnsi="Courier New"/>
+          <w:color w:val="auto"/>
+          <w:sz w:val="16"/>
+          <w:szCs w:val="16"/>
+          <w:lang w:val="en-US"/>
+        </w:rPr>
+        <w:t>2) = {</w:t>
       </w:r>
       <w:proofErr w:type="spellStart"/>
       <w:r>
@@ -18036,7 +17772,87 @@
           <w:szCs w:val="16"/>
           <w:lang w:val="en-US"/>
         </w:rPr>
-        <w:t>(mix['v2_from_col2'])}"</w:t>
+        <w:t>(</w:t>
+      </w:r>
+      <w:r>
+        <w:rPr>
+          <w:rFonts w:ascii="Courier New" w:eastAsia="Times New Roman" w:hAnsi="Courier New"/>
+          <w:color w:val="auto"/>
+          <w:sz w:val="16"/>
+          <w:szCs w:val="16"/>
+          <w:lang w:val="en-US"/>
+        </w:rPr>
+        <w:t>mix</w:t>
+      </w:r>
+      <w:r>
+        <w:rPr>
+          <w:rFonts w:ascii="Courier New" w:eastAsia="Times New Roman" w:hAnsi="Courier New"/>
+          <w:color w:val="auto"/>
+          <w:sz w:val="16"/>
+          <w:szCs w:val="16"/>
+          <w:lang w:val="en-US"/>
+        </w:rPr>
+        <w:t>['</w:t>
+      </w:r>
+      <w:r>
+        <w:rPr>
+          <w:rFonts w:ascii="Courier New" w:eastAsia="Times New Roman" w:hAnsi="Courier New"/>
+          <w:color w:val="auto"/>
+          <w:sz w:val="16"/>
+          <w:szCs w:val="16"/>
+          <w:lang w:val="en-US"/>
+        </w:rPr>
+        <w:t>v</w:t>
+      </w:r>
+      <w:r>
+        <w:rPr>
+          <w:rFonts w:ascii="Courier New" w:eastAsia="Times New Roman" w:hAnsi="Courier New"/>
+          <w:color w:val="auto"/>
+          <w:sz w:val="16"/>
+          <w:szCs w:val="16"/>
+          <w:lang w:val="en-US"/>
+        </w:rPr>
+        <w:t>2_</w:t>
+      </w:r>
+      <w:r>
+        <w:rPr>
+          <w:rFonts w:ascii="Courier New" w:eastAsia="Times New Roman" w:hAnsi="Courier New"/>
+          <w:color w:val="auto"/>
+          <w:sz w:val="16"/>
+          <w:szCs w:val="16"/>
+          <w:lang w:val="en-US"/>
+        </w:rPr>
+        <w:t>from</w:t>
+      </w:r>
+      <w:r>
+        <w:rPr>
+          <w:rFonts w:ascii="Courier New" w:eastAsia="Times New Roman" w:hAnsi="Courier New"/>
+          <w:color w:val="auto"/>
+          <w:sz w:val="16"/>
+          <w:szCs w:val="16"/>
+          <w:lang w:val="en-US"/>
+        </w:rPr>
+        <w:t>_</w:t>
+      </w:r>
+      <w:r>
+        <w:rPr>
+          <w:rFonts w:ascii="Courier New" w:eastAsia="Times New Roman" w:hAnsi="Courier New"/>
+          <w:color w:val="auto"/>
+          <w:sz w:val="16"/>
+          <w:szCs w:val="16"/>
+          <w:lang w:val="en-US"/>
+        </w:rPr>
+        <w:t>col</w:t>
+      </w:r>
+      <w:r>
+        <w:rPr>
+          <w:rFonts w:ascii="Courier New" w:eastAsia="Times New Roman" w:hAnsi="Courier New"/>
+          <w:color w:val="auto"/>
+          <w:sz w:val="16"/>
+          <w:szCs w:val="16"/>
+          <w:lang w:val="en-US"/>
+        </w:rPr>
+        <w:t>2'])}"</w:t>
       </w:r>
       <w:r>
         <w:rPr>
@@ -18058,7 +17874,47 @@
           <w:lang w:val="en-US"/>
         </w:rPr>
         <w:br/>
-        <w:t xml:space="preserve">    print(f"</w:t>
+        <w:t xml:space="preserve">    </w:t>
+      </w:r>
+      <w:r>
+        <w:rPr>
+          <w:rFonts w:ascii="Courier New" w:eastAsia="Times New Roman" w:hAnsi="Courier New"/>
+          <w:color w:val="auto"/>
+          <w:sz w:val="16"/>
+          <w:szCs w:val="16"/>
+          <w:lang w:val="en-US"/>
+        </w:rPr>
+        <w:t>print</w:t>
+      </w:r>
+      <w:r>
+        <w:rPr>
+          <w:rFonts w:ascii="Courier New" w:eastAsia="Times New Roman" w:hAnsi="Courier New"/>
+          <w:color w:val="auto"/>
+          <w:sz w:val="16"/>
+          <w:szCs w:val="16"/>
+          <w:lang w:val="en-US"/>
+        </w:rPr>
+        <w:t>(</w:t>
+      </w:r>
+      <w:r>
+        <w:rPr>
+          <w:rFonts w:ascii="Courier New" w:eastAsia="Times New Roman" w:hAnsi="Courier New"/>
+          <w:color w:val="auto"/>
+          <w:sz w:val="16"/>
+          <w:szCs w:val="16"/>
+          <w:lang w:val="en-US"/>
+        </w:rPr>
+        <w:t>f</w:t>
+      </w:r>
+      <w:r>
+        <w:rPr>
+          <w:rFonts w:ascii="Courier New" w:eastAsia="Times New Roman" w:hAnsi="Courier New"/>
+          <w:color w:val="auto"/>
+          <w:sz w:val="16"/>
+          <w:szCs w:val="16"/>
+          <w:lang w:val="en-US"/>
+        </w:rPr>
+        <w:t>"</w:t>
       </w:r>
       <w:r>
         <w:rPr>
@@ -18096,7 +17952,27 @@
           <w:szCs w:val="16"/>
           <w:lang w:val="en-US"/>
         </w:rPr>
-        <w:t>: v1 = {</w:t>
+        <w:t xml:space="preserve">: </w:t>
+      </w:r>
+      <w:r>
+        <w:rPr>
+          <w:rFonts w:ascii="Courier New" w:eastAsia="Times New Roman" w:hAnsi="Courier New"/>
+          <w:color w:val="auto"/>
+          <w:sz w:val="16"/>
+          <w:szCs w:val="16"/>
+          <w:lang w:val="en-US"/>
+        </w:rPr>
+        <w:t>v</w:t>
+      </w:r>
+      <w:r>
+        <w:rPr>
+          <w:rFonts w:ascii="Courier New" w:eastAsia="Times New Roman" w:hAnsi="Courier New"/>
+          <w:color w:val="auto"/>
+          <w:sz w:val="16"/>
+          <w:szCs w:val="16"/>
+          <w:lang w:val="en-US"/>
+        </w:rPr>
+        <w:t>1 = {</w:t>
       </w:r>
       <w:proofErr w:type="spellStart"/>
       <w:r>
@@ -18118,7 +17994,67 @@
           <w:szCs w:val="16"/>
           <w:lang w:val="en-US"/>
         </w:rPr>
-        <w:t>(mix['v1'])}, v2 = {</w:t>
+        <w:t>(</w:t>
+      </w:r>
+      <w:r>
+        <w:rPr>
+          <w:rFonts w:ascii="Courier New" w:eastAsia="Times New Roman" w:hAnsi="Courier New"/>
+          <w:color w:val="auto"/>
+          <w:sz w:val="16"/>
+          <w:szCs w:val="16"/>
+          <w:lang w:val="en-US"/>
+        </w:rPr>
+        <w:t>mix</w:t>
+      </w:r>
+      <w:r>
+        <w:rPr>
+          <w:rFonts w:ascii="Courier New" w:eastAsia="Times New Roman" w:hAnsi="Courier New"/>
+          <w:color w:val="auto"/>
+          <w:sz w:val="16"/>
+          <w:szCs w:val="16"/>
+          <w:lang w:val="en-US"/>
+        </w:rPr>
+        <w:t>['</w:t>
+      </w:r>
+      <w:r>
+        <w:rPr>
+          <w:rFonts w:ascii="Courier New" w:eastAsia="Times New Roman" w:hAnsi="Courier New"/>
+          <w:color w:val="auto"/>
+          <w:sz w:val="16"/>
+          <w:szCs w:val="16"/>
+          <w:lang w:val="en-US"/>
+        </w:rPr>
+        <w:t>v</w:t>
+      </w:r>
+      <w:r>
+        <w:rPr>
+          <w:rFonts w:ascii="Courier New" w:eastAsia="Times New Roman" w:hAnsi="Courier New"/>
+          <w:color w:val="auto"/>
+          <w:sz w:val="16"/>
+          <w:szCs w:val="16"/>
+          <w:lang w:val="en-US"/>
+        </w:rPr>
+        <w:t xml:space="preserve">1'])}, </w:t>
+      </w:r>
+      <w:r>
+        <w:rPr>
+          <w:rFonts w:ascii="Courier New" w:eastAsia="Times New Roman" w:hAnsi="Courier New"/>
+          <w:color w:val="auto"/>
+          <w:sz w:val="16"/>
+          <w:szCs w:val="16"/>
+          <w:lang w:val="en-US"/>
+        </w:rPr>
+        <w:t>v</w:t>
+      </w:r>
+      <w:r>
+        <w:rPr>
+          <w:rFonts w:ascii="Courier New" w:eastAsia="Times New Roman" w:hAnsi="Courier New"/>
+          <w:color w:val="auto"/>
+          <w:sz w:val="16"/>
+          <w:szCs w:val="16"/>
+          <w:lang w:val="en-US"/>
+        </w:rPr>
+        <w:t>2 = {</w:t>
       </w:r>
       <w:proofErr w:type="spellStart"/>
       <w:r>
@@ -18140,39 +18076,119 @@
           <w:szCs w:val="16"/>
           <w:lang w:val="en-US"/>
         </w:rPr>
-        <w:t>(mix['v2'])}")</w:t>
-      </w:r>
-      <w:r>
-        <w:rPr>
-          <w:rFonts w:ascii="Courier New" w:eastAsia="Times New Roman" w:hAnsi="Courier New"/>
-          <w:color w:val="auto"/>
-          <w:sz w:val="16"/>
-          <w:szCs w:val="16"/>
-          <w:lang w:val="en-US"/>
-        </w:rPr>
-        <w:br/>
-      </w:r>
-      <w:r>
-        <w:rPr>
-          <w:rFonts w:ascii="Courier New" w:eastAsia="Times New Roman" w:hAnsi="Courier New"/>
-          <w:color w:val="auto"/>
-          <w:sz w:val="16"/>
-          <w:szCs w:val="16"/>
-          <w:lang w:val="en-US"/>
-        </w:rPr>
-        <w:br/>
-        <w:t xml:space="preserve">    if </w:t>
-      </w:r>
-      <w:proofErr w:type="spellStart"/>
-      <w:r>
-        <w:rPr>
-          <w:rFonts w:ascii="Courier New" w:eastAsia="Times New Roman" w:hAnsi="Courier New"/>
-          <w:color w:val="auto"/>
-          <w:sz w:val="16"/>
-          <w:szCs w:val="16"/>
-          <w:lang w:val="en-US"/>
-        </w:rPr>
-        <w:t>mix.get</w:t>
+        <w:t>(</w:t>
+      </w:r>
+      <w:r>
+        <w:rPr>
+          <w:rFonts w:ascii="Courier New" w:eastAsia="Times New Roman" w:hAnsi="Courier New"/>
+          <w:color w:val="auto"/>
+          <w:sz w:val="16"/>
+          <w:szCs w:val="16"/>
+          <w:lang w:val="en-US"/>
+        </w:rPr>
+        <w:t>mix</w:t>
+      </w:r>
+      <w:r>
+        <w:rPr>
+          <w:rFonts w:ascii="Courier New" w:eastAsia="Times New Roman" w:hAnsi="Courier New"/>
+          <w:color w:val="auto"/>
+          <w:sz w:val="16"/>
+          <w:szCs w:val="16"/>
+          <w:lang w:val="en-US"/>
+        </w:rPr>
+        <w:t>['</w:t>
+      </w:r>
+      <w:r>
+        <w:rPr>
+          <w:rFonts w:ascii="Courier New" w:eastAsia="Times New Roman" w:hAnsi="Courier New"/>
+          <w:color w:val="auto"/>
+          <w:sz w:val="16"/>
+          <w:szCs w:val="16"/>
+          <w:lang w:val="en-US"/>
+        </w:rPr>
+        <w:t>v</w:t>
+      </w:r>
+      <w:r>
+        <w:rPr>
+          <w:rFonts w:ascii="Courier New" w:eastAsia="Times New Roman" w:hAnsi="Courier New"/>
+          <w:color w:val="auto"/>
+          <w:sz w:val="16"/>
+          <w:szCs w:val="16"/>
+          <w:lang w:val="en-US"/>
+        </w:rPr>
+        <w:t>2'])}")</w:t>
+      </w:r>
+      <w:r>
+        <w:rPr>
+          <w:rFonts w:ascii="Courier New" w:eastAsia="Times New Roman" w:hAnsi="Courier New"/>
+          <w:color w:val="auto"/>
+          <w:sz w:val="16"/>
+          <w:szCs w:val="16"/>
+          <w:lang w:val="en-US"/>
+        </w:rPr>
+        <w:br/>
+      </w:r>
+      <w:r>
+        <w:rPr>
+          <w:rFonts w:ascii="Courier New" w:eastAsia="Times New Roman" w:hAnsi="Courier New"/>
+          <w:color w:val="auto"/>
+          <w:sz w:val="16"/>
+          <w:szCs w:val="16"/>
+          <w:lang w:val="en-US"/>
+        </w:rPr>
+        <w:br/>
+        <w:t xml:space="preserve">    </w:t>
+      </w:r>
+      <w:r>
+        <w:rPr>
+          <w:rFonts w:ascii="Courier New" w:eastAsia="Times New Roman" w:hAnsi="Courier New"/>
+          <w:color w:val="auto"/>
+          <w:sz w:val="16"/>
+          <w:szCs w:val="16"/>
+          <w:lang w:val="en-US"/>
+        </w:rPr>
+        <w:t>if</w:t>
+      </w:r>
+      <w:r>
+        <w:rPr>
+          <w:rFonts w:ascii="Courier New" w:eastAsia="Times New Roman" w:hAnsi="Courier New"/>
+          <w:color w:val="auto"/>
+          <w:sz w:val="16"/>
+          <w:szCs w:val="16"/>
+          <w:lang w:val="en-US"/>
+        </w:rPr>
+        <w:t xml:space="preserve"> </w:t>
+      </w:r>
+      <w:proofErr w:type="spellStart"/>
+      <w:r>
+        <w:rPr>
+          <w:rFonts w:ascii="Courier New" w:eastAsia="Times New Roman" w:hAnsi="Courier New"/>
+          <w:color w:val="auto"/>
+          <w:sz w:val="16"/>
+          <w:szCs w:val="16"/>
+          <w:lang w:val="en-US"/>
+        </w:rPr>
+        <w:t>mix</w:t>
+      </w:r>
+      <w:r>
+        <w:rPr>
+          <w:rFonts w:ascii="Courier New" w:eastAsia="Times New Roman" w:hAnsi="Courier New"/>
+          <w:color w:val="auto"/>
+          <w:sz w:val="16"/>
+          <w:szCs w:val="16"/>
+          <w:lang w:val="en-US"/>
+        </w:rPr>
+        <w:t>.</w:t>
+      </w:r>
+      <w:r>
+        <w:rPr>
+          <w:rFonts w:ascii="Courier New" w:eastAsia="Times New Roman" w:hAnsi="Courier New"/>
+          <w:color w:val="auto"/>
+          <w:sz w:val="16"/>
+          <w:szCs w:val="16"/>
+          <w:lang w:val="en-US"/>
+        </w:rPr>
+        <w:t>get</w:t>
       </w:r>
       <w:proofErr w:type="spellEnd"/>
       <w:r>
@@ -18194,29 +18210,149 @@
           <w:szCs w:val="16"/>
           <w:lang w:val="en-US"/>
         </w:rPr>
-        <w:t>a_inv</w:t>
-      </w:r>
-      <w:proofErr w:type="spellEnd"/>
-      <w:r>
-        <w:rPr>
-          <w:rFonts w:ascii="Courier New" w:eastAsia="Times New Roman" w:hAnsi="Courier New"/>
-          <w:color w:val="auto"/>
-          <w:sz w:val="16"/>
-          <w:szCs w:val="16"/>
-          <w:lang w:val="en-US"/>
-        </w:rPr>
-        <w:t xml:space="preserve">") is not None and </w:t>
-      </w:r>
-      <w:proofErr w:type="spellStart"/>
-      <w:r>
-        <w:rPr>
-          <w:rFonts w:ascii="Courier New" w:eastAsia="Times New Roman" w:hAnsi="Courier New"/>
-          <w:color w:val="auto"/>
-          <w:sz w:val="16"/>
-          <w:szCs w:val="16"/>
-          <w:lang w:val="en-US"/>
-        </w:rPr>
-        <w:t>mix.get</w:t>
+        <w:t>a</w:t>
+      </w:r>
+      <w:r>
+        <w:rPr>
+          <w:rFonts w:ascii="Courier New" w:eastAsia="Times New Roman" w:hAnsi="Courier New"/>
+          <w:color w:val="auto"/>
+          <w:sz w:val="16"/>
+          <w:szCs w:val="16"/>
+          <w:lang w:val="en-US"/>
+        </w:rPr>
+        <w:t>_</w:t>
+      </w:r>
+      <w:r>
+        <w:rPr>
+          <w:rFonts w:ascii="Courier New" w:eastAsia="Times New Roman" w:hAnsi="Courier New"/>
+          <w:color w:val="auto"/>
+          <w:sz w:val="16"/>
+          <w:szCs w:val="16"/>
+          <w:lang w:val="en-US"/>
+        </w:rPr>
+        <w:t>inv</w:t>
+      </w:r>
+      <w:proofErr w:type="spellEnd"/>
+      <w:r>
+        <w:rPr>
+          <w:rFonts w:ascii="Courier New" w:eastAsia="Times New Roman" w:hAnsi="Courier New"/>
+          <w:color w:val="auto"/>
+          <w:sz w:val="16"/>
+          <w:szCs w:val="16"/>
+          <w:lang w:val="en-US"/>
+        </w:rPr>
+        <w:t xml:space="preserve">") </w:t>
+      </w:r>
+      <w:r>
+        <w:rPr>
+          <w:rFonts w:ascii="Courier New" w:eastAsia="Times New Roman" w:hAnsi="Courier New"/>
+          <w:color w:val="auto"/>
+          <w:sz w:val="16"/>
+          <w:szCs w:val="16"/>
+          <w:lang w:val="en-US"/>
+        </w:rPr>
+        <w:t>is</w:t>
+      </w:r>
+      <w:r>
+        <w:rPr>
+          <w:rFonts w:ascii="Courier New" w:eastAsia="Times New Roman" w:hAnsi="Courier New"/>
+          <w:color w:val="auto"/>
+          <w:sz w:val="16"/>
+          <w:szCs w:val="16"/>
+          <w:lang w:val="en-US"/>
+        </w:rPr>
+        <w:t xml:space="preserve"> </w:t>
+      </w:r>
+      <w:r>
+        <w:rPr>
+          <w:rFonts w:ascii="Courier New" w:eastAsia="Times New Roman" w:hAnsi="Courier New"/>
+          <w:color w:val="auto"/>
+          <w:sz w:val="16"/>
+          <w:szCs w:val="16"/>
+          <w:lang w:val="en-US"/>
+        </w:rPr>
+        <w:t>not</w:t>
+      </w:r>
+      <w:r>
+        <w:rPr>
+          <w:rFonts w:ascii="Courier New" w:eastAsia="Times New Roman" w:hAnsi="Courier New"/>
+          <w:color w:val="auto"/>
+          <w:sz w:val="16"/>
+          <w:szCs w:val="16"/>
+          <w:lang w:val="en-US"/>
+        </w:rPr>
+        <w:t xml:space="preserve"> </w:t>
+      </w:r>
+      <w:r>
+        <w:rPr>
+          <w:rFonts w:ascii="Courier New" w:eastAsia="Times New Roman" w:hAnsi="Courier New"/>
+          <w:color w:val="auto"/>
+          <w:sz w:val="16"/>
+          <w:szCs w:val="16"/>
+          <w:lang w:val="en-US"/>
+        </w:rPr>
+        <w:t>None</w:t>
+      </w:r>
+      <w:r>
+        <w:rPr>
+          <w:rFonts w:ascii="Courier New" w:eastAsia="Times New Roman" w:hAnsi="Courier New"/>
+          <w:color w:val="auto"/>
+          <w:sz w:val="16"/>
+          <w:szCs w:val="16"/>
+          <w:lang w:val="en-US"/>
+        </w:rPr>
+        <w:t xml:space="preserve"> </w:t>
+      </w:r>
+      <w:r>
+        <w:rPr>
+          <w:rFonts w:ascii="Courier New" w:eastAsia="Times New Roman" w:hAnsi="Courier New"/>
+          <w:color w:val="auto"/>
+          <w:sz w:val="16"/>
+          <w:szCs w:val="16"/>
+          <w:lang w:val="en-US"/>
+        </w:rPr>
+        <w:t>and</w:t>
+      </w:r>
+      <w:r>
+        <w:rPr>
+          <w:rFonts w:ascii="Courier New" w:eastAsia="Times New Roman" w:hAnsi="Courier New"/>
+          <w:color w:val="auto"/>
+          <w:sz w:val="16"/>
+          <w:szCs w:val="16"/>
+          <w:lang w:val="en-US"/>
+        </w:rPr>
+        <w:t xml:space="preserve"> </w:t>
+      </w:r>
+      <w:proofErr w:type="spellStart"/>
+      <w:r>
+        <w:rPr>
+          <w:rFonts w:ascii="Courier New" w:eastAsia="Times New Roman" w:hAnsi="Courier New"/>
+          <w:color w:val="auto"/>
+          <w:sz w:val="16"/>
+          <w:szCs w:val="16"/>
+          <w:lang w:val="en-US"/>
+        </w:rPr>
+        <w:t>mix</w:t>
+      </w:r>
+      <w:r>
+        <w:rPr>
+          <w:rFonts w:ascii="Courier New" w:eastAsia="Times New Roman" w:hAnsi="Courier New"/>
+          <w:color w:val="auto"/>
+          <w:sz w:val="16"/>
+          <w:szCs w:val="16"/>
+          <w:lang w:val="en-US"/>
+        </w:rPr>
+        <w:t>.</w:t>
+      </w:r>
+      <w:r>
+        <w:rPr>
+          <w:rFonts w:ascii="Courier New" w:eastAsia="Times New Roman" w:hAnsi="Courier New"/>
+          <w:color w:val="auto"/>
+          <w:sz w:val="16"/>
+          <w:szCs w:val="16"/>
+          <w:lang w:val="en-US"/>
+        </w:rPr>
+        <w:t>get</w:t>
       </w:r>
       <w:proofErr w:type="spellEnd"/>
       <w:r>
@@ -18238,29 +18374,129 @@
           <w:szCs w:val="16"/>
           <w:lang w:val="en-US"/>
         </w:rPr>
-        <w:t>b_inv</w:t>
-      </w:r>
-      <w:proofErr w:type="spellEnd"/>
-      <w:r>
-        <w:rPr>
-          <w:rFonts w:ascii="Courier New" w:eastAsia="Times New Roman" w:hAnsi="Courier New"/>
-          <w:color w:val="auto"/>
-          <w:sz w:val="16"/>
-          <w:szCs w:val="16"/>
-          <w:lang w:val="en-US"/>
-        </w:rPr>
-        <w:t>") is not None:</w:t>
-      </w:r>
-      <w:r>
-        <w:rPr>
-          <w:rFonts w:ascii="Courier New" w:eastAsia="Times New Roman" w:hAnsi="Courier New"/>
-          <w:color w:val="auto"/>
-          <w:sz w:val="16"/>
-          <w:szCs w:val="16"/>
-          <w:lang w:val="en-US"/>
-        </w:rPr>
-        <w:br/>
-        <w:t xml:space="preserve">        print("</w:t>
+        <w:t>b</w:t>
+      </w:r>
+      <w:r>
+        <w:rPr>
+          <w:rFonts w:ascii="Courier New" w:eastAsia="Times New Roman" w:hAnsi="Courier New"/>
+          <w:color w:val="auto"/>
+          <w:sz w:val="16"/>
+          <w:szCs w:val="16"/>
+          <w:lang w:val="en-US"/>
+        </w:rPr>
+        <w:t>_</w:t>
+      </w:r>
+      <w:r>
+        <w:rPr>
+          <w:rFonts w:ascii="Courier New" w:eastAsia="Times New Roman" w:hAnsi="Courier New"/>
+          <w:color w:val="auto"/>
+          <w:sz w:val="16"/>
+          <w:szCs w:val="16"/>
+          <w:lang w:val="en-US"/>
+        </w:rPr>
+        <w:t>inv</w:t>
+      </w:r>
+      <w:proofErr w:type="spellEnd"/>
+      <w:r>
+        <w:rPr>
+          <w:rFonts w:ascii="Courier New" w:eastAsia="Times New Roman" w:hAnsi="Courier New"/>
+          <w:color w:val="auto"/>
+          <w:sz w:val="16"/>
+          <w:szCs w:val="16"/>
+          <w:lang w:val="en-US"/>
+        </w:rPr>
+        <w:t xml:space="preserve">") </w:t>
+      </w:r>
+      <w:r>
+        <w:rPr>
+          <w:rFonts w:ascii="Courier New" w:eastAsia="Times New Roman" w:hAnsi="Courier New"/>
+          <w:color w:val="auto"/>
+          <w:sz w:val="16"/>
+          <w:szCs w:val="16"/>
+          <w:lang w:val="en-US"/>
+        </w:rPr>
+        <w:t>is</w:t>
+      </w:r>
+      <w:r>
+        <w:rPr>
+          <w:rFonts w:ascii="Courier New" w:eastAsia="Times New Roman" w:hAnsi="Courier New"/>
+          <w:color w:val="auto"/>
+          <w:sz w:val="16"/>
+          <w:szCs w:val="16"/>
+          <w:lang w:val="en-US"/>
+        </w:rPr>
+        <w:t xml:space="preserve"> </w:t>
+      </w:r>
+      <w:r>
+        <w:rPr>
+          <w:rFonts w:ascii="Courier New" w:eastAsia="Times New Roman" w:hAnsi="Courier New"/>
+          <w:color w:val="auto"/>
+          <w:sz w:val="16"/>
+          <w:szCs w:val="16"/>
+          <w:lang w:val="en-US"/>
+        </w:rPr>
+        <w:t>not</w:t>
+      </w:r>
+      <w:r>
+        <w:rPr>
+          <w:rFonts w:ascii="Courier New" w:eastAsia="Times New Roman" w:hAnsi="Courier New"/>
+          <w:color w:val="auto"/>
+          <w:sz w:val="16"/>
+          <w:szCs w:val="16"/>
+          <w:lang w:val="en-US"/>
+        </w:rPr>
+        <w:t xml:space="preserve"> </w:t>
+      </w:r>
+      <w:r>
+        <w:rPr>
+          <w:rFonts w:ascii="Courier New" w:eastAsia="Times New Roman" w:hAnsi="Courier New"/>
+          <w:color w:val="auto"/>
+          <w:sz w:val="16"/>
+          <w:szCs w:val="16"/>
+          <w:lang w:val="en-US"/>
+        </w:rPr>
+        <w:t>None</w:t>
+      </w:r>
+      <w:r>
+        <w:rPr>
+          <w:rFonts w:ascii="Courier New" w:eastAsia="Times New Roman" w:hAnsi="Courier New"/>
+          <w:color w:val="auto"/>
+          <w:sz w:val="16"/>
+          <w:szCs w:val="16"/>
+          <w:lang w:val="en-US"/>
+        </w:rPr>
+        <w:t>:</w:t>
+      </w:r>
+      <w:r>
+        <w:rPr>
+          <w:rFonts w:ascii="Courier New" w:eastAsia="Times New Roman" w:hAnsi="Courier New"/>
+          <w:color w:val="auto"/>
+          <w:sz w:val="16"/>
+          <w:szCs w:val="16"/>
+          <w:lang w:val="en-US"/>
+        </w:rPr>
+        <w:br/>
+        <w:t xml:space="preserve">        </w:t>
+      </w:r>
+      <w:r>
+        <w:rPr>
+          <w:rFonts w:ascii="Courier New" w:eastAsia="Times New Roman" w:hAnsi="Courier New"/>
+          <w:color w:val="auto"/>
+          <w:sz w:val="16"/>
+          <w:szCs w:val="16"/>
+          <w:lang w:val="en-US"/>
+        </w:rPr>
+        <w:t>print</w:t>
+      </w:r>
+      <w:r>
+        <w:rPr>
+          <w:rFonts w:ascii="Courier New" w:eastAsia="Times New Roman" w:hAnsi="Courier New"/>
+          <w:color w:val="auto"/>
+          <w:sz w:val="16"/>
+          <w:szCs w:val="16"/>
+          <w:lang w:val="en-US"/>
+        </w:rPr>
+        <w:t>("</w:t>
       </w:r>
       <w:r>
         <w:rPr>
@@ -18366,29 +18602,89 @@
           <w:lang w:val="en-US"/>
         </w:rPr>
         <w:br/>
-        <w:t xml:space="preserve">        print(</w:t>
-      </w:r>
-      <w:proofErr w:type="spellStart"/>
-      <w:r>
-        <w:rPr>
-          <w:rFonts w:ascii="Courier New" w:eastAsia="Times New Roman" w:hAnsi="Courier New"/>
-          <w:color w:val="auto"/>
-          <w:sz w:val="16"/>
-          <w:szCs w:val="16"/>
-          <w:lang w:val="en-US"/>
-        </w:rPr>
-        <w:t>f"det</w:t>
-      </w:r>
-      <w:proofErr w:type="spellEnd"/>
-      <w:r>
-        <w:rPr>
-          <w:rFonts w:ascii="Courier New" w:eastAsia="Times New Roman" w:hAnsi="Courier New"/>
-          <w:color w:val="auto"/>
-          <w:sz w:val="16"/>
-          <w:szCs w:val="16"/>
-          <w:lang w:val="en-US"/>
-        </w:rPr>
-        <w:t>(A) = {</w:t>
+        <w:t xml:space="preserve">        </w:t>
+      </w:r>
+      <w:r>
+        <w:rPr>
+          <w:rFonts w:ascii="Courier New" w:eastAsia="Times New Roman" w:hAnsi="Courier New"/>
+          <w:color w:val="auto"/>
+          <w:sz w:val="16"/>
+          <w:szCs w:val="16"/>
+          <w:lang w:val="en-US"/>
+        </w:rPr>
+        <w:t>print</w:t>
+      </w:r>
+      <w:r>
+        <w:rPr>
+          <w:rFonts w:ascii="Courier New" w:eastAsia="Times New Roman" w:hAnsi="Courier New"/>
+          <w:color w:val="auto"/>
+          <w:sz w:val="16"/>
+          <w:szCs w:val="16"/>
+          <w:lang w:val="en-US"/>
+        </w:rPr>
+        <w:t>(</w:t>
+      </w:r>
+      <w:proofErr w:type="spellStart"/>
+      <w:r>
+        <w:rPr>
+          <w:rFonts w:ascii="Courier New" w:eastAsia="Times New Roman" w:hAnsi="Courier New"/>
+          <w:color w:val="auto"/>
+          <w:sz w:val="16"/>
+          <w:szCs w:val="16"/>
+          <w:lang w:val="en-US"/>
+        </w:rPr>
+        <w:t>f</w:t>
+      </w:r>
+      <w:r>
+        <w:rPr>
+          <w:rFonts w:ascii="Courier New" w:eastAsia="Times New Roman" w:hAnsi="Courier New"/>
+          <w:color w:val="auto"/>
+          <w:sz w:val="16"/>
+          <w:szCs w:val="16"/>
+          <w:lang w:val="en-US"/>
+        </w:rPr>
+        <w:t>"</w:t>
+      </w:r>
+      <w:r>
+        <w:rPr>
+          <w:rFonts w:ascii="Courier New" w:eastAsia="Times New Roman" w:hAnsi="Courier New"/>
+          <w:color w:val="auto"/>
+          <w:sz w:val="16"/>
+          <w:szCs w:val="16"/>
+          <w:lang w:val="en-US"/>
+        </w:rPr>
+        <w:t>det</w:t>
+      </w:r>
+      <w:proofErr w:type="spellEnd"/>
+      <w:r>
+        <w:rPr>
+          <w:rFonts w:ascii="Courier New" w:eastAsia="Times New Roman" w:hAnsi="Courier New"/>
+          <w:color w:val="auto"/>
+          <w:sz w:val="16"/>
+          <w:szCs w:val="16"/>
+          <w:lang w:val="en-US"/>
+        </w:rPr>
+        <w:t>(</w:t>
+      </w:r>
+      <w:r>
+        <w:rPr>
+          <w:rFonts w:ascii="Courier New" w:eastAsia="Times New Roman" w:hAnsi="Courier New"/>
+          <w:color w:val="auto"/>
+          <w:sz w:val="16"/>
+          <w:szCs w:val="16"/>
+          <w:lang w:val="en-US"/>
+        </w:rPr>
+        <w:t>A</w:t>
+      </w:r>
+      <w:r>
+        <w:rPr>
+          <w:rFonts w:ascii="Courier New" w:eastAsia="Times New Roman" w:hAnsi="Courier New"/>
+          <w:color w:val="auto"/>
+          <w:sz w:val="16"/>
+          <w:szCs w:val="16"/>
+          <w:lang w:val="en-US"/>
+        </w:rPr>
+        <w:t>) = {</w:t>
       </w:r>
       <w:proofErr w:type="spellStart"/>
       <w:r>
@@ -18410,29 +18706,109 @@
           <w:szCs w:val="16"/>
           <w:lang w:val="en-US"/>
         </w:rPr>
-        <w:t>(mix['</w:t>
-      </w:r>
-      <w:proofErr w:type="spellStart"/>
-      <w:r>
-        <w:rPr>
-          <w:rFonts w:ascii="Courier New" w:eastAsia="Times New Roman" w:hAnsi="Courier New"/>
-          <w:color w:val="auto"/>
-          <w:sz w:val="16"/>
-          <w:szCs w:val="16"/>
-          <w:lang w:val="en-US"/>
-        </w:rPr>
-        <w:t>det_a</w:t>
-      </w:r>
-      <w:proofErr w:type="spellEnd"/>
-      <w:r>
-        <w:rPr>
-          <w:rFonts w:ascii="Courier New" w:eastAsia="Times New Roman" w:hAnsi="Courier New"/>
-          <w:color w:val="auto"/>
-          <w:sz w:val="16"/>
-          <w:szCs w:val="16"/>
-          <w:lang w:val="en-US"/>
-        </w:rPr>
-        <w:t>'])}, det(B) = {</w:t>
+        <w:t>(</w:t>
+      </w:r>
+      <w:r>
+        <w:rPr>
+          <w:rFonts w:ascii="Courier New" w:eastAsia="Times New Roman" w:hAnsi="Courier New"/>
+          <w:color w:val="auto"/>
+          <w:sz w:val="16"/>
+          <w:szCs w:val="16"/>
+          <w:lang w:val="en-US"/>
+        </w:rPr>
+        <w:t>mix</w:t>
+      </w:r>
+      <w:r>
+        <w:rPr>
+          <w:rFonts w:ascii="Courier New" w:eastAsia="Times New Roman" w:hAnsi="Courier New"/>
+          <w:color w:val="auto"/>
+          <w:sz w:val="16"/>
+          <w:szCs w:val="16"/>
+          <w:lang w:val="en-US"/>
+        </w:rPr>
+        <w:t>['</w:t>
+      </w:r>
+      <w:proofErr w:type="spellStart"/>
+      <w:r>
+        <w:rPr>
+          <w:rFonts w:ascii="Courier New" w:eastAsia="Times New Roman" w:hAnsi="Courier New"/>
+          <w:color w:val="auto"/>
+          <w:sz w:val="16"/>
+          <w:szCs w:val="16"/>
+          <w:lang w:val="en-US"/>
+        </w:rPr>
+        <w:t>det</w:t>
+      </w:r>
+      <w:r>
+        <w:rPr>
+          <w:rFonts w:ascii="Courier New" w:eastAsia="Times New Roman" w:hAnsi="Courier New"/>
+          <w:color w:val="auto"/>
+          <w:sz w:val="16"/>
+          <w:szCs w:val="16"/>
+          <w:lang w:val="en-US"/>
+        </w:rPr>
+        <w:t>_</w:t>
+      </w:r>
+      <w:r>
+        <w:rPr>
+          <w:rFonts w:ascii="Courier New" w:eastAsia="Times New Roman" w:hAnsi="Courier New"/>
+          <w:color w:val="auto"/>
+          <w:sz w:val="16"/>
+          <w:szCs w:val="16"/>
+          <w:lang w:val="en-US"/>
+        </w:rPr>
+        <w:t>a</w:t>
+      </w:r>
+      <w:proofErr w:type="spellEnd"/>
+      <w:r>
+        <w:rPr>
+          <w:rFonts w:ascii="Courier New" w:eastAsia="Times New Roman" w:hAnsi="Courier New"/>
+          <w:color w:val="auto"/>
+          <w:sz w:val="16"/>
+          <w:szCs w:val="16"/>
+          <w:lang w:val="en-US"/>
+        </w:rPr>
+        <w:t xml:space="preserve">'])}, </w:t>
+      </w:r>
+      <w:r>
+        <w:rPr>
+          <w:rFonts w:ascii="Courier New" w:eastAsia="Times New Roman" w:hAnsi="Courier New"/>
+          <w:color w:val="auto"/>
+          <w:sz w:val="16"/>
+          <w:szCs w:val="16"/>
+          <w:lang w:val="en-US"/>
+        </w:rPr>
+        <w:t>det</w:t>
+      </w:r>
+      <w:r>
+        <w:rPr>
+          <w:rFonts w:ascii="Courier New" w:eastAsia="Times New Roman" w:hAnsi="Courier New"/>
+          <w:color w:val="auto"/>
+          <w:sz w:val="16"/>
+          <w:szCs w:val="16"/>
+          <w:lang w:val="en-US"/>
+        </w:rPr>
+        <w:t>(</w:t>
+      </w:r>
+      <w:r>
+        <w:rPr>
+          <w:rFonts w:ascii="Courier New" w:eastAsia="Times New Roman" w:hAnsi="Courier New"/>
+          <w:color w:val="auto"/>
+          <w:sz w:val="16"/>
+          <w:szCs w:val="16"/>
+          <w:lang w:val="en-US"/>
+        </w:rPr>
+        <w:t>B</w:t>
+      </w:r>
+      <w:r>
+        <w:rPr>
+          <w:rFonts w:ascii="Courier New" w:eastAsia="Times New Roman" w:hAnsi="Courier New"/>
+          <w:color w:val="auto"/>
+          <w:sz w:val="16"/>
+          <w:szCs w:val="16"/>
+          <w:lang w:val="en-US"/>
+        </w:rPr>
+        <w:t>) = {</w:t>
       </w:r>
       <w:proofErr w:type="spellStart"/>
       <w:r>
@@ -18454,18 +18830,58 @@
           <w:szCs w:val="16"/>
           <w:lang w:val="en-US"/>
         </w:rPr>
-        <w:t>(mix['</w:t>
-      </w:r>
-      <w:proofErr w:type="spellStart"/>
-      <w:r>
-        <w:rPr>
-          <w:rFonts w:ascii="Courier New" w:eastAsia="Times New Roman" w:hAnsi="Courier New"/>
-          <w:color w:val="auto"/>
-          <w:sz w:val="16"/>
-          <w:szCs w:val="16"/>
-          <w:lang w:val="en-US"/>
-        </w:rPr>
-        <w:t>det_b</w:t>
+        <w:t>(</w:t>
+      </w:r>
+      <w:r>
+        <w:rPr>
+          <w:rFonts w:ascii="Courier New" w:eastAsia="Times New Roman" w:hAnsi="Courier New"/>
+          <w:color w:val="auto"/>
+          <w:sz w:val="16"/>
+          <w:szCs w:val="16"/>
+          <w:lang w:val="en-US"/>
+        </w:rPr>
+        <w:t>mix</w:t>
+      </w:r>
+      <w:r>
+        <w:rPr>
+          <w:rFonts w:ascii="Courier New" w:eastAsia="Times New Roman" w:hAnsi="Courier New"/>
+          <w:color w:val="auto"/>
+          <w:sz w:val="16"/>
+          <w:szCs w:val="16"/>
+          <w:lang w:val="en-US"/>
+        </w:rPr>
+        <w:t>['</w:t>
+      </w:r>
+      <w:proofErr w:type="spellStart"/>
+      <w:r>
+        <w:rPr>
+          <w:rFonts w:ascii="Courier New" w:eastAsia="Times New Roman" w:hAnsi="Courier New"/>
+          <w:color w:val="auto"/>
+          <w:sz w:val="16"/>
+          <w:szCs w:val="16"/>
+          <w:lang w:val="en-US"/>
+        </w:rPr>
+        <w:t>det</w:t>
+      </w:r>
+      <w:r>
+        <w:rPr>
+          <w:rFonts w:ascii="Courier New" w:eastAsia="Times New Roman" w:hAnsi="Courier New"/>
+          <w:color w:val="auto"/>
+          <w:sz w:val="16"/>
+          <w:szCs w:val="16"/>
+          <w:lang w:val="en-US"/>
+        </w:rPr>
+        <w:t>_</w:t>
+      </w:r>
+      <w:r>
+        <w:rPr>
+          <w:rFonts w:ascii="Courier New" w:eastAsia="Times New Roman" w:hAnsi="Courier New"/>
+          <w:color w:val="auto"/>
+          <w:sz w:val="16"/>
+          <w:szCs w:val="16"/>
+          <w:lang w:val="en-US"/>
+        </w:rPr>
+        <w:t>b</w:t>
       </w:r>
       <w:proofErr w:type="spellEnd"/>
       <w:r>
@@ -18487,7 +18903,27 @@
           <w:lang w:val="en-US"/>
         </w:rPr>
         <w:br/>
-        <w:t xml:space="preserve">        print(</w:t>
+        <w:t xml:space="preserve">        </w:t>
+      </w:r>
+      <w:r>
+        <w:rPr>
+          <w:rFonts w:ascii="Courier New" w:eastAsia="Times New Roman" w:hAnsi="Courier New"/>
+          <w:color w:val="auto"/>
+          <w:sz w:val="16"/>
+          <w:szCs w:val="16"/>
+          <w:lang w:val="en-US"/>
+        </w:rPr>
+        <w:t>print</w:t>
+      </w:r>
+      <w:r>
+        <w:rPr>
+          <w:rFonts w:ascii="Courier New" w:eastAsia="Times New Roman" w:hAnsi="Courier New"/>
+          <w:color w:val="auto"/>
+          <w:sz w:val="16"/>
+          <w:szCs w:val="16"/>
+          <w:lang w:val="en-US"/>
+        </w:rPr>
+        <w:t>(</w:t>
       </w:r>
       <w:r>
         <w:rPr>
@@ -18509,7 +18945,27 @@
           <w:szCs w:val="16"/>
           <w:lang w:val="en-US"/>
         </w:rPr>
-        <w:t>f"A</w:t>
+        <w:t>f</w:t>
+      </w:r>
+      <w:r>
+        <w:rPr>
+          <w:rFonts w:ascii="Courier New" w:eastAsia="Times New Roman" w:hAnsi="Courier New"/>
+          <w:color w:val="auto"/>
+          <w:sz w:val="16"/>
+          <w:szCs w:val="16"/>
+          <w:lang w:val="en-US"/>
+        </w:rPr>
+        <w:t>"</w:t>
+      </w:r>
+      <w:r>
+        <w:rPr>
+          <w:rFonts w:ascii="Courier New" w:eastAsia="Times New Roman" w:hAnsi="Courier New"/>
+          <w:color w:val="auto"/>
+          <w:sz w:val="16"/>
+          <w:szCs w:val="16"/>
+          <w:lang w:val="en-US"/>
+        </w:rPr>
+        <w:t>A</w:t>
       </w:r>
       <w:proofErr w:type="spellEnd"/>
       <w:r>
@@ -18542,18 +18998,58 @@
           <w:szCs w:val="16"/>
           <w:lang w:val="en-US"/>
         </w:rPr>
-        <w:t>(mix['</w:t>
-      </w:r>
-      <w:proofErr w:type="spellStart"/>
-      <w:r>
-        <w:rPr>
-          <w:rFonts w:ascii="Courier New" w:eastAsia="Times New Roman" w:hAnsi="Courier New"/>
-          <w:color w:val="auto"/>
-          <w:sz w:val="16"/>
-          <w:szCs w:val="16"/>
-          <w:lang w:val="en-US"/>
-        </w:rPr>
-        <w:t>a_inv</w:t>
+        <w:t>(</w:t>
+      </w:r>
+      <w:r>
+        <w:rPr>
+          <w:rFonts w:ascii="Courier New" w:eastAsia="Times New Roman" w:hAnsi="Courier New"/>
+          <w:color w:val="auto"/>
+          <w:sz w:val="16"/>
+          <w:szCs w:val="16"/>
+          <w:lang w:val="en-US"/>
+        </w:rPr>
+        <w:t>mix</w:t>
+      </w:r>
+      <w:r>
+        <w:rPr>
+          <w:rFonts w:ascii="Courier New" w:eastAsia="Times New Roman" w:hAnsi="Courier New"/>
+          <w:color w:val="auto"/>
+          <w:sz w:val="16"/>
+          <w:szCs w:val="16"/>
+          <w:lang w:val="en-US"/>
+        </w:rPr>
+        <w:t>['</w:t>
+      </w:r>
+      <w:proofErr w:type="spellStart"/>
+      <w:r>
+        <w:rPr>
+          <w:rFonts w:ascii="Courier New" w:eastAsia="Times New Roman" w:hAnsi="Courier New"/>
+          <w:color w:val="auto"/>
+          <w:sz w:val="16"/>
+          <w:szCs w:val="16"/>
+          <w:lang w:val="en-US"/>
+        </w:rPr>
+        <w:t>a</w:t>
+      </w:r>
+      <w:r>
+        <w:rPr>
+          <w:rFonts w:ascii="Courier New" w:eastAsia="Times New Roman" w:hAnsi="Courier New"/>
+          <w:color w:val="auto"/>
+          <w:sz w:val="16"/>
+          <w:szCs w:val="16"/>
+          <w:lang w:val="en-US"/>
+        </w:rPr>
+        <w:t>_</w:t>
+      </w:r>
+      <w:r>
+        <w:rPr>
+          <w:rFonts w:ascii="Courier New" w:eastAsia="Times New Roman" w:hAnsi="Courier New"/>
+          <w:color w:val="auto"/>
+          <w:sz w:val="16"/>
+          <w:szCs w:val="16"/>
+          <w:lang w:val="en-US"/>
+        </w:rPr>
+        <w:t>inv</w:t>
       </w:r>
       <w:proofErr w:type="spellEnd"/>
       <w:r>
@@ -18586,18 +19082,58 @@
           <w:szCs w:val="16"/>
           <w:lang w:val="en-US"/>
         </w:rPr>
-        <w:t>(mix['</w:t>
-      </w:r>
-      <w:proofErr w:type="spellStart"/>
-      <w:r>
-        <w:rPr>
-          <w:rFonts w:ascii="Courier New" w:eastAsia="Times New Roman" w:hAnsi="Courier New"/>
-          <w:color w:val="auto"/>
-          <w:sz w:val="16"/>
-          <w:szCs w:val="16"/>
-          <w:lang w:val="en-US"/>
-        </w:rPr>
-        <w:t>a_inv</w:t>
+        <w:t>(</w:t>
+      </w:r>
+      <w:r>
+        <w:rPr>
+          <w:rFonts w:ascii="Courier New" w:eastAsia="Times New Roman" w:hAnsi="Courier New"/>
+          <w:color w:val="auto"/>
+          <w:sz w:val="16"/>
+          <w:szCs w:val="16"/>
+          <w:lang w:val="en-US"/>
+        </w:rPr>
+        <w:t>mix</w:t>
+      </w:r>
+      <w:r>
+        <w:rPr>
+          <w:rFonts w:ascii="Courier New" w:eastAsia="Times New Roman" w:hAnsi="Courier New"/>
+          <w:color w:val="auto"/>
+          <w:sz w:val="16"/>
+          <w:szCs w:val="16"/>
+          <w:lang w:val="en-US"/>
+        </w:rPr>
+        <w:t>['</w:t>
+      </w:r>
+      <w:proofErr w:type="spellStart"/>
+      <w:r>
+        <w:rPr>
+          <w:rFonts w:ascii="Courier New" w:eastAsia="Times New Roman" w:hAnsi="Courier New"/>
+          <w:color w:val="auto"/>
+          <w:sz w:val="16"/>
+          <w:szCs w:val="16"/>
+          <w:lang w:val="en-US"/>
+        </w:rPr>
+        <w:t>a</w:t>
+      </w:r>
+      <w:r>
+        <w:rPr>
+          <w:rFonts w:ascii="Courier New" w:eastAsia="Times New Roman" w:hAnsi="Courier New"/>
+          <w:color w:val="auto"/>
+          <w:sz w:val="16"/>
+          <w:szCs w:val="16"/>
+          <w:lang w:val="en-US"/>
+        </w:rPr>
+        <w:t>_</w:t>
+      </w:r>
+      <w:r>
+        <w:rPr>
+          <w:rFonts w:ascii="Courier New" w:eastAsia="Times New Roman" w:hAnsi="Courier New"/>
+          <w:color w:val="auto"/>
+          <w:sz w:val="16"/>
+          <w:szCs w:val="16"/>
+          <w:lang w:val="en-US"/>
+        </w:rPr>
+        <w:t>inv</w:t>
       </w:r>
       <w:proofErr w:type="spellEnd"/>
       <w:r>
@@ -18619,7 +19155,27 @@
           <w:lang w:val="en-US"/>
         </w:rPr>
         <w:br/>
-        <w:t xml:space="preserve">            f"[{</w:t>
+        <w:t xml:space="preserve">            </w:t>
+      </w:r>
+      <w:r>
+        <w:rPr>
+          <w:rFonts w:ascii="Courier New" w:eastAsia="Times New Roman" w:hAnsi="Courier New"/>
+          <w:color w:val="auto"/>
+          <w:sz w:val="16"/>
+          <w:szCs w:val="16"/>
+          <w:lang w:val="en-US"/>
+        </w:rPr>
+        <w:t>f</w:t>
+      </w:r>
+      <w:r>
+        <w:rPr>
+          <w:rFonts w:ascii="Courier New" w:eastAsia="Times New Roman" w:hAnsi="Courier New"/>
+          <w:color w:val="auto"/>
+          <w:sz w:val="16"/>
+          <w:szCs w:val="16"/>
+          <w:lang w:val="en-US"/>
+        </w:rPr>
+        <w:t>"[{</w:t>
       </w:r>
       <w:proofErr w:type="spellStart"/>
       <w:r>
@@ -18641,18 +19197,58 @@
           <w:szCs w:val="16"/>
           <w:lang w:val="en-US"/>
         </w:rPr>
-        <w:t>(mix['</w:t>
-      </w:r>
-      <w:proofErr w:type="spellStart"/>
-      <w:r>
-        <w:rPr>
-          <w:rFonts w:ascii="Courier New" w:eastAsia="Times New Roman" w:hAnsi="Courier New"/>
-          <w:color w:val="auto"/>
-          <w:sz w:val="16"/>
-          <w:szCs w:val="16"/>
-          <w:lang w:val="en-US"/>
-        </w:rPr>
-        <w:t>a_inv</w:t>
+        <w:t>(</w:t>
+      </w:r>
+      <w:r>
+        <w:rPr>
+          <w:rFonts w:ascii="Courier New" w:eastAsia="Times New Roman" w:hAnsi="Courier New"/>
+          <w:color w:val="auto"/>
+          <w:sz w:val="16"/>
+          <w:szCs w:val="16"/>
+          <w:lang w:val="en-US"/>
+        </w:rPr>
+        <w:t>mix</w:t>
+      </w:r>
+      <w:r>
+        <w:rPr>
+          <w:rFonts w:ascii="Courier New" w:eastAsia="Times New Roman" w:hAnsi="Courier New"/>
+          <w:color w:val="auto"/>
+          <w:sz w:val="16"/>
+          <w:szCs w:val="16"/>
+          <w:lang w:val="en-US"/>
+        </w:rPr>
+        <w:t>['</w:t>
+      </w:r>
+      <w:proofErr w:type="spellStart"/>
+      <w:r>
+        <w:rPr>
+          <w:rFonts w:ascii="Courier New" w:eastAsia="Times New Roman" w:hAnsi="Courier New"/>
+          <w:color w:val="auto"/>
+          <w:sz w:val="16"/>
+          <w:szCs w:val="16"/>
+          <w:lang w:val="en-US"/>
+        </w:rPr>
+        <w:t>a</w:t>
+      </w:r>
+      <w:r>
+        <w:rPr>
+          <w:rFonts w:ascii="Courier New" w:eastAsia="Times New Roman" w:hAnsi="Courier New"/>
+          <w:color w:val="auto"/>
+          <w:sz w:val="16"/>
+          <w:szCs w:val="16"/>
+          <w:lang w:val="en-US"/>
+        </w:rPr>
+        <w:t>_</w:t>
+      </w:r>
+      <w:r>
+        <w:rPr>
+          <w:rFonts w:ascii="Courier New" w:eastAsia="Times New Roman" w:hAnsi="Courier New"/>
+          <w:color w:val="auto"/>
+          <w:sz w:val="16"/>
+          <w:szCs w:val="16"/>
+          <w:lang w:val="en-US"/>
+        </w:rPr>
+        <w:t>inv</w:t>
       </w:r>
       <w:proofErr w:type="spellEnd"/>
       <w:r>
@@ -18685,18 +19281,58 @@
           <w:szCs w:val="16"/>
           <w:lang w:val="en-US"/>
         </w:rPr>
-        <w:t>(mix['</w:t>
-      </w:r>
-      <w:proofErr w:type="spellStart"/>
-      <w:r>
-        <w:rPr>
-          <w:rFonts w:ascii="Courier New" w:eastAsia="Times New Roman" w:hAnsi="Courier New"/>
-          <w:color w:val="auto"/>
-          <w:sz w:val="16"/>
-          <w:szCs w:val="16"/>
-          <w:lang w:val="en-US"/>
-        </w:rPr>
-        <w:t>a_inv</w:t>
+        <w:t>(</w:t>
+      </w:r>
+      <w:r>
+        <w:rPr>
+          <w:rFonts w:ascii="Courier New" w:eastAsia="Times New Roman" w:hAnsi="Courier New"/>
+          <w:color w:val="auto"/>
+          <w:sz w:val="16"/>
+          <w:szCs w:val="16"/>
+          <w:lang w:val="en-US"/>
+        </w:rPr>
+        <w:t>mix</w:t>
+      </w:r>
+      <w:r>
+        <w:rPr>
+          <w:rFonts w:ascii="Courier New" w:eastAsia="Times New Roman" w:hAnsi="Courier New"/>
+          <w:color w:val="auto"/>
+          <w:sz w:val="16"/>
+          <w:szCs w:val="16"/>
+          <w:lang w:val="en-US"/>
+        </w:rPr>
+        <w:t>['</w:t>
+      </w:r>
+      <w:proofErr w:type="spellStart"/>
+      <w:r>
+        <w:rPr>
+          <w:rFonts w:ascii="Courier New" w:eastAsia="Times New Roman" w:hAnsi="Courier New"/>
+          <w:color w:val="auto"/>
+          <w:sz w:val="16"/>
+          <w:szCs w:val="16"/>
+          <w:lang w:val="en-US"/>
+        </w:rPr>
+        <w:t>a</w:t>
+      </w:r>
+      <w:r>
+        <w:rPr>
+          <w:rFonts w:ascii="Courier New" w:eastAsia="Times New Roman" w:hAnsi="Courier New"/>
+          <w:color w:val="auto"/>
+          <w:sz w:val="16"/>
+          <w:szCs w:val="16"/>
+          <w:lang w:val="en-US"/>
+        </w:rPr>
+        <w:t>_</w:t>
+      </w:r>
+      <w:r>
+        <w:rPr>
+          <w:rFonts w:ascii="Courier New" w:eastAsia="Times New Roman" w:hAnsi="Courier New"/>
+          <w:color w:val="auto"/>
+          <w:sz w:val="16"/>
+          <w:szCs w:val="16"/>
+          <w:lang w:val="en-US"/>
+        </w:rPr>
+        <w:t>inv</w:t>
       </w:r>
       <w:proofErr w:type="spellEnd"/>
       <w:r>
@@ -18729,7 +19365,27 @@
           <w:lang w:val="en-US"/>
         </w:rPr>
         <w:br/>
-        <w:t xml:space="preserve">        print(</w:t>
+        <w:t xml:space="preserve">        </w:t>
+      </w:r>
+      <w:r>
+        <w:rPr>
+          <w:rFonts w:ascii="Courier New" w:eastAsia="Times New Roman" w:hAnsi="Courier New"/>
+          <w:color w:val="auto"/>
+          <w:sz w:val="16"/>
+          <w:szCs w:val="16"/>
+          <w:lang w:val="en-US"/>
+        </w:rPr>
+        <w:t>print</w:t>
+      </w:r>
+      <w:r>
+        <w:rPr>
+          <w:rFonts w:ascii="Courier New" w:eastAsia="Times New Roman" w:hAnsi="Courier New"/>
+          <w:color w:val="auto"/>
+          <w:sz w:val="16"/>
+          <w:szCs w:val="16"/>
+          <w:lang w:val="en-US"/>
+        </w:rPr>
+        <w:t>(</w:t>
       </w:r>
       <w:r>
         <w:rPr>
@@ -18751,7 +19407,27 @@
           <w:szCs w:val="16"/>
           <w:lang w:val="en-US"/>
         </w:rPr>
-        <w:t>f"B</w:t>
+        <w:t>f</w:t>
+      </w:r>
+      <w:r>
+        <w:rPr>
+          <w:rFonts w:ascii="Courier New" w:eastAsia="Times New Roman" w:hAnsi="Courier New"/>
+          <w:color w:val="auto"/>
+          <w:sz w:val="16"/>
+          <w:szCs w:val="16"/>
+          <w:lang w:val="en-US"/>
+        </w:rPr>
+        <w:t>"</w:t>
+      </w:r>
+      <w:r>
+        <w:rPr>
+          <w:rFonts w:ascii="Courier New" w:eastAsia="Times New Roman" w:hAnsi="Courier New"/>
+          <w:color w:val="auto"/>
+          <w:sz w:val="16"/>
+          <w:szCs w:val="16"/>
+          <w:lang w:val="en-US"/>
+        </w:rPr>
+        <w:t>B</w:t>
       </w:r>
       <w:proofErr w:type="spellEnd"/>
       <w:r>
@@ -18784,18 +19460,58 @@
           <w:szCs w:val="16"/>
           <w:lang w:val="en-US"/>
         </w:rPr>
-        <w:t>(mix['</w:t>
-      </w:r>
-      <w:proofErr w:type="spellStart"/>
-      <w:r>
-        <w:rPr>
-          <w:rFonts w:ascii="Courier New" w:eastAsia="Times New Roman" w:hAnsi="Courier New"/>
-          <w:color w:val="auto"/>
-          <w:sz w:val="16"/>
-          <w:szCs w:val="16"/>
-          <w:lang w:val="en-US"/>
-        </w:rPr>
-        <w:t>b_inv</w:t>
+        <w:t>(</w:t>
+      </w:r>
+      <w:r>
+        <w:rPr>
+          <w:rFonts w:ascii="Courier New" w:eastAsia="Times New Roman" w:hAnsi="Courier New"/>
+          <w:color w:val="auto"/>
+          <w:sz w:val="16"/>
+          <w:szCs w:val="16"/>
+          <w:lang w:val="en-US"/>
+        </w:rPr>
+        <w:t>mix</w:t>
+      </w:r>
+      <w:r>
+        <w:rPr>
+          <w:rFonts w:ascii="Courier New" w:eastAsia="Times New Roman" w:hAnsi="Courier New"/>
+          <w:color w:val="auto"/>
+          <w:sz w:val="16"/>
+          <w:szCs w:val="16"/>
+          <w:lang w:val="en-US"/>
+        </w:rPr>
+        <w:t>['</w:t>
+      </w:r>
+      <w:proofErr w:type="spellStart"/>
+      <w:r>
+        <w:rPr>
+          <w:rFonts w:ascii="Courier New" w:eastAsia="Times New Roman" w:hAnsi="Courier New"/>
+          <w:color w:val="auto"/>
+          <w:sz w:val="16"/>
+          <w:szCs w:val="16"/>
+          <w:lang w:val="en-US"/>
+        </w:rPr>
+        <w:t>b</w:t>
+      </w:r>
+      <w:r>
+        <w:rPr>
+          <w:rFonts w:ascii="Courier New" w:eastAsia="Times New Roman" w:hAnsi="Courier New"/>
+          <w:color w:val="auto"/>
+          <w:sz w:val="16"/>
+          <w:szCs w:val="16"/>
+          <w:lang w:val="en-US"/>
+        </w:rPr>
+        <w:t>_</w:t>
+      </w:r>
+      <w:r>
+        <w:rPr>
+          <w:rFonts w:ascii="Courier New" w:eastAsia="Times New Roman" w:hAnsi="Courier New"/>
+          <w:color w:val="auto"/>
+          <w:sz w:val="16"/>
+          <w:szCs w:val="16"/>
+          <w:lang w:val="en-US"/>
+        </w:rPr>
+        <w:t>inv</w:t>
       </w:r>
       <w:proofErr w:type="spellEnd"/>
       <w:r>
@@ -18828,18 +19544,58 @@
           <w:szCs w:val="16"/>
           <w:lang w:val="en-US"/>
         </w:rPr>
-        <w:t>(mix['</w:t>
-      </w:r>
-      <w:proofErr w:type="spellStart"/>
-      <w:r>
-        <w:rPr>
-          <w:rFonts w:ascii="Courier New" w:eastAsia="Times New Roman" w:hAnsi="Courier New"/>
-          <w:color w:val="auto"/>
-          <w:sz w:val="16"/>
-          <w:szCs w:val="16"/>
-          <w:lang w:val="en-US"/>
-        </w:rPr>
-        <w:t>b_inv</w:t>
+        <w:t>(</w:t>
+      </w:r>
+      <w:r>
+        <w:rPr>
+          <w:rFonts w:ascii="Courier New" w:eastAsia="Times New Roman" w:hAnsi="Courier New"/>
+          <w:color w:val="auto"/>
+          <w:sz w:val="16"/>
+          <w:szCs w:val="16"/>
+          <w:lang w:val="en-US"/>
+        </w:rPr>
+        <w:t>mix</w:t>
+      </w:r>
+      <w:r>
+        <w:rPr>
+          <w:rFonts w:ascii="Courier New" w:eastAsia="Times New Roman" w:hAnsi="Courier New"/>
+          <w:color w:val="auto"/>
+          <w:sz w:val="16"/>
+          <w:szCs w:val="16"/>
+          <w:lang w:val="en-US"/>
+        </w:rPr>
+        <w:t>['</w:t>
+      </w:r>
+      <w:proofErr w:type="spellStart"/>
+      <w:r>
+        <w:rPr>
+          <w:rFonts w:ascii="Courier New" w:eastAsia="Times New Roman" w:hAnsi="Courier New"/>
+          <w:color w:val="auto"/>
+          <w:sz w:val="16"/>
+          <w:szCs w:val="16"/>
+          <w:lang w:val="en-US"/>
+        </w:rPr>
+        <w:t>b</w:t>
+      </w:r>
+      <w:r>
+        <w:rPr>
+          <w:rFonts w:ascii="Courier New" w:eastAsia="Times New Roman" w:hAnsi="Courier New"/>
+          <w:color w:val="auto"/>
+          <w:sz w:val="16"/>
+          <w:szCs w:val="16"/>
+          <w:lang w:val="en-US"/>
+        </w:rPr>
+        <w:t>_</w:t>
+      </w:r>
+      <w:r>
+        <w:rPr>
+          <w:rFonts w:ascii="Courier New" w:eastAsia="Times New Roman" w:hAnsi="Courier New"/>
+          <w:color w:val="auto"/>
+          <w:sz w:val="16"/>
+          <w:szCs w:val="16"/>
+          <w:lang w:val="en-US"/>
+        </w:rPr>
+        <w:t>inv</w:t>
       </w:r>
       <w:proofErr w:type="spellEnd"/>
       <w:r>
@@ -18861,7 +19617,27 @@
           <w:lang w:val="en-US"/>
         </w:rPr>
         <w:br/>
-        <w:t xml:space="preserve">            f"[{</w:t>
+        <w:t xml:space="preserve">            </w:t>
+      </w:r>
+      <w:r>
+        <w:rPr>
+          <w:rFonts w:ascii="Courier New" w:eastAsia="Times New Roman" w:hAnsi="Courier New"/>
+          <w:color w:val="auto"/>
+          <w:sz w:val="16"/>
+          <w:szCs w:val="16"/>
+          <w:lang w:val="en-US"/>
+        </w:rPr>
+        <w:t>f</w:t>
+      </w:r>
+      <w:r>
+        <w:rPr>
+          <w:rFonts w:ascii="Courier New" w:eastAsia="Times New Roman" w:hAnsi="Courier New"/>
+          <w:color w:val="auto"/>
+          <w:sz w:val="16"/>
+          <w:szCs w:val="16"/>
+          <w:lang w:val="en-US"/>
+        </w:rPr>
+        <w:t>"[{</w:t>
       </w:r>
       <w:proofErr w:type="spellStart"/>
       <w:r>
@@ -18883,18 +19659,58 @@
           <w:szCs w:val="16"/>
           <w:lang w:val="en-US"/>
         </w:rPr>
-        <w:t>(mix['</w:t>
-      </w:r>
-      <w:proofErr w:type="spellStart"/>
-      <w:r>
-        <w:rPr>
-          <w:rFonts w:ascii="Courier New" w:eastAsia="Times New Roman" w:hAnsi="Courier New"/>
-          <w:color w:val="auto"/>
-          <w:sz w:val="16"/>
-          <w:szCs w:val="16"/>
-          <w:lang w:val="en-US"/>
-        </w:rPr>
-        <w:t>b_inv</w:t>
+        <w:t>(</w:t>
+      </w:r>
+      <w:r>
+        <w:rPr>
+          <w:rFonts w:ascii="Courier New" w:eastAsia="Times New Roman" w:hAnsi="Courier New"/>
+          <w:color w:val="auto"/>
+          <w:sz w:val="16"/>
+          <w:szCs w:val="16"/>
+          <w:lang w:val="en-US"/>
+        </w:rPr>
+        <w:t>mix</w:t>
+      </w:r>
+      <w:r>
+        <w:rPr>
+          <w:rFonts w:ascii="Courier New" w:eastAsia="Times New Roman" w:hAnsi="Courier New"/>
+          <w:color w:val="auto"/>
+          <w:sz w:val="16"/>
+          <w:szCs w:val="16"/>
+          <w:lang w:val="en-US"/>
+        </w:rPr>
+        <w:t>['</w:t>
+      </w:r>
+      <w:proofErr w:type="spellStart"/>
+      <w:r>
+        <w:rPr>
+          <w:rFonts w:ascii="Courier New" w:eastAsia="Times New Roman" w:hAnsi="Courier New"/>
+          <w:color w:val="auto"/>
+          <w:sz w:val="16"/>
+          <w:szCs w:val="16"/>
+          <w:lang w:val="en-US"/>
+        </w:rPr>
+        <w:t>b</w:t>
+      </w:r>
+      <w:r>
+        <w:rPr>
+          <w:rFonts w:ascii="Courier New" w:eastAsia="Times New Roman" w:hAnsi="Courier New"/>
+          <w:color w:val="auto"/>
+          <w:sz w:val="16"/>
+          <w:szCs w:val="16"/>
+          <w:lang w:val="en-US"/>
+        </w:rPr>
+        <w:t>_</w:t>
+      </w:r>
+      <w:r>
+        <w:rPr>
+          <w:rFonts w:ascii="Courier New" w:eastAsia="Times New Roman" w:hAnsi="Courier New"/>
+          <w:color w:val="auto"/>
+          <w:sz w:val="16"/>
+          <w:szCs w:val="16"/>
+          <w:lang w:val="en-US"/>
+        </w:rPr>
+        <w:t>inv</w:t>
       </w:r>
       <w:proofErr w:type="spellEnd"/>
       <w:r>
@@ -18927,18 +19743,58 @@
           <w:szCs w:val="16"/>
           <w:lang w:val="en-US"/>
         </w:rPr>
-        <w:t>(mix['</w:t>
-      </w:r>
-      <w:proofErr w:type="spellStart"/>
-      <w:r>
-        <w:rPr>
-          <w:rFonts w:ascii="Courier New" w:eastAsia="Times New Roman" w:hAnsi="Courier New"/>
-          <w:color w:val="auto"/>
-          <w:sz w:val="16"/>
-          <w:szCs w:val="16"/>
-          <w:lang w:val="en-US"/>
-        </w:rPr>
-        <w:t>b_inv</w:t>
+        <w:t>(</w:t>
+      </w:r>
+      <w:r>
+        <w:rPr>
+          <w:rFonts w:ascii="Courier New" w:eastAsia="Times New Roman" w:hAnsi="Courier New"/>
+          <w:color w:val="auto"/>
+          <w:sz w:val="16"/>
+          <w:szCs w:val="16"/>
+          <w:lang w:val="en-US"/>
+        </w:rPr>
+        <w:t>mix</w:t>
+      </w:r>
+      <w:r>
+        <w:rPr>
+          <w:rFonts w:ascii="Courier New" w:eastAsia="Times New Roman" w:hAnsi="Courier New"/>
+          <w:color w:val="auto"/>
+          <w:sz w:val="16"/>
+          <w:szCs w:val="16"/>
+          <w:lang w:val="en-US"/>
+        </w:rPr>
+        <w:t>['</w:t>
+      </w:r>
+      <w:proofErr w:type="spellStart"/>
+      <w:r>
+        <w:rPr>
+          <w:rFonts w:ascii="Courier New" w:eastAsia="Times New Roman" w:hAnsi="Courier New"/>
+          <w:color w:val="auto"/>
+          <w:sz w:val="16"/>
+          <w:szCs w:val="16"/>
+          <w:lang w:val="en-US"/>
+        </w:rPr>
+        <w:t>b</w:t>
+      </w:r>
+      <w:r>
+        <w:rPr>
+          <w:rFonts w:ascii="Courier New" w:eastAsia="Times New Roman" w:hAnsi="Courier New"/>
+          <w:color w:val="auto"/>
+          <w:sz w:val="16"/>
+          <w:szCs w:val="16"/>
+          <w:lang w:val="en-US"/>
+        </w:rPr>
+        <w:t>_</w:t>
+      </w:r>
+      <w:r>
+        <w:rPr>
+          <w:rFonts w:ascii="Courier New" w:eastAsia="Times New Roman" w:hAnsi="Courier New"/>
+          <w:color w:val="auto"/>
+          <w:sz w:val="16"/>
+          <w:szCs w:val="16"/>
+          <w:lang w:val="en-US"/>
+        </w:rPr>
+        <w:t>inv</w:t>
       </w:r>
       <w:proofErr w:type="spellEnd"/>
       <w:r>
@@ -18971,73 +19827,473 @@
           <w:lang w:val="en-US"/>
         </w:rPr>
         <w:br/>
-        <w:t xml:space="preserve">        if </w:t>
-      </w:r>
-      <w:proofErr w:type="spellStart"/>
-      <w:r>
-        <w:rPr>
-          <w:rFonts w:ascii="Courier New" w:eastAsia="Times New Roman" w:hAnsi="Courier New"/>
-          <w:color w:val="auto"/>
-          <w:sz w:val="16"/>
-          <w:szCs w:val="16"/>
-          <w:lang w:val="en-US"/>
-        </w:rPr>
-        <w:t>mix.get</w:t>
-      </w:r>
-      <w:proofErr w:type="spellEnd"/>
-      <w:r>
-        <w:rPr>
-          <w:rFonts w:ascii="Courier New" w:eastAsia="Times New Roman" w:hAnsi="Courier New"/>
-          <w:color w:val="auto"/>
-          <w:sz w:val="16"/>
-          <w:szCs w:val="16"/>
-          <w:lang w:val="en-US"/>
-        </w:rPr>
-        <w:t xml:space="preserve">("v1_formula") is not None and </w:t>
-      </w:r>
-      <w:proofErr w:type="spellStart"/>
-      <w:r>
-        <w:rPr>
-          <w:rFonts w:ascii="Courier New" w:eastAsia="Times New Roman" w:hAnsi="Courier New"/>
-          <w:color w:val="auto"/>
-          <w:sz w:val="16"/>
-          <w:szCs w:val="16"/>
-          <w:lang w:val="en-US"/>
-        </w:rPr>
-        <w:t>mix.get</w:t>
-      </w:r>
-      <w:proofErr w:type="spellEnd"/>
-      <w:r>
-        <w:rPr>
-          <w:rFonts w:ascii="Courier New" w:eastAsia="Times New Roman" w:hAnsi="Courier New"/>
-          <w:color w:val="auto"/>
-          <w:sz w:val="16"/>
-          <w:szCs w:val="16"/>
-          <w:lang w:val="en-US"/>
-        </w:rPr>
-        <w:t>("v2_formula") is not None:</w:t>
-      </w:r>
-      <w:r>
-        <w:rPr>
-          <w:rFonts w:ascii="Courier New" w:eastAsia="Times New Roman" w:hAnsi="Courier New"/>
-          <w:color w:val="auto"/>
-          <w:sz w:val="16"/>
-          <w:szCs w:val="16"/>
-          <w:lang w:val="en-US"/>
-        </w:rPr>
-        <w:br/>
-        <w:t xml:space="preserve">            print(</w:t>
-      </w:r>
-      <w:r>
-        <w:rPr>
-          <w:rFonts w:ascii="Courier New" w:eastAsia="Times New Roman" w:hAnsi="Courier New"/>
-          <w:color w:val="auto"/>
-          <w:sz w:val="16"/>
-          <w:szCs w:val="16"/>
-          <w:lang w:val="en-US"/>
-        </w:rPr>
-        <w:br/>
-        <w:t xml:space="preserve">                f"v1 = 1 / (u * A^(-1) * u) = {</w:t>
+        <w:t xml:space="preserve">        </w:t>
+      </w:r>
+      <w:r>
+        <w:rPr>
+          <w:rFonts w:ascii="Courier New" w:eastAsia="Times New Roman" w:hAnsi="Courier New"/>
+          <w:color w:val="auto"/>
+          <w:sz w:val="16"/>
+          <w:szCs w:val="16"/>
+          <w:lang w:val="en-US"/>
+        </w:rPr>
+        <w:t>if</w:t>
+      </w:r>
+      <w:r>
+        <w:rPr>
+          <w:rFonts w:ascii="Courier New" w:eastAsia="Times New Roman" w:hAnsi="Courier New"/>
+          <w:color w:val="auto"/>
+          <w:sz w:val="16"/>
+          <w:szCs w:val="16"/>
+          <w:lang w:val="en-US"/>
+        </w:rPr>
+        <w:t xml:space="preserve"> </w:t>
+      </w:r>
+      <w:proofErr w:type="spellStart"/>
+      <w:r>
+        <w:rPr>
+          <w:rFonts w:ascii="Courier New" w:eastAsia="Times New Roman" w:hAnsi="Courier New"/>
+          <w:color w:val="auto"/>
+          <w:sz w:val="16"/>
+          <w:szCs w:val="16"/>
+          <w:lang w:val="en-US"/>
+        </w:rPr>
+        <w:t>mix</w:t>
+      </w:r>
+      <w:r>
+        <w:rPr>
+          <w:rFonts w:ascii="Courier New" w:eastAsia="Times New Roman" w:hAnsi="Courier New"/>
+          <w:color w:val="auto"/>
+          <w:sz w:val="16"/>
+          <w:szCs w:val="16"/>
+          <w:lang w:val="en-US"/>
+        </w:rPr>
+        <w:t>.</w:t>
+      </w:r>
+      <w:r>
+        <w:rPr>
+          <w:rFonts w:ascii="Courier New" w:eastAsia="Times New Roman" w:hAnsi="Courier New"/>
+          <w:color w:val="auto"/>
+          <w:sz w:val="16"/>
+          <w:szCs w:val="16"/>
+          <w:lang w:val="en-US"/>
+        </w:rPr>
+        <w:t>get</w:t>
+      </w:r>
+      <w:proofErr w:type="spellEnd"/>
+      <w:r>
+        <w:rPr>
+          <w:rFonts w:ascii="Courier New" w:eastAsia="Times New Roman" w:hAnsi="Courier New"/>
+          <w:color w:val="auto"/>
+          <w:sz w:val="16"/>
+          <w:szCs w:val="16"/>
+          <w:lang w:val="en-US"/>
+        </w:rPr>
+        <w:t>("</w:t>
+      </w:r>
+      <w:r>
+        <w:rPr>
+          <w:rFonts w:ascii="Courier New" w:eastAsia="Times New Roman" w:hAnsi="Courier New"/>
+          <w:color w:val="auto"/>
+          <w:sz w:val="16"/>
+          <w:szCs w:val="16"/>
+          <w:lang w:val="en-US"/>
+        </w:rPr>
+        <w:t>v</w:t>
+      </w:r>
+      <w:r>
+        <w:rPr>
+          <w:rFonts w:ascii="Courier New" w:eastAsia="Times New Roman" w:hAnsi="Courier New"/>
+          <w:color w:val="auto"/>
+          <w:sz w:val="16"/>
+          <w:szCs w:val="16"/>
+          <w:lang w:val="en-US"/>
+        </w:rPr>
+        <w:t>1_</w:t>
+      </w:r>
+      <w:r>
+        <w:rPr>
+          <w:rFonts w:ascii="Courier New" w:eastAsia="Times New Roman" w:hAnsi="Courier New"/>
+          <w:color w:val="auto"/>
+          <w:sz w:val="16"/>
+          <w:szCs w:val="16"/>
+          <w:lang w:val="en-US"/>
+        </w:rPr>
+        <w:t>formula</w:t>
+      </w:r>
+      <w:r>
+        <w:rPr>
+          <w:rFonts w:ascii="Courier New" w:eastAsia="Times New Roman" w:hAnsi="Courier New"/>
+          <w:color w:val="auto"/>
+          <w:sz w:val="16"/>
+          <w:szCs w:val="16"/>
+          <w:lang w:val="en-US"/>
+        </w:rPr>
+        <w:t xml:space="preserve">") </w:t>
+      </w:r>
+      <w:r>
+        <w:rPr>
+          <w:rFonts w:ascii="Courier New" w:eastAsia="Times New Roman" w:hAnsi="Courier New"/>
+          <w:color w:val="auto"/>
+          <w:sz w:val="16"/>
+          <w:szCs w:val="16"/>
+          <w:lang w:val="en-US"/>
+        </w:rPr>
+        <w:t>is</w:t>
+      </w:r>
+      <w:r>
+        <w:rPr>
+          <w:rFonts w:ascii="Courier New" w:eastAsia="Times New Roman" w:hAnsi="Courier New"/>
+          <w:color w:val="auto"/>
+          <w:sz w:val="16"/>
+          <w:szCs w:val="16"/>
+          <w:lang w:val="en-US"/>
+        </w:rPr>
+        <w:t xml:space="preserve"> </w:t>
+      </w:r>
+      <w:r>
+        <w:rPr>
+          <w:rFonts w:ascii="Courier New" w:eastAsia="Times New Roman" w:hAnsi="Courier New"/>
+          <w:color w:val="auto"/>
+          <w:sz w:val="16"/>
+          <w:szCs w:val="16"/>
+          <w:lang w:val="en-US"/>
+        </w:rPr>
+        <w:t>not</w:t>
+      </w:r>
+      <w:r>
+        <w:rPr>
+          <w:rFonts w:ascii="Courier New" w:eastAsia="Times New Roman" w:hAnsi="Courier New"/>
+          <w:color w:val="auto"/>
+          <w:sz w:val="16"/>
+          <w:szCs w:val="16"/>
+          <w:lang w:val="en-US"/>
+        </w:rPr>
+        <w:t xml:space="preserve"> </w:t>
+      </w:r>
+      <w:r>
+        <w:rPr>
+          <w:rFonts w:ascii="Courier New" w:eastAsia="Times New Roman" w:hAnsi="Courier New"/>
+          <w:color w:val="auto"/>
+          <w:sz w:val="16"/>
+          <w:szCs w:val="16"/>
+          <w:lang w:val="en-US"/>
+        </w:rPr>
+        <w:t>None</w:t>
+      </w:r>
+      <w:r>
+        <w:rPr>
+          <w:rFonts w:ascii="Courier New" w:eastAsia="Times New Roman" w:hAnsi="Courier New"/>
+          <w:color w:val="auto"/>
+          <w:sz w:val="16"/>
+          <w:szCs w:val="16"/>
+          <w:lang w:val="en-US"/>
+        </w:rPr>
+        <w:t xml:space="preserve"> </w:t>
+      </w:r>
+      <w:r>
+        <w:rPr>
+          <w:rFonts w:ascii="Courier New" w:eastAsia="Times New Roman" w:hAnsi="Courier New"/>
+          <w:color w:val="auto"/>
+          <w:sz w:val="16"/>
+          <w:szCs w:val="16"/>
+          <w:lang w:val="en-US"/>
+        </w:rPr>
+        <w:t>and</w:t>
+      </w:r>
+      <w:r>
+        <w:rPr>
+          <w:rFonts w:ascii="Courier New" w:eastAsia="Times New Roman" w:hAnsi="Courier New"/>
+          <w:color w:val="auto"/>
+          <w:sz w:val="16"/>
+          <w:szCs w:val="16"/>
+          <w:lang w:val="en-US"/>
+        </w:rPr>
+        <w:t xml:space="preserve"> </w:t>
+      </w:r>
+      <w:proofErr w:type="spellStart"/>
+      <w:r>
+        <w:rPr>
+          <w:rFonts w:ascii="Courier New" w:eastAsia="Times New Roman" w:hAnsi="Courier New"/>
+          <w:color w:val="auto"/>
+          <w:sz w:val="16"/>
+          <w:szCs w:val="16"/>
+          <w:lang w:val="en-US"/>
+        </w:rPr>
+        <w:t>mix</w:t>
+      </w:r>
+      <w:r>
+        <w:rPr>
+          <w:rFonts w:ascii="Courier New" w:eastAsia="Times New Roman" w:hAnsi="Courier New"/>
+          <w:color w:val="auto"/>
+          <w:sz w:val="16"/>
+          <w:szCs w:val="16"/>
+          <w:lang w:val="en-US"/>
+        </w:rPr>
+        <w:t>.</w:t>
+      </w:r>
+      <w:r>
+        <w:rPr>
+          <w:rFonts w:ascii="Courier New" w:eastAsia="Times New Roman" w:hAnsi="Courier New"/>
+          <w:color w:val="auto"/>
+          <w:sz w:val="16"/>
+          <w:szCs w:val="16"/>
+          <w:lang w:val="en-US"/>
+        </w:rPr>
+        <w:t>get</w:t>
+      </w:r>
+      <w:proofErr w:type="spellEnd"/>
+      <w:r>
+        <w:rPr>
+          <w:rFonts w:ascii="Courier New" w:eastAsia="Times New Roman" w:hAnsi="Courier New"/>
+          <w:color w:val="auto"/>
+          <w:sz w:val="16"/>
+          <w:szCs w:val="16"/>
+          <w:lang w:val="en-US"/>
+        </w:rPr>
+        <w:t>("</w:t>
+      </w:r>
+      <w:r>
+        <w:rPr>
+          <w:rFonts w:ascii="Courier New" w:eastAsia="Times New Roman" w:hAnsi="Courier New"/>
+          <w:color w:val="auto"/>
+          <w:sz w:val="16"/>
+          <w:szCs w:val="16"/>
+          <w:lang w:val="en-US"/>
+        </w:rPr>
+        <w:t>v</w:t>
+      </w:r>
+      <w:r>
+        <w:rPr>
+          <w:rFonts w:ascii="Courier New" w:eastAsia="Times New Roman" w:hAnsi="Courier New"/>
+          <w:color w:val="auto"/>
+          <w:sz w:val="16"/>
+          <w:szCs w:val="16"/>
+          <w:lang w:val="en-US"/>
+        </w:rPr>
+        <w:t>2_</w:t>
+      </w:r>
+      <w:r>
+        <w:rPr>
+          <w:rFonts w:ascii="Courier New" w:eastAsia="Times New Roman" w:hAnsi="Courier New"/>
+          <w:color w:val="auto"/>
+          <w:sz w:val="16"/>
+          <w:szCs w:val="16"/>
+          <w:lang w:val="en-US"/>
+        </w:rPr>
+        <w:t>formula</w:t>
+      </w:r>
+      <w:r>
+        <w:rPr>
+          <w:rFonts w:ascii="Courier New" w:eastAsia="Times New Roman" w:hAnsi="Courier New"/>
+          <w:color w:val="auto"/>
+          <w:sz w:val="16"/>
+          <w:szCs w:val="16"/>
+          <w:lang w:val="en-US"/>
+        </w:rPr>
+        <w:t xml:space="preserve">") </w:t>
+      </w:r>
+      <w:r>
+        <w:rPr>
+          <w:rFonts w:ascii="Courier New" w:eastAsia="Times New Roman" w:hAnsi="Courier New"/>
+          <w:color w:val="auto"/>
+          <w:sz w:val="16"/>
+          <w:szCs w:val="16"/>
+          <w:lang w:val="en-US"/>
+        </w:rPr>
+        <w:t>is</w:t>
+      </w:r>
+      <w:r>
+        <w:rPr>
+          <w:rFonts w:ascii="Courier New" w:eastAsia="Times New Roman" w:hAnsi="Courier New"/>
+          <w:color w:val="auto"/>
+          <w:sz w:val="16"/>
+          <w:szCs w:val="16"/>
+          <w:lang w:val="en-US"/>
+        </w:rPr>
+        <w:t xml:space="preserve"> </w:t>
+      </w:r>
+      <w:r>
+        <w:rPr>
+          <w:rFonts w:ascii="Courier New" w:eastAsia="Times New Roman" w:hAnsi="Courier New"/>
+          <w:color w:val="auto"/>
+          <w:sz w:val="16"/>
+          <w:szCs w:val="16"/>
+          <w:lang w:val="en-US"/>
+        </w:rPr>
+        <w:t>not</w:t>
+      </w:r>
+      <w:r>
+        <w:rPr>
+          <w:rFonts w:ascii="Courier New" w:eastAsia="Times New Roman" w:hAnsi="Courier New"/>
+          <w:color w:val="auto"/>
+          <w:sz w:val="16"/>
+          <w:szCs w:val="16"/>
+          <w:lang w:val="en-US"/>
+        </w:rPr>
+        <w:t xml:space="preserve"> </w:t>
+      </w:r>
+      <w:r>
+        <w:rPr>
+          <w:rFonts w:ascii="Courier New" w:eastAsia="Times New Roman" w:hAnsi="Courier New"/>
+          <w:color w:val="auto"/>
+          <w:sz w:val="16"/>
+          <w:szCs w:val="16"/>
+          <w:lang w:val="en-US"/>
+        </w:rPr>
+        <w:t>None</w:t>
+      </w:r>
+      <w:r>
+        <w:rPr>
+          <w:rFonts w:ascii="Courier New" w:eastAsia="Times New Roman" w:hAnsi="Courier New"/>
+          <w:color w:val="auto"/>
+          <w:sz w:val="16"/>
+          <w:szCs w:val="16"/>
+          <w:lang w:val="en-US"/>
+        </w:rPr>
+        <w:t>:</w:t>
+      </w:r>
+      <w:r>
+        <w:rPr>
+          <w:rFonts w:ascii="Courier New" w:eastAsia="Times New Roman" w:hAnsi="Courier New"/>
+          <w:color w:val="auto"/>
+          <w:sz w:val="16"/>
+          <w:szCs w:val="16"/>
+          <w:lang w:val="en-US"/>
+        </w:rPr>
+        <w:br/>
+        <w:t xml:space="preserve">            </w:t>
+      </w:r>
+      <w:r>
+        <w:rPr>
+          <w:rFonts w:ascii="Courier New" w:eastAsia="Times New Roman" w:hAnsi="Courier New"/>
+          <w:color w:val="auto"/>
+          <w:sz w:val="16"/>
+          <w:szCs w:val="16"/>
+          <w:lang w:val="en-US"/>
+        </w:rPr>
+        <w:t>print</w:t>
+      </w:r>
+      <w:r>
+        <w:rPr>
+          <w:rFonts w:ascii="Courier New" w:eastAsia="Times New Roman" w:hAnsi="Courier New"/>
+          <w:color w:val="auto"/>
+          <w:sz w:val="16"/>
+          <w:szCs w:val="16"/>
+          <w:lang w:val="en-US"/>
+        </w:rPr>
+        <w:t>(</w:t>
+      </w:r>
+      <w:r>
+        <w:rPr>
+          <w:rFonts w:ascii="Courier New" w:eastAsia="Times New Roman" w:hAnsi="Courier New"/>
+          <w:color w:val="auto"/>
+          <w:sz w:val="16"/>
+          <w:szCs w:val="16"/>
+          <w:lang w:val="en-US"/>
+        </w:rPr>
+        <w:br/>
+        <w:t xml:space="preserve">                </w:t>
+      </w:r>
+      <w:r>
+        <w:rPr>
+          <w:rFonts w:ascii="Courier New" w:eastAsia="Times New Roman" w:hAnsi="Courier New"/>
+          <w:color w:val="auto"/>
+          <w:sz w:val="16"/>
+          <w:szCs w:val="16"/>
+          <w:lang w:val="en-US"/>
+        </w:rPr>
+        <w:t>f</w:t>
+      </w:r>
+      <w:r>
+        <w:rPr>
+          <w:rFonts w:ascii="Courier New" w:eastAsia="Times New Roman" w:hAnsi="Courier New"/>
+          <w:color w:val="auto"/>
+          <w:sz w:val="16"/>
+          <w:szCs w:val="16"/>
+          <w:lang w:val="en-US"/>
+        </w:rPr>
+        <w:t>"</w:t>
+      </w:r>
+      <w:r>
+        <w:rPr>
+          <w:rFonts w:ascii="Courier New" w:eastAsia="Times New Roman" w:hAnsi="Courier New"/>
+          <w:color w:val="auto"/>
+          <w:sz w:val="16"/>
+          <w:szCs w:val="16"/>
+          <w:lang w:val="en-US"/>
+        </w:rPr>
+        <w:t>v</w:t>
+      </w:r>
+      <w:r>
+        <w:rPr>
+          <w:rFonts w:ascii="Courier New" w:eastAsia="Times New Roman" w:hAnsi="Courier New"/>
+          <w:color w:val="auto"/>
+          <w:sz w:val="16"/>
+          <w:szCs w:val="16"/>
+          <w:lang w:val="en-US"/>
+        </w:rPr>
+        <w:t>1 = 1 / (</w:t>
+      </w:r>
+      <w:r>
+        <w:rPr>
+          <w:rFonts w:ascii="Courier New" w:eastAsia="Times New Roman" w:hAnsi="Courier New"/>
+          <w:color w:val="auto"/>
+          <w:sz w:val="16"/>
+          <w:szCs w:val="16"/>
+          <w:lang w:val="en-US"/>
+        </w:rPr>
+        <w:t>u</w:t>
+      </w:r>
+      <w:r>
+        <w:rPr>
+          <w:rFonts w:ascii="Courier New" w:eastAsia="Times New Roman" w:hAnsi="Courier New"/>
+          <w:color w:val="auto"/>
+          <w:sz w:val="16"/>
+          <w:szCs w:val="16"/>
+          <w:lang w:val="en-US"/>
+        </w:rPr>
+        <w:t xml:space="preserve"> * </w:t>
+      </w:r>
+      <w:r>
+        <w:rPr>
+          <w:rFonts w:ascii="Courier New" w:eastAsia="Times New Roman" w:hAnsi="Courier New"/>
+          <w:color w:val="auto"/>
+          <w:sz w:val="16"/>
+          <w:szCs w:val="16"/>
+          <w:lang w:val="en-US"/>
+        </w:rPr>
+        <w:t>A</w:t>
+      </w:r>
+      <w:r>
+        <w:rPr>
+          <w:rFonts w:ascii="Courier New" w:eastAsia="Times New Roman" w:hAnsi="Courier New"/>
+          <w:color w:val="auto"/>
+          <w:sz w:val="16"/>
+          <w:szCs w:val="16"/>
+          <w:lang w:val="en-US"/>
+        </w:rPr>
+        <w:t xml:space="preserve">^(-1) * </w:t>
+      </w:r>
+      <w:r>
+        <w:rPr>
+          <w:rFonts w:ascii="Courier New" w:eastAsia="Times New Roman" w:hAnsi="Courier New"/>
+          <w:color w:val="auto"/>
+          <w:sz w:val="16"/>
+          <w:szCs w:val="16"/>
+          <w:lang w:val="en-US"/>
+        </w:rPr>
+        <w:t>u</w:t>
+      </w:r>
+      <w:r>
+        <w:rPr>
+          <w:rFonts w:ascii="Courier New" w:eastAsia="Times New Roman" w:hAnsi="Courier New"/>
+          <w:color w:val="auto"/>
+          <w:sz w:val="16"/>
+          <w:szCs w:val="16"/>
+          <w:lang w:val="en-US"/>
+        </w:rPr>
+        <w:t>) = {</w:t>
       </w:r>
       <w:proofErr w:type="spellStart"/>
       <w:r>
@@ -19059,18 +20315,178 @@
           <w:szCs w:val="16"/>
           <w:lang w:val="en-US"/>
         </w:rPr>
-        <w:t>(mix['v1_formula'])}, "</w:t>
-      </w:r>
-      <w:r>
-        <w:rPr>
-          <w:rFonts w:ascii="Courier New" w:eastAsia="Times New Roman" w:hAnsi="Courier New"/>
-          <w:color w:val="auto"/>
-          <w:sz w:val="16"/>
-          <w:szCs w:val="16"/>
-          <w:lang w:val="en-US"/>
-        </w:rPr>
-        <w:br/>
-        <w:t xml:space="preserve">                f"v2 = 1 / (u * B^(-1) * u) = {</w:t>
+        <w:t>(</w:t>
+      </w:r>
+      <w:r>
+        <w:rPr>
+          <w:rFonts w:ascii="Courier New" w:eastAsia="Times New Roman" w:hAnsi="Courier New"/>
+          <w:color w:val="auto"/>
+          <w:sz w:val="16"/>
+          <w:szCs w:val="16"/>
+          <w:lang w:val="en-US"/>
+        </w:rPr>
+        <w:t>mix</w:t>
+      </w:r>
+      <w:r>
+        <w:rPr>
+          <w:rFonts w:ascii="Courier New" w:eastAsia="Times New Roman" w:hAnsi="Courier New"/>
+          <w:color w:val="auto"/>
+          <w:sz w:val="16"/>
+          <w:szCs w:val="16"/>
+          <w:lang w:val="en-US"/>
+        </w:rPr>
+        <w:t>['</w:t>
+      </w:r>
+      <w:r>
+        <w:rPr>
+          <w:rFonts w:ascii="Courier New" w:eastAsia="Times New Roman" w:hAnsi="Courier New"/>
+          <w:color w:val="auto"/>
+          <w:sz w:val="16"/>
+          <w:szCs w:val="16"/>
+          <w:lang w:val="en-US"/>
+        </w:rPr>
+        <w:t>v</w:t>
+      </w:r>
+      <w:r>
+        <w:rPr>
+          <w:rFonts w:ascii="Courier New" w:eastAsia="Times New Roman" w:hAnsi="Courier New"/>
+          <w:color w:val="auto"/>
+          <w:sz w:val="16"/>
+          <w:szCs w:val="16"/>
+          <w:lang w:val="en-US"/>
+        </w:rPr>
+        <w:t>1_</w:t>
+      </w:r>
+      <w:r>
+        <w:rPr>
+          <w:rFonts w:ascii="Courier New" w:eastAsia="Times New Roman" w:hAnsi="Courier New"/>
+          <w:color w:val="auto"/>
+          <w:sz w:val="16"/>
+          <w:szCs w:val="16"/>
+          <w:lang w:val="en-US"/>
+        </w:rPr>
+        <w:t>formula</w:t>
+      </w:r>
+      <w:r>
+        <w:rPr>
+          <w:rFonts w:ascii="Courier New" w:eastAsia="Times New Roman" w:hAnsi="Courier New"/>
+          <w:color w:val="auto"/>
+          <w:sz w:val="16"/>
+          <w:szCs w:val="16"/>
+          <w:lang w:val="en-US"/>
+        </w:rPr>
+        <w:t>'])}, "</w:t>
+      </w:r>
+      <w:r>
+        <w:rPr>
+          <w:rFonts w:ascii="Courier New" w:eastAsia="Times New Roman" w:hAnsi="Courier New"/>
+          <w:color w:val="auto"/>
+          <w:sz w:val="16"/>
+          <w:szCs w:val="16"/>
+          <w:lang w:val="en-US"/>
+        </w:rPr>
+        <w:br/>
+        <w:t xml:space="preserve">                </w:t>
+      </w:r>
+      <w:r>
+        <w:rPr>
+          <w:rFonts w:ascii="Courier New" w:eastAsia="Times New Roman" w:hAnsi="Courier New"/>
+          <w:color w:val="auto"/>
+          <w:sz w:val="16"/>
+          <w:szCs w:val="16"/>
+          <w:lang w:val="en-US"/>
+        </w:rPr>
+        <w:t>f</w:t>
+      </w:r>
+      <w:r>
+        <w:rPr>
+          <w:rFonts w:ascii="Courier New" w:eastAsia="Times New Roman" w:hAnsi="Courier New"/>
+          <w:color w:val="auto"/>
+          <w:sz w:val="16"/>
+          <w:szCs w:val="16"/>
+          <w:lang w:val="en-US"/>
+        </w:rPr>
+        <w:t>"</w:t>
+      </w:r>
+      <w:r>
+        <w:rPr>
+          <w:rFonts w:ascii="Courier New" w:eastAsia="Times New Roman" w:hAnsi="Courier New"/>
+          <w:color w:val="auto"/>
+          <w:sz w:val="16"/>
+          <w:szCs w:val="16"/>
+          <w:lang w:val="en-US"/>
+        </w:rPr>
+        <w:t>v</w:t>
+      </w:r>
+      <w:r>
+        <w:rPr>
+          <w:rFonts w:ascii="Courier New" w:eastAsia="Times New Roman" w:hAnsi="Courier New"/>
+          <w:color w:val="auto"/>
+          <w:sz w:val="16"/>
+          <w:szCs w:val="16"/>
+          <w:lang w:val="en-US"/>
+        </w:rPr>
+        <w:t>2 = 1 / (</w:t>
+      </w:r>
+      <w:r>
+        <w:rPr>
+          <w:rFonts w:ascii="Courier New" w:eastAsia="Times New Roman" w:hAnsi="Courier New"/>
+          <w:color w:val="auto"/>
+          <w:sz w:val="16"/>
+          <w:szCs w:val="16"/>
+          <w:lang w:val="en-US"/>
+        </w:rPr>
+        <w:t>u</w:t>
+      </w:r>
+      <w:r>
+        <w:rPr>
+          <w:rFonts w:ascii="Courier New" w:eastAsia="Times New Roman" w:hAnsi="Courier New"/>
+          <w:color w:val="auto"/>
+          <w:sz w:val="16"/>
+          <w:szCs w:val="16"/>
+          <w:lang w:val="en-US"/>
+        </w:rPr>
+        <w:t xml:space="preserve"> * </w:t>
+      </w:r>
+      <w:r>
+        <w:rPr>
+          <w:rFonts w:ascii="Courier New" w:eastAsia="Times New Roman" w:hAnsi="Courier New"/>
+          <w:color w:val="auto"/>
+          <w:sz w:val="16"/>
+          <w:szCs w:val="16"/>
+          <w:lang w:val="en-US"/>
+        </w:rPr>
+        <w:t>B</w:t>
+      </w:r>
+      <w:r>
+        <w:rPr>
+          <w:rFonts w:ascii="Courier New" w:eastAsia="Times New Roman" w:hAnsi="Courier New"/>
+          <w:color w:val="auto"/>
+          <w:sz w:val="16"/>
+          <w:szCs w:val="16"/>
+          <w:lang w:val="en-US"/>
+        </w:rPr>
+        <w:t xml:space="preserve">^(-1) * </w:t>
+      </w:r>
+      <w:r>
+        <w:rPr>
+          <w:rFonts w:ascii="Courier New" w:eastAsia="Times New Roman" w:hAnsi="Courier New"/>
+          <w:color w:val="auto"/>
+          <w:sz w:val="16"/>
+          <w:szCs w:val="16"/>
+          <w:lang w:val="en-US"/>
+        </w:rPr>
+        <w:t>u</w:t>
+      </w:r>
+      <w:r>
+        <w:rPr>
+          <w:rFonts w:ascii="Courier New" w:eastAsia="Times New Roman" w:hAnsi="Courier New"/>
+          <w:color w:val="auto"/>
+          <w:sz w:val="16"/>
+          <w:szCs w:val="16"/>
+          <w:lang w:val="en-US"/>
+        </w:rPr>
+        <w:t>) = {</w:t>
       </w:r>
       <w:proofErr w:type="spellStart"/>
       <w:r>
@@ -19092,7 +20508,67 @@
           <w:szCs w:val="16"/>
           <w:lang w:val="en-US"/>
         </w:rPr>
-        <w:t>(mix['v2_formula'])}"</w:t>
+        <w:t>(</w:t>
+      </w:r>
+      <w:r>
+        <w:rPr>
+          <w:rFonts w:ascii="Courier New" w:eastAsia="Times New Roman" w:hAnsi="Courier New"/>
+          <w:color w:val="auto"/>
+          <w:sz w:val="16"/>
+          <w:szCs w:val="16"/>
+          <w:lang w:val="en-US"/>
+        </w:rPr>
+        <w:t>mix</w:t>
+      </w:r>
+      <w:r>
+        <w:rPr>
+          <w:rFonts w:ascii="Courier New" w:eastAsia="Times New Roman" w:hAnsi="Courier New"/>
+          <w:color w:val="auto"/>
+          <w:sz w:val="16"/>
+          <w:szCs w:val="16"/>
+          <w:lang w:val="en-US"/>
+        </w:rPr>
+        <w:t>['</w:t>
+      </w:r>
+      <w:r>
+        <w:rPr>
+          <w:rFonts w:ascii="Courier New" w:eastAsia="Times New Roman" w:hAnsi="Courier New"/>
+          <w:color w:val="auto"/>
+          <w:sz w:val="16"/>
+          <w:szCs w:val="16"/>
+          <w:lang w:val="en-US"/>
+        </w:rPr>
+        <w:t>v</w:t>
+      </w:r>
+      <w:r>
+        <w:rPr>
+          <w:rFonts w:ascii="Courier New" w:eastAsia="Times New Roman" w:hAnsi="Courier New"/>
+          <w:color w:val="auto"/>
+          <w:sz w:val="16"/>
+          <w:szCs w:val="16"/>
+          <w:lang w:val="en-US"/>
+        </w:rPr>
+        <w:t>2_</w:t>
+      </w:r>
+      <w:r>
+        <w:rPr>
+          <w:rFonts w:ascii="Courier New" w:eastAsia="Times New Roman" w:hAnsi="Courier New"/>
+          <w:color w:val="auto"/>
+          <w:sz w:val="16"/>
+          <w:szCs w:val="16"/>
+          <w:lang w:val="en-US"/>
+        </w:rPr>
+        <w:t>formula</w:t>
+      </w:r>
+      <w:r>
+        <w:rPr>
+          <w:rFonts w:ascii="Courier New" w:eastAsia="Times New Roman" w:hAnsi="Courier New"/>
+          <w:color w:val="auto"/>
+          <w:sz w:val="16"/>
+          <w:szCs w:val="16"/>
+          <w:lang w:val="en-US"/>
+        </w:rPr>
+        <w:t>'])}"</w:t>
       </w:r>
       <w:r>
         <w:rPr>
@@ -19114,29 +20590,129 @@
           <w:lang w:val="en-US"/>
         </w:rPr>
         <w:br/>
-        <w:t xml:space="preserve">            print(</w:t>
-      </w:r>
-      <w:proofErr w:type="spellStart"/>
-      <w:r>
-        <w:rPr>
-          <w:rFonts w:ascii="Courier New" w:eastAsia="Times New Roman" w:hAnsi="Courier New"/>
-          <w:color w:val="auto"/>
-          <w:sz w:val="16"/>
-          <w:szCs w:val="16"/>
-          <w:lang w:val="en-US"/>
-        </w:rPr>
-        <w:t>f"x</w:t>
-      </w:r>
-      <w:proofErr w:type="spellEnd"/>
-      <w:r>
-        <w:rPr>
-          <w:rFonts w:ascii="Courier New" w:eastAsia="Times New Roman" w:hAnsi="Courier New"/>
-          <w:color w:val="auto"/>
-          <w:sz w:val="16"/>
-          <w:szCs w:val="16"/>
-          <w:lang w:val="en-US"/>
-        </w:rPr>
-        <w:t xml:space="preserve"> = v2 * u * B^(-1) = [{</w:t>
+        <w:t xml:space="preserve">            </w:t>
+      </w:r>
+      <w:r>
+        <w:rPr>
+          <w:rFonts w:ascii="Courier New" w:eastAsia="Times New Roman" w:hAnsi="Courier New"/>
+          <w:color w:val="auto"/>
+          <w:sz w:val="16"/>
+          <w:szCs w:val="16"/>
+          <w:lang w:val="en-US"/>
+        </w:rPr>
+        <w:t>print</w:t>
+      </w:r>
+      <w:r>
+        <w:rPr>
+          <w:rFonts w:ascii="Courier New" w:eastAsia="Times New Roman" w:hAnsi="Courier New"/>
+          <w:color w:val="auto"/>
+          <w:sz w:val="16"/>
+          <w:szCs w:val="16"/>
+          <w:lang w:val="en-US"/>
+        </w:rPr>
+        <w:t>(</w:t>
+      </w:r>
+      <w:proofErr w:type="spellStart"/>
+      <w:r>
+        <w:rPr>
+          <w:rFonts w:ascii="Courier New" w:eastAsia="Times New Roman" w:hAnsi="Courier New"/>
+          <w:color w:val="auto"/>
+          <w:sz w:val="16"/>
+          <w:szCs w:val="16"/>
+          <w:lang w:val="en-US"/>
+        </w:rPr>
+        <w:t>f</w:t>
+      </w:r>
+      <w:r>
+        <w:rPr>
+          <w:rFonts w:ascii="Courier New" w:eastAsia="Times New Roman" w:hAnsi="Courier New"/>
+          <w:color w:val="auto"/>
+          <w:sz w:val="16"/>
+          <w:szCs w:val="16"/>
+          <w:lang w:val="en-US"/>
+        </w:rPr>
+        <w:t>"</w:t>
+      </w:r>
+      <w:r>
+        <w:rPr>
+          <w:rFonts w:ascii="Courier New" w:eastAsia="Times New Roman" w:hAnsi="Courier New"/>
+          <w:color w:val="auto"/>
+          <w:sz w:val="16"/>
+          <w:szCs w:val="16"/>
+          <w:lang w:val="en-US"/>
+        </w:rPr>
+        <w:t>x</w:t>
+      </w:r>
+      <w:proofErr w:type="spellEnd"/>
+      <w:r>
+        <w:rPr>
+          <w:rFonts w:ascii="Courier New" w:eastAsia="Times New Roman" w:hAnsi="Courier New"/>
+          <w:color w:val="auto"/>
+          <w:sz w:val="16"/>
+          <w:szCs w:val="16"/>
+          <w:lang w:val="en-US"/>
+        </w:rPr>
+        <w:t xml:space="preserve"> = </w:t>
+      </w:r>
+      <w:r>
+        <w:rPr>
+          <w:rFonts w:ascii="Courier New" w:eastAsia="Times New Roman" w:hAnsi="Courier New"/>
+          <w:color w:val="auto"/>
+          <w:sz w:val="16"/>
+          <w:szCs w:val="16"/>
+          <w:lang w:val="en-US"/>
+        </w:rPr>
+        <w:t>v</w:t>
+      </w:r>
+      <w:r>
+        <w:rPr>
+          <w:rFonts w:ascii="Courier New" w:eastAsia="Times New Roman" w:hAnsi="Courier New"/>
+          <w:color w:val="auto"/>
+          <w:sz w:val="16"/>
+          <w:szCs w:val="16"/>
+          <w:lang w:val="en-US"/>
+        </w:rPr>
+        <w:t xml:space="preserve">2 * </w:t>
+      </w:r>
+      <w:r>
+        <w:rPr>
+          <w:rFonts w:ascii="Courier New" w:eastAsia="Times New Roman" w:hAnsi="Courier New"/>
+          <w:color w:val="auto"/>
+          <w:sz w:val="16"/>
+          <w:szCs w:val="16"/>
+          <w:lang w:val="en-US"/>
+        </w:rPr>
+        <w:t>u</w:t>
+      </w:r>
+      <w:r>
+        <w:rPr>
+          <w:rFonts w:ascii="Courier New" w:eastAsia="Times New Roman" w:hAnsi="Courier New"/>
+          <w:color w:val="auto"/>
+          <w:sz w:val="16"/>
+          <w:szCs w:val="16"/>
+          <w:lang w:val="en-US"/>
+        </w:rPr>
+        <w:t xml:space="preserve"> * </w:t>
+      </w:r>
+      <w:r>
+        <w:rPr>
+          <w:rFonts w:ascii="Courier New" w:eastAsia="Times New Roman" w:hAnsi="Courier New"/>
+          <w:color w:val="auto"/>
+          <w:sz w:val="16"/>
+          <w:szCs w:val="16"/>
+          <w:lang w:val="en-US"/>
+        </w:rPr>
+        <w:t>B</w:t>
+      </w:r>
+      <w:r>
+        <w:rPr>
+          <w:rFonts w:ascii="Courier New" w:eastAsia="Times New Roman" w:hAnsi="Courier New"/>
+          <w:color w:val="auto"/>
+          <w:sz w:val="16"/>
+          <w:szCs w:val="16"/>
+          <w:lang w:val="en-US"/>
+        </w:rPr>
+        <w:t>^(-1) = [{</w:t>
       </w:r>
       <w:proofErr w:type="spellStart"/>
       <w:r>
@@ -19158,29 +20734,79 @@
           <w:szCs w:val="16"/>
           <w:lang w:val="en-US"/>
         </w:rPr>
-        <w:t>(mix['</w:t>
-      </w:r>
-      <w:proofErr w:type="spellStart"/>
-      <w:r>
-        <w:rPr>
-          <w:rFonts w:ascii="Courier New" w:eastAsia="Times New Roman" w:hAnsi="Courier New"/>
-          <w:color w:val="auto"/>
-          <w:sz w:val="16"/>
-          <w:szCs w:val="16"/>
-          <w:lang w:val="en-US"/>
-        </w:rPr>
-        <w:t>x_formula</w:t>
-      </w:r>
-      <w:proofErr w:type="spellEnd"/>
-      <w:r>
-        <w:rPr>
-          <w:rFonts w:ascii="Courier New" w:eastAsia="Times New Roman" w:hAnsi="Courier New"/>
-          <w:color w:val="auto"/>
-          <w:sz w:val="16"/>
-          <w:szCs w:val="16"/>
-          <w:lang w:val="en-US"/>
-        </w:rPr>
-        <w:t>'][0])}, {</w:t>
+        <w:t>(</w:t>
+      </w:r>
+      <w:r>
+        <w:rPr>
+          <w:rFonts w:ascii="Courier New" w:eastAsia="Times New Roman" w:hAnsi="Courier New"/>
+          <w:color w:val="auto"/>
+          <w:sz w:val="16"/>
+          <w:szCs w:val="16"/>
+          <w:lang w:val="en-US"/>
+        </w:rPr>
+        <w:t>mix</w:t>
+      </w:r>
+      <w:r>
+        <w:rPr>
+          <w:rFonts w:ascii="Courier New" w:eastAsia="Times New Roman" w:hAnsi="Courier New"/>
+          <w:color w:val="auto"/>
+          <w:sz w:val="16"/>
+          <w:szCs w:val="16"/>
+          <w:lang w:val="en-US"/>
+        </w:rPr>
+        <w:t>['</w:t>
+      </w:r>
+      <w:proofErr w:type="spellStart"/>
+      <w:r>
+        <w:rPr>
+          <w:rFonts w:ascii="Courier New" w:eastAsia="Times New Roman" w:hAnsi="Courier New"/>
+          <w:color w:val="auto"/>
+          <w:sz w:val="16"/>
+          <w:szCs w:val="16"/>
+          <w:lang w:val="en-US"/>
+        </w:rPr>
+        <w:t>x</w:t>
+      </w:r>
+      <w:r>
+        <w:rPr>
+          <w:rFonts w:ascii="Courier New" w:eastAsia="Times New Roman" w:hAnsi="Courier New"/>
+          <w:color w:val="auto"/>
+          <w:sz w:val="16"/>
+          <w:szCs w:val="16"/>
+          <w:lang w:val="en-US"/>
+        </w:rPr>
+        <w:t>_</w:t>
+      </w:r>
+      <w:r>
+        <w:rPr>
+          <w:rFonts w:ascii="Courier New" w:eastAsia="Times New Roman" w:hAnsi="Courier New"/>
+          <w:color w:val="auto"/>
+          <w:sz w:val="16"/>
+          <w:szCs w:val="16"/>
+          <w:lang w:val="en-US"/>
+        </w:rPr>
+        <w:t>formula</w:t>
+      </w:r>
+      <w:proofErr w:type="spellEnd"/>
+      <w:r>
+        <w:rPr>
+          <w:rFonts w:ascii="Courier New" w:eastAsia="Times New Roman" w:hAnsi="Courier New"/>
+          <w:color w:val="auto"/>
+          <w:sz w:val="16"/>
+          <w:szCs w:val="16"/>
+          <w:lang w:val="en-US"/>
+        </w:rPr>
+        <w:t xml:space="preserve">'][0])}, </w:t>
+      </w:r>
+      <w:r>
+        <w:rPr>
+          <w:rFonts w:ascii="Courier New" w:eastAsia="Times New Roman" w:hAnsi="Courier New"/>
+          <w:color w:val="auto"/>
+          <w:sz w:val="16"/>
+          <w:szCs w:val="16"/>
+          <w:lang w:val="en-US"/>
+        </w:rPr>
+        <w:t>{</w:t>
       </w:r>
       <w:proofErr w:type="spellStart"/>
       <w:r>
@@ -26550,6 +28176,7 @@
   <w:style w:type="character" w:default="1" w:styleId="a0">
     <w:name w:val="Default Paragraph Font"/>
     <w:uiPriority w:val="1"/>
+    <w:semiHidden/>
     <w:unhideWhenUsed/>
   </w:style>
   <w:style w:type="table" w:default="1" w:styleId="a1">
